--- a/插件详细手册/23.窗口字符/关于颜色核心.docx
+++ b/插件详细手册/23.窗口字符/关于颜色核心.docx
@@ -1,21 +1,443 @@
 
 <file path=word/document.xml><?xml version="1.0" encoding="utf-8"?>
-<w:document xmlns:wpc="http://schemas.microsoft.com/office/word/2010/wordprocessingCanvas" xmlns:cx="http://schemas.microsoft.com/office/drawing/2014/chartex" xmlns:cx1="http://schemas.microsoft.com/office/drawing/2015/9/8/chartex" xmlns:cx2="http://schemas.microsoft.com/office/drawing/2015/10/21/chartex" xmlns:cx3="http://schemas.microsoft.com/office/drawing/2016/5/9/chartex" xmlns:cx4="http://schemas.microsoft.com/office/drawing/2016/5/10/chartex" xmlns:cx5="http://schemas.microsoft.com/office/drawing/2016/5/11/chartex" xmlns:cx6="http://schemas.microsoft.com/office/drawing/2016/5/12/chartex" xmlns:cx7="http://schemas.microsoft.com/office/drawing/2016/5/13/chartex" xmlns:cx8="http://schemas.microsoft.com/office/drawing/2016/5/14/chartex" xmlns:mc="http://schemas.openxmlformats.org/markup-compatibility/2006" xmlns:aink="http://schemas.microsoft.com/office/drawing/2016/ink" xmlns:am3d="http://schemas.microsoft.com/office/drawing/2017/model3d" xmlns:o="urn:schemas-microsoft-com:office:office" xmlns:oel="http://schemas.microsoft.com/office/2019/extlst" xmlns:r="http://schemas.openxmlformats.org/officeDocument/2006/relationships" xmlns:m="http://schemas.openxmlformats.org/officeDocument/2006/math" xmlns:v="urn:schemas-microsoft-com:vml" xmlns:wp14="http://schemas.microsoft.com/office/word/2010/wordprocessingDrawing" xmlns:wp="http://schemas.openxmlformats.org/drawingml/2006/wordprocessingDrawing" xmlns:w10="urn:schemas-microsoft-com:office:word" xmlns:w="http://schemas.openxmlformats.org/wordprocessingml/2006/main" xmlns:w14="http://schemas.microsoft.com/office/word/2010/wordml" xmlns:w15="http://schemas.microsoft.com/office/word/2012/wordml" xmlns:w16cex="http://schemas.microsoft.com/office/word/2018/wordml/cex" xmlns:w16cid="http://schemas.microsoft.com/office/word/2016/wordml/cid" xmlns:w16="http://schemas.microsoft.com/office/word/2018/wordml" xmlns:w16sdtdh="http://schemas.microsoft.com/office/word/2020/wordml/sdtdatahash" xmlns:w16se="http://schemas.microsoft.com/office/word/2015/wordml/symex" xmlns:wpg="http://schemas.microsoft.com/office/word/2010/wordprocessingGroup" xmlns:wpi="http://schemas.microsoft.com/office/word/2010/wordprocessingInk" xmlns:wne="http://schemas.microsoft.com/office/word/2006/wordml" xmlns:wps="http://schemas.microsoft.com/office/word/2010/wordprocessingShape" mc:Ignorable="w14 w15 w16se w16cid w16 w16cex w16sdtdh wp14">
+<w:document xmlns:wpc="http://schemas.microsoft.com/office/word/2010/wordprocessingCanvas" xmlns:cx="http://schemas.microsoft.com/office/drawing/2014/chartex" xmlns:cx1="http://schemas.microsoft.com/office/drawing/2015/9/8/chartex" xmlns:cx2="http://schemas.microsoft.com/office/drawing/2015/10/21/chartex" xmlns:cx3="http://schemas.microsoft.com/office/drawing/2016/5/9/chartex" xmlns:cx4="http://schemas.microsoft.com/office/drawing/2016/5/10/chartex" xmlns:cx5="http://schemas.microsoft.com/office/drawing/2016/5/11/chartex" xmlns:cx6="http://schemas.microsoft.com/office/drawing/2016/5/12/chartex" xmlns:cx7="http://schemas.microsoft.com/office/drawing/2016/5/13/chartex" xmlns:cx8="http://schemas.microsoft.com/office/drawing/2016/5/14/chartex" xmlns:mc="http://schemas.openxmlformats.org/markup-compatibility/2006" xmlns:aink="http://schemas.microsoft.com/office/drawing/2016/ink" xmlns:am3d="http://schemas.microsoft.com/office/drawing/2017/model3d" xmlns:o="urn:schemas-microsoft-com:office:office" xmlns:oel="http://schemas.microsoft.com/office/2019/extlst" xmlns:r="http://schemas.openxmlformats.org/officeDocument/2006/relationships" xmlns:m="http://schemas.openxmlformats.org/officeDocument/2006/math" xmlns:v="urn:schemas-microsoft-com:vml" xmlns:wp14="http://schemas.microsoft.com/office/word/2010/wordprocessingDrawing" xmlns:wp="http://schemas.openxmlformats.org/drawingml/2006/wordprocessingDrawing" xmlns:w10="urn:schemas-microsoft-com:office:word" xmlns:w="http://schemas.openxmlformats.org/wordprocessingml/2006/main" xmlns:w14="http://schemas.microsoft.com/office/word/2010/wordml" xmlns:w15="http://schemas.microsoft.com/office/word/2012/wordml" xmlns:w16cex="http://schemas.microsoft.com/office/word/2018/wordml/cex" xmlns:w16cid="http://schemas.microsoft.com/office/word/2016/wordml/cid" xmlns:w16="http://schemas.microsoft.com/office/word/2018/wordml" xmlns:w16du="http://schemas.microsoft.com/office/word/2023/wordml/word16du" xmlns:w16sdtdh="http://schemas.microsoft.com/office/word/2020/wordml/sdtdatahash" xmlns:w16sdtfl="http://schemas.microsoft.com/office/word/2024/wordml/sdtformatlock" xmlns:w16se="http://schemas.microsoft.com/office/word/2015/wordml/symex" xmlns:wpg="http://schemas.microsoft.com/office/word/2010/wordprocessingGroup" xmlns:wpi="http://schemas.microsoft.com/office/word/2010/wordprocessingInk" xmlns:wne="http://schemas.microsoft.com/office/word/2006/wordml" xmlns:wps="http://schemas.microsoft.com/office/word/2010/wordprocessingShape" mc:Ignorable="w14 w15 w16se w16cid w16 w16cex w16sdtdh w16sdtfl w16du wp14">
   <w:body>
     <w:p>
       <w:pPr>
         <w:pStyle w:val="2"/>
-      </w:pPr>
-      <w:r>
         <w:rPr>
           <w:rFonts w:hint="eastAsia"/>
         </w:rPr>
+      </w:pPr>
+      <w:bookmarkStart w:id="0" w:name="_Hlk185620347"/>
+      <w:bookmarkEnd w:id="0"/>
+      <w:r>
+        <w:rPr>
+          <w:rFonts w:hint="eastAsia"/>
+        </w:rPr>
         <w:t>概述</w:t>
       </w:r>
     </w:p>
     <w:p>
       <w:pPr>
+        <w:keepNext/>
+        <w:keepLines/>
+        <w:spacing w:before="240" w:after="120" w:line="415" w:lineRule="auto"/>
+        <w:outlineLvl w:val="2"/>
+        <w:rPr>
+          <w:rFonts w:hint="eastAsia"/>
+          <w:b/>
+          <w:bCs/>
+          <w:sz w:val="28"/>
+          <w:szCs w:val="32"/>
+        </w:rPr>
+      </w:pPr>
+      <w:r>
+        <w:rPr>
+          <w:rFonts w:hint="eastAsia"/>
+          <w:b/>
+          <w:bCs/>
+          <w:sz w:val="28"/>
+          <w:szCs w:val="32"/>
+        </w:rPr>
+        <w:t>基础要求</w:t>
+      </w:r>
+    </w:p>
+    <w:tbl>
+      <w:tblPr>
+        <w:tblStyle w:val="af"/>
+        <w:tblW w:w="0" w:type="auto"/>
+        <w:tblBorders>
+          <w:top w:val="none" w:sz="0" w:space="0" w:color="auto"/>
+          <w:left w:val="none" w:sz="0" w:space="0" w:color="auto"/>
+          <w:bottom w:val="none" w:sz="0" w:space="0" w:color="auto"/>
+          <w:right w:val="none" w:sz="0" w:space="0" w:color="auto"/>
+          <w:insideH w:val="none" w:sz="0" w:space="0" w:color="auto"/>
+          <w:insideV w:val="none" w:sz="0" w:space="0" w:color="auto"/>
+        </w:tblBorders>
+        <w:tblLook w:val="04A0" w:firstRow="1" w:lastRow="0" w:firstColumn="1" w:lastColumn="0" w:noHBand="0" w:noVBand="1"/>
+      </w:tblPr>
+      <w:tblGrid>
+        <w:gridCol w:w="5637"/>
+        <w:gridCol w:w="2885"/>
+      </w:tblGrid>
+      <w:tr>
+        <w:tc>
+          <w:tcPr>
+            <w:tcW w:w="5637" w:type="dxa"/>
+            <w:shd w:val="clear" w:color="auto" w:fill="auto"/>
+          </w:tcPr>
+          <w:p>
+            <w:pPr>
+              <w:snapToGrid w:val="0"/>
+              <w:rPr>
+                <w:rFonts w:ascii="Tahoma" w:eastAsia="微软雅黑" w:hAnsi="Tahoma"/>
+                <w:kern w:val="0"/>
+                <w:sz w:val="22"/>
+              </w:rPr>
+            </w:pPr>
+            <w:r>
+              <w:rPr>
+                <w:rFonts w:ascii="Tahoma" w:eastAsia="微软雅黑" w:hAnsi="Tahoma" w:hint="eastAsia"/>
+                <w:kern w:val="0"/>
+                <w:sz w:val="22"/>
+              </w:rPr>
+              <w:t>先尝试回答下面的问题：</w:t>
+            </w:r>
+          </w:p>
+          <w:p>
+            <w:pPr>
+              <w:snapToGrid w:val="0"/>
+              <w:ind w:firstLineChars="200" w:firstLine="440"/>
+              <w:rPr>
+                <w:rFonts w:ascii="Tahoma" w:eastAsia="微软雅黑" w:hAnsi="Tahoma"/>
+                <w:kern w:val="0"/>
+                <w:sz w:val="22"/>
+              </w:rPr>
+            </w:pPr>
+            <w:r>
+              <w:rPr>
+                <w:rFonts w:ascii="Tahoma" w:eastAsia="微软雅黑" w:hAnsi="Tahoma" w:hint="eastAsia"/>
+                <w:kern w:val="0"/>
+                <w:sz w:val="22"/>
+              </w:rPr>
+              <w:t>什么是文本域、</w:t>
+            </w:r>
+            <w:r>
+              <w:rPr>
+                <w:rFonts w:ascii="Tahoma" w:eastAsia="微软雅黑" w:hAnsi="Tahoma" w:hint="eastAsia"/>
+                <w:kern w:val="0"/>
+                <w:sz w:val="22"/>
+              </w:rPr>
+              <w:t>文本</w:t>
+            </w:r>
+            <w:r>
+              <w:rPr>
+                <w:rFonts w:ascii="Tahoma" w:eastAsia="微软雅黑" w:hAnsi="Tahoma" w:hint="eastAsia"/>
+                <w:kern w:val="0"/>
+                <w:sz w:val="22"/>
+              </w:rPr>
+              <w:t>光标？</w:t>
+            </w:r>
+          </w:p>
+          <w:p>
+            <w:pPr>
+              <w:snapToGrid w:val="0"/>
+              <w:ind w:firstLineChars="200" w:firstLine="440"/>
+              <w:rPr>
+                <w:rFonts w:ascii="Tahoma" w:eastAsia="微软雅黑" w:hAnsi="Tahoma"/>
+                <w:kern w:val="0"/>
+                <w:sz w:val="22"/>
+              </w:rPr>
+            </w:pPr>
+            <w:r>
+              <w:rPr>
+                <w:rFonts w:ascii="Tahoma" w:eastAsia="微软雅黑" w:hAnsi="Tahoma" w:hint="eastAsia"/>
+                <w:kern w:val="0"/>
+                <w:sz w:val="22"/>
+              </w:rPr>
+              <w:t>什么是窗口字符、底层字符？</w:t>
+            </w:r>
+          </w:p>
+          <w:p>
+            <w:pPr>
+              <w:snapToGrid w:val="0"/>
+              <w:ind w:firstLineChars="200" w:firstLine="440"/>
+              <w:rPr>
+                <w:rFonts w:ascii="Tahoma" w:eastAsia="微软雅黑" w:hAnsi="Tahoma"/>
+                <w:kern w:val="0"/>
+                <w:sz w:val="22"/>
+              </w:rPr>
+            </w:pPr>
+            <w:r>
+              <w:rPr>
+                <w:rFonts w:ascii="Tahoma" w:eastAsia="微软雅黑" w:hAnsi="Tahoma" w:hint="eastAsia"/>
+                <w:kern w:val="0"/>
+                <w:sz w:val="22"/>
+              </w:rPr>
+              <w:t>窗口字符分为哪些类型？</w:t>
+            </w:r>
+          </w:p>
+          <w:p>
+            <w:pPr>
+              <w:snapToGrid w:val="0"/>
+              <w:ind w:firstLineChars="200" w:firstLine="440"/>
+              <w:rPr>
+                <w:rFonts w:ascii="Tahoma" w:eastAsia="微软雅黑" w:hAnsi="Tahoma"/>
+                <w:kern w:val="0"/>
+                <w:sz w:val="22"/>
+              </w:rPr>
+            </w:pPr>
+            <w:r>
+              <w:rPr>
+                <w:rFonts w:ascii="Tahoma" w:eastAsia="微软雅黑" w:hAnsi="Tahoma" w:hint="eastAsia"/>
+                <w:kern w:val="0"/>
+                <w:sz w:val="22"/>
+              </w:rPr>
+              <w:t>窗口字符、底层字符有哪些固定格式？</w:t>
+            </w:r>
+          </w:p>
+        </w:tc>
+        <w:tc>
+          <w:tcPr>
+            <w:tcW w:w="2885" w:type="dxa"/>
+            <w:shd w:val="clear" w:color="auto" w:fill="auto"/>
+          </w:tcPr>
+          <w:p>
+            <w:pPr>
+              <w:snapToGrid w:val="0"/>
+              <w:jc w:val="center"/>
+              <w:rPr>
+                <w:rFonts w:ascii="Tahoma" w:eastAsia="微软雅黑" w:hAnsi="Tahoma"/>
+                <w:kern w:val="0"/>
+                <w:sz w:val="22"/>
+              </w:rPr>
+            </w:pPr>
+            <w:r>
+              <w:rPr>
+                <w:noProof/>
+              </w:rPr>
+              <w:drawing>
+                <wp:inline distT="0" distB="0" distL="0" distR="0" wp14:anchorId="18EEEC01" wp14:editId="750FEEF0">
+                  <wp:extent cx="1314450" cy="685800"/>
+                  <wp:effectExtent l="0" t="0" r="0" b="0"/>
+                  <wp:docPr id="1660732341" name="图片 1"/>
+                  <wp:cNvGraphicFramePr>
+                    <a:graphicFrameLocks xmlns:a="http://schemas.openxmlformats.org/drawingml/2006/main" noChangeAspect="1"/>
+                  </wp:cNvGraphicFramePr>
+                  <a:graphic xmlns:a="http://schemas.openxmlformats.org/drawingml/2006/main">
+                    <a:graphicData uri="http://schemas.openxmlformats.org/drawingml/2006/picture">
+                      <pic:pic xmlns:pic="http://schemas.openxmlformats.org/drawingml/2006/picture">
+                        <pic:nvPicPr>
+                          <pic:cNvPr id="0" name="Picture 2"/>
+                          <pic:cNvPicPr>
+                            <a:picLocks noChangeAspect="1" noChangeArrowheads="1"/>
+                          </pic:cNvPicPr>
+                        </pic:nvPicPr>
+                        <pic:blipFill>
+                          <a:blip r:embed="rId7">
+                            <a:extLst>
+                              <a:ext uri="{28A0092B-C50C-407E-A947-70E740481C1C}">
+                                <a14:useLocalDpi xmlns:a14="http://schemas.microsoft.com/office/drawing/2010/main" val="0"/>
+                              </a:ext>
+                            </a:extLst>
+                          </a:blip>
+                          <a:srcRect/>
+                          <a:stretch>
+                            <a:fillRect/>
+                          </a:stretch>
+                        </pic:blipFill>
+                        <pic:spPr bwMode="auto">
+                          <a:xfrm>
+                            <a:off x="0" y="0"/>
+                            <a:ext cx="1314450" cy="685800"/>
+                          </a:xfrm>
+                          <a:prstGeom prst="rect">
+                            <a:avLst/>
+                          </a:prstGeom>
+                          <a:noFill/>
+                          <a:ln>
+                            <a:noFill/>
+                          </a:ln>
+                        </pic:spPr>
+                      </pic:pic>
+                    </a:graphicData>
+                  </a:graphic>
+                </wp:inline>
+              </w:drawing>
+            </w:r>
+          </w:p>
+          <w:p>
+            <w:pPr>
+              <w:snapToGrid w:val="0"/>
+              <w:jc w:val="center"/>
+              <w:rPr>
+                <w:rFonts w:ascii="Tahoma" w:eastAsia="微软雅黑" w:hAnsi="Tahoma"/>
+                <w:kern w:val="0"/>
+                <w:sz w:val="22"/>
+              </w:rPr>
+            </w:pPr>
+            <w:r>
+              <w:rPr>
+                <w:rFonts w:ascii="Tahoma" w:eastAsia="微软雅黑" w:hAnsi="Tahoma" w:hint="eastAsia"/>
+                <w:kern w:val="0"/>
+                <w:sz w:val="22"/>
+              </w:rPr>
+              <w:t>需要先了解基础知识哦！</w:t>
+            </w:r>
+          </w:p>
+        </w:tc>
+      </w:tr>
+    </w:tbl>
+    <w:p>
+      <w:pPr>
+        <w:snapToGrid w:val="0"/>
+        <w:spacing w:before="200"/>
+        <w:rPr>
+          <w:rFonts w:ascii="Tahoma" w:eastAsia="微软雅黑" w:hAnsi="Tahoma"/>
+          <w:kern w:val="0"/>
+          <w:sz w:val="22"/>
+        </w:rPr>
+      </w:pPr>
+      <w:r>
+        <w:rPr>
+          <w:rFonts w:ascii="Tahoma" w:eastAsia="微软雅黑" w:hAnsi="Tahoma" w:hint="eastAsia"/>
+          <w:kern w:val="0"/>
+          <w:sz w:val="22"/>
+        </w:rPr>
+        <w:t>如果你对上述问题有疑问，那么说明你还不了解</w:t>
+      </w:r>
+      <w:r>
+        <w:rPr>
+          <w:rFonts w:ascii="Tahoma" w:eastAsia="微软雅黑" w:hAnsi="Tahoma" w:hint="eastAsia"/>
+          <w:kern w:val="0"/>
+          <w:sz w:val="22"/>
+        </w:rPr>
+        <w:t xml:space="preserve"> </w:t>
+      </w:r>
+      <w:r>
+        <w:rPr>
+          <w:rFonts w:ascii="Tahoma" w:eastAsia="微软雅黑" w:hAnsi="Tahoma" w:hint="eastAsia"/>
+          <w:kern w:val="0"/>
+          <w:sz w:val="22"/>
+        </w:rPr>
+        <w:t>窗口字符。</w:t>
+      </w:r>
+    </w:p>
+    <w:p>
+      <w:pPr>
+        <w:snapToGrid w:val="0"/>
+        <w:rPr>
+          <w:rFonts w:ascii="Tahoma" w:eastAsia="微软雅黑" w:hAnsi="Tahoma"/>
+          <w:kern w:val="0"/>
+          <w:sz w:val="22"/>
+        </w:rPr>
+      </w:pPr>
+      <w:r>
+        <w:rPr>
+          <w:rFonts w:ascii="Tahoma" w:eastAsia="微软雅黑" w:hAnsi="Tahoma" w:hint="eastAsia"/>
+          <w:kern w:val="0"/>
+          <w:sz w:val="22"/>
+        </w:rPr>
+        <w:t>需要去看看：</w:t>
+      </w:r>
+      <w:r>
+        <w:rPr>
+          <w:rFonts w:ascii="Tahoma" w:eastAsia="微软雅黑" w:hAnsi="Tahoma"/>
+          <w:kern w:val="0"/>
+          <w:sz w:val="22"/>
+        </w:rPr>
+        <w:t>”</w:t>
+      </w:r>
+      <w:r>
+        <w:rPr>
+          <w:rFonts w:ascii="Tahoma" w:eastAsia="微软雅黑" w:hAnsi="Tahoma" w:hint="eastAsia"/>
+          <w:color w:val="0070C0"/>
+          <w:kern w:val="0"/>
+          <w:sz w:val="22"/>
+        </w:rPr>
+        <w:t>23</w:t>
+      </w:r>
+      <w:r>
+        <w:rPr>
+          <w:rFonts w:ascii="Tahoma" w:eastAsia="微软雅黑" w:hAnsi="Tahoma"/>
+          <w:color w:val="0070C0"/>
+          <w:kern w:val="0"/>
+          <w:sz w:val="22"/>
+        </w:rPr>
+        <w:t>.</w:t>
+      </w:r>
+      <w:r>
+        <w:rPr>
+          <w:rFonts w:ascii="Tahoma" w:eastAsia="微软雅黑" w:hAnsi="Tahoma" w:hint="eastAsia"/>
+          <w:color w:val="0070C0"/>
+          <w:kern w:val="0"/>
+          <w:sz w:val="22"/>
+        </w:rPr>
+        <w:t>窗口字符</w:t>
+      </w:r>
+      <w:r>
+        <w:rPr>
+          <w:rFonts w:ascii="Tahoma" w:eastAsia="微软雅黑" w:hAnsi="Tahoma"/>
+          <w:color w:val="0070C0"/>
+          <w:kern w:val="0"/>
+          <w:sz w:val="22"/>
+        </w:rPr>
+        <w:t xml:space="preserve"> &gt; </w:t>
+      </w:r>
+      <w:r>
+        <w:rPr>
+          <w:rFonts w:ascii="Tahoma" w:eastAsia="微软雅黑" w:hAnsi="Tahoma" w:hint="eastAsia"/>
+          <w:color w:val="0070C0"/>
+          <w:kern w:val="0"/>
+          <w:sz w:val="22"/>
+        </w:rPr>
+        <w:t>关于窗口字符</w:t>
+      </w:r>
+      <w:r>
+        <w:rPr>
+          <w:rFonts w:ascii="Tahoma" w:eastAsia="微软雅黑" w:hAnsi="Tahoma" w:hint="eastAsia"/>
+          <w:color w:val="0070C0"/>
+          <w:kern w:val="0"/>
+          <w:sz w:val="22"/>
+        </w:rPr>
+        <w:t>.doc</w:t>
+      </w:r>
+      <w:r>
+        <w:rPr>
+          <w:rFonts w:ascii="Tahoma" w:eastAsia="微软雅黑" w:hAnsi="Tahoma"/>
+          <w:color w:val="0070C0"/>
+          <w:kern w:val="0"/>
+          <w:sz w:val="22"/>
+        </w:rPr>
+        <w:t>x</w:t>
+      </w:r>
+      <w:proofErr w:type="gramStart"/>
+      <w:r>
+        <w:rPr>
+          <w:rFonts w:ascii="Tahoma" w:eastAsia="微软雅黑" w:hAnsi="Tahoma"/>
+          <w:kern w:val="0"/>
+          <w:sz w:val="22"/>
+        </w:rPr>
+        <w:t>”</w:t>
+      </w:r>
+      <w:proofErr w:type="gramEnd"/>
+      <w:r>
+        <w:rPr>
+          <w:rFonts w:ascii="Tahoma" w:eastAsia="微软雅黑" w:hAnsi="Tahoma" w:hint="eastAsia"/>
+          <w:kern w:val="0"/>
+          <w:sz w:val="22"/>
+        </w:rPr>
+        <w:t>。</w:t>
+      </w:r>
+    </w:p>
+    <w:p>
+      <w:pPr>
+        <w:rPr>
+          <w:rFonts w:hint="eastAsia"/>
+        </w:rPr>
+      </w:pPr>
+    </w:p>
+    <w:p>
+      <w:pPr>
+        <w:rPr>
+          <w:rFonts w:hint="eastAsia"/>
+        </w:rPr>
+      </w:pPr>
+    </w:p>
+    <w:p>
+      <w:pPr>
+        <w:rPr>
+          <w:rFonts w:hint="eastAsia"/>
+        </w:rPr>
+      </w:pPr>
+    </w:p>
+    <w:p>
+      <w:pPr>
         <w:pStyle w:val="3"/>
+        <w:rPr>
+          <w:rFonts w:hint="eastAsia"/>
+        </w:rPr>
       </w:pPr>
       <w:r>
         <w:rPr>
@@ -41,14 +463,6 @@
           <w:sz w:val="22"/>
         </w:rPr>
       </w:pPr>
-      <w:r>
-        <w:rPr>
-          <w:rFonts w:ascii="Tahoma" w:eastAsia="微软雅黑" w:hAnsi="Tahoma" w:hint="eastAsia"/>
-          <w:kern w:val="0"/>
-          <w:sz w:val="22"/>
-        </w:rPr>
-        <w:t>颜色</w:t>
-      </w:r>
       <w:r>
         <w:rPr>
           <w:rFonts w:ascii="Tahoma" w:eastAsia="微软雅黑" w:hAnsi="Tahoma" w:hint="eastAsia"/>
@@ -86,6 +500,7 @@
           <w:sz w:val="22"/>
         </w:rPr>
       </w:pPr>
+      <w:bookmarkStart w:id="1" w:name="_Hlk185619821"/>
       <w:r>
         <w:rPr>
           <w:rFonts w:ascii="Tahoma" w:eastAsia="微软雅黑" w:hAnsi="Tahoma"/>
@@ -102,7 +517,6 @@
         </w:rPr>
         <w:t>◆</w:t>
       </w:r>
-      <w:proofErr w:type="spellStart"/>
       <w:r>
         <w:rPr>
           <w:rFonts w:ascii="Tahoma" w:eastAsia="微软雅黑" w:hAnsi="Tahoma"/>
@@ -119,7 +533,6 @@
         </w:rPr>
         <w:t>Color</w:t>
       </w:r>
-      <w:proofErr w:type="spellEnd"/>
       <w:r>
         <w:rPr>
           <w:rFonts w:ascii="Tahoma" w:eastAsia="微软雅黑" w:hAnsi="Tahoma"/>
@@ -185,6 +598,7 @@
         <w:t>核心</w:t>
       </w:r>
     </w:p>
+    <w:bookmarkEnd w:id="1"/>
     <w:p>
       <w:pPr>
         <w:widowControl/>
@@ -241,7 +655,6 @@
         </w:rPr>
         <w:t>◆</w:t>
       </w:r>
-      <w:proofErr w:type="spellStart"/>
       <w:r>
         <w:rPr>
           <w:rFonts w:ascii="Tahoma" w:eastAsia="微软雅黑" w:hAnsi="Tahoma"/>
@@ -266,7 +679,6 @@
         </w:rPr>
         <w:t>TextColor</w:t>
       </w:r>
-      <w:proofErr w:type="spellEnd"/>
       <w:r>
         <w:rPr>
           <w:rFonts w:ascii="Tahoma" w:eastAsia="微软雅黑" w:hAnsi="Tahoma" w:hint="eastAsia"/>
@@ -317,11 +729,11 @@
       </w:r>
       <w:r>
         <w:rPr>
-          <w:rFonts w:ascii="Tahoma" w:eastAsia="微软雅黑" w:hAnsi="Tahoma"/>
-          <w:kern w:val="0"/>
-          <w:sz w:val="22"/>
-        </w:rPr>
-        <w:t>–</w:t>
+          <w:rFonts w:ascii="Tahoma" w:eastAsia="微软雅黑" w:hAnsi="Tahoma" w:hint="eastAsia"/>
+          <w:kern w:val="0"/>
+          <w:sz w:val="22"/>
+        </w:rPr>
+        <w:t>-</w:t>
       </w:r>
       <w:r>
         <w:rPr>
@@ -376,7 +788,6 @@
         </w:rPr>
         <w:t>◆</w:t>
       </w:r>
-      <w:proofErr w:type="spellStart"/>
       <w:r>
         <w:rPr>
           <w:rFonts w:ascii="Tahoma" w:eastAsia="微软雅黑" w:hAnsi="Tahoma"/>
@@ -385,7 +796,6 @@
         </w:rPr>
         <w:t>Drill_ActorTextColor</w:t>
       </w:r>
-      <w:proofErr w:type="spellEnd"/>
       <w:r>
         <w:rPr>
           <w:rFonts w:ascii="Tahoma" w:eastAsia="微软雅黑" w:hAnsi="Tahoma" w:hint="eastAsia"/>
@@ -444,11 +854,11 @@
       </w:r>
       <w:r>
         <w:rPr>
-          <w:rFonts w:ascii="Tahoma" w:eastAsia="微软雅黑" w:hAnsi="Tahoma"/>
-          <w:kern w:val="0"/>
-          <w:sz w:val="22"/>
-        </w:rPr>
-        <w:t>–</w:t>
+          <w:rFonts w:ascii="Tahoma" w:eastAsia="微软雅黑" w:hAnsi="Tahoma" w:hint="eastAsia"/>
+          <w:kern w:val="0"/>
+          <w:sz w:val="22"/>
+        </w:rPr>
+        <w:t>-</w:t>
       </w:r>
       <w:r>
         <w:rPr>
@@ -495,7 +905,6 @@
         </w:rPr>
         <w:t>◆</w:t>
       </w:r>
-      <w:proofErr w:type="spellStart"/>
       <w:r>
         <w:rPr>
           <w:rFonts w:ascii="Tahoma" w:eastAsia="微软雅黑" w:hAnsi="Tahoma"/>
@@ -520,7 +929,6 @@
         </w:rPr>
         <w:t>TextColor</w:t>
       </w:r>
-      <w:proofErr w:type="spellEnd"/>
       <w:r>
         <w:rPr>
           <w:rFonts w:ascii="Tahoma" w:eastAsia="微软雅黑" w:hAnsi="Tahoma" w:hint="eastAsia"/>
@@ -579,11 +987,11 @@
       </w:r>
       <w:r>
         <w:rPr>
-          <w:rFonts w:ascii="Tahoma" w:eastAsia="微软雅黑" w:hAnsi="Tahoma"/>
-          <w:kern w:val="0"/>
-          <w:sz w:val="22"/>
-        </w:rPr>
-        <w:t>–</w:t>
+          <w:rFonts w:ascii="Tahoma" w:eastAsia="微软雅黑" w:hAnsi="Tahoma" w:hint="eastAsia"/>
+          <w:kern w:val="0"/>
+          <w:sz w:val="22"/>
+        </w:rPr>
+        <w:t>-</w:t>
       </w:r>
       <w:r>
         <w:rPr>
@@ -646,7 +1054,6 @@
         </w:rPr>
         <w:t>◆</w:t>
       </w:r>
-      <w:proofErr w:type="spellStart"/>
       <w:r>
         <w:rPr>
           <w:rFonts w:ascii="Tahoma" w:eastAsia="微软雅黑" w:hAnsi="Tahoma"/>
@@ -655,7 +1062,6 @@
         </w:rPr>
         <w:t>Drill_WindowLog</w:t>
       </w:r>
-      <w:proofErr w:type="spellEnd"/>
       <w:r>
         <w:rPr>
           <w:rFonts w:ascii="Tahoma" w:eastAsia="微软雅黑" w:hAnsi="Tahoma" w:hint="eastAsia"/>
@@ -722,11 +1128,11 @@
       </w:r>
       <w:r>
         <w:rPr>
-          <w:rFonts w:ascii="Tahoma" w:eastAsia="微软雅黑" w:hAnsi="Tahoma"/>
-          <w:kern w:val="0"/>
-          <w:sz w:val="22"/>
-        </w:rPr>
-        <w:t>–</w:t>
+          <w:rFonts w:ascii="Tahoma" w:eastAsia="微软雅黑" w:hAnsi="Tahoma" w:hint="eastAsia"/>
+          <w:kern w:val="0"/>
+          <w:sz w:val="22"/>
+        </w:rPr>
+        <w:t>-</w:t>
       </w:r>
       <w:r>
         <w:rPr>
@@ -764,7 +1170,23 @@
           <w:kern w:val="0"/>
           <w:sz w:val="22"/>
         </w:rPr>
-        <w:t>颜色核心定义了</w:t>
+        <w:t>颜色核心</w:t>
+      </w:r>
+      <w:r>
+        <w:rPr>
+          <w:rFonts w:ascii="Tahoma" w:eastAsia="微软雅黑" w:hAnsi="Tahoma" w:hint="eastAsia"/>
+          <w:kern w:val="0"/>
+          <w:sz w:val="22"/>
+        </w:rPr>
+        <w:t>主要</w:t>
+      </w:r>
+      <w:r>
+        <w:rPr>
+          <w:rFonts w:ascii="Tahoma" w:eastAsia="微软雅黑" w:hAnsi="Tahoma" w:hint="eastAsia"/>
+          <w:kern w:val="0"/>
+          <w:sz w:val="22"/>
+        </w:rPr>
+        <w:t>提供</w:t>
       </w:r>
       <w:r>
         <w:rPr>
@@ -780,6 +1202,14 @@
           <w:kern w:val="0"/>
           <w:sz w:val="22"/>
         </w:rPr>
+        <w:t>普通颜色和</w:t>
+      </w:r>
+      <w:r>
+        <w:rPr>
+          <w:rFonts w:ascii="Tahoma" w:eastAsia="微软雅黑" w:hAnsi="Tahoma" w:hint="eastAsia"/>
+          <w:kern w:val="0"/>
+          <w:sz w:val="22"/>
+        </w:rPr>
         <w:t>高级颜色</w:t>
       </w:r>
       <w:r>
@@ -788,15 +1218,220 @@
           <w:kern w:val="0"/>
           <w:sz w:val="22"/>
         </w:rPr>
-        <w:t>窗口字符</w:t>
-      </w:r>
-      <w:r>
-        <w:rPr>
-          <w:rFonts w:ascii="Tahoma" w:eastAsia="微软雅黑" w:hAnsi="Tahoma" w:hint="eastAsia"/>
-          <w:kern w:val="0"/>
-          <w:sz w:val="22"/>
-        </w:rPr>
-        <w:t>，但只能对大部分窗口有效。</w:t>
+        <w:t xml:space="preserve"> </w:t>
+      </w:r>
+      <w:r>
+        <w:rPr>
+          <w:rFonts w:ascii="Tahoma" w:eastAsia="微软雅黑" w:hAnsi="Tahoma" w:hint="eastAsia"/>
+          <w:kern w:val="0"/>
+          <w:sz w:val="22"/>
+        </w:rPr>
+        <w:t>的设置</w:t>
+      </w:r>
+      <w:r>
+        <w:rPr>
+          <w:rFonts w:ascii="Tahoma" w:eastAsia="微软雅黑" w:hAnsi="Tahoma" w:hint="eastAsia"/>
+          <w:kern w:val="0"/>
+          <w:sz w:val="22"/>
+        </w:rPr>
+        <w:t>。</w:t>
+      </w:r>
+    </w:p>
+    <w:p>
+      <w:pPr>
+        <w:widowControl/>
+        <w:adjustRightInd w:val="0"/>
+        <w:snapToGrid w:val="0"/>
+        <w:jc w:val="left"/>
+        <w:rPr>
+          <w:rFonts w:ascii="Tahoma" w:eastAsia="微软雅黑" w:hAnsi="Tahoma"/>
+          <w:kern w:val="0"/>
+          <w:sz w:val="22"/>
+        </w:rPr>
+      </w:pPr>
+      <w:r>
+        <w:rPr>
+          <w:rFonts w:ascii="Tahoma" w:eastAsia="微软雅黑" w:hAnsi="Tahoma" w:hint="eastAsia"/>
+          <w:kern w:val="0"/>
+          <w:sz w:val="22"/>
+        </w:rPr>
+        <w:t>子插件</w:t>
+      </w:r>
+      <w:r>
+        <w:rPr>
+          <w:rFonts w:ascii="Tahoma" w:eastAsia="微软雅黑" w:hAnsi="Tahoma" w:hint="eastAsia"/>
+          <w:kern w:val="0"/>
+          <w:sz w:val="22"/>
+        </w:rPr>
+        <w:t>则提供</w:t>
+      </w:r>
+      <w:r>
+        <w:rPr>
+          <w:rFonts w:ascii="Tahoma" w:eastAsia="微软雅黑" w:hAnsi="Tahoma" w:hint="eastAsia"/>
+          <w:kern w:val="0"/>
+          <w:sz w:val="22"/>
+        </w:rPr>
+        <w:t xml:space="preserve"> </w:t>
+      </w:r>
+      <w:r>
+        <w:rPr>
+          <w:rFonts w:ascii="Tahoma" w:eastAsia="微软雅黑" w:hAnsi="Tahoma" w:hint="eastAsia"/>
+          <w:kern w:val="0"/>
+          <w:sz w:val="22"/>
+        </w:rPr>
+        <w:t>文本</w:t>
+      </w:r>
+      <w:r>
+        <w:rPr>
+          <w:rFonts w:ascii="Tahoma" w:eastAsia="微软雅黑" w:hAnsi="Tahoma" w:hint="eastAsia"/>
+          <w:kern w:val="0"/>
+          <w:sz w:val="22"/>
+        </w:rPr>
+        <w:t>颜色与</w:t>
+      </w:r>
+      <w:r>
+        <w:rPr>
+          <w:rFonts w:ascii="Tahoma" w:eastAsia="微软雅黑" w:hAnsi="Tahoma" w:hint="eastAsia"/>
+          <w:kern w:val="0"/>
+          <w:sz w:val="22"/>
+        </w:rPr>
+        <w:t xml:space="preserve"> </w:t>
+      </w:r>
+      <w:r>
+        <w:rPr>
+          <w:rFonts w:ascii="Tahoma" w:eastAsia="微软雅黑" w:hAnsi="Tahoma" w:hint="eastAsia"/>
+          <w:kern w:val="0"/>
+          <w:sz w:val="22"/>
+        </w:rPr>
+        <w:t>敌人</w:t>
+      </w:r>
+      <w:r>
+        <w:rPr>
+          <w:rFonts w:ascii="Tahoma" w:eastAsia="微软雅黑" w:hAnsi="Tahoma" w:hint="eastAsia"/>
+          <w:kern w:val="0"/>
+          <w:sz w:val="22"/>
+        </w:rPr>
+        <w:t>/</w:t>
+      </w:r>
+      <w:r>
+        <w:rPr>
+          <w:rFonts w:ascii="Tahoma" w:eastAsia="微软雅黑" w:hAnsi="Tahoma" w:hint="eastAsia"/>
+          <w:kern w:val="0"/>
+          <w:sz w:val="22"/>
+        </w:rPr>
+        <w:t>角色</w:t>
+      </w:r>
+      <w:r>
+        <w:rPr>
+          <w:rFonts w:ascii="Tahoma" w:eastAsia="微软雅黑" w:hAnsi="Tahoma" w:hint="eastAsia"/>
+          <w:kern w:val="0"/>
+          <w:sz w:val="22"/>
+        </w:rPr>
+        <w:t>/</w:t>
+      </w:r>
+      <w:r>
+        <w:rPr>
+          <w:rFonts w:ascii="Tahoma" w:eastAsia="微软雅黑" w:hAnsi="Tahoma" w:hint="eastAsia"/>
+          <w:kern w:val="0"/>
+          <w:sz w:val="22"/>
+        </w:rPr>
+        <w:t>物品</w:t>
+      </w:r>
+      <w:r>
+        <w:rPr>
+          <w:rFonts w:ascii="Tahoma" w:eastAsia="微软雅黑" w:hAnsi="Tahoma" w:hint="eastAsia"/>
+          <w:kern w:val="0"/>
+          <w:sz w:val="22"/>
+        </w:rPr>
+        <w:t>/</w:t>
+      </w:r>
+      <w:r>
+        <w:rPr>
+          <w:rFonts w:ascii="Tahoma" w:eastAsia="微软雅黑" w:hAnsi="Tahoma" w:hint="eastAsia"/>
+          <w:kern w:val="0"/>
+          <w:sz w:val="22"/>
+        </w:rPr>
+        <w:t>技能</w:t>
+      </w:r>
+      <w:r>
+        <w:rPr>
+          <w:rFonts w:ascii="Tahoma" w:eastAsia="微软雅黑" w:hAnsi="Tahoma" w:hint="eastAsia"/>
+          <w:kern w:val="0"/>
+          <w:sz w:val="22"/>
+        </w:rPr>
+        <w:t xml:space="preserve"> </w:t>
+      </w:r>
+      <w:r>
+        <w:rPr>
+          <w:rFonts w:ascii="Tahoma" w:eastAsia="微软雅黑" w:hAnsi="Tahoma" w:hint="eastAsia"/>
+          <w:kern w:val="0"/>
+          <w:sz w:val="22"/>
+        </w:rPr>
+        <w:t>的</w:t>
+      </w:r>
+      <w:r>
+        <w:rPr>
+          <w:rFonts w:ascii="Tahoma" w:eastAsia="微软雅黑" w:hAnsi="Tahoma" w:hint="eastAsia"/>
+          <w:kern w:val="0"/>
+          <w:sz w:val="22"/>
+        </w:rPr>
+        <w:t>绑定。</w:t>
+      </w:r>
+    </w:p>
+    <w:p>
+      <w:pPr>
+        <w:widowControl/>
+        <w:adjustRightInd w:val="0"/>
+        <w:snapToGrid w:val="0"/>
+        <w:jc w:val="left"/>
+        <w:rPr>
+          <w:rFonts w:ascii="Tahoma" w:eastAsia="微软雅黑" w:hAnsi="Tahoma"/>
+          <w:kern w:val="0"/>
+          <w:sz w:val="22"/>
+        </w:rPr>
+      </w:pPr>
+    </w:p>
+    <w:p>
+      <w:pPr>
+        <w:widowControl/>
+        <w:adjustRightInd w:val="0"/>
+        <w:snapToGrid w:val="0"/>
+        <w:jc w:val="left"/>
+        <w:rPr>
+          <w:rFonts w:ascii="Tahoma" w:eastAsia="微软雅黑" w:hAnsi="Tahoma"/>
+          <w:kern w:val="0"/>
+          <w:sz w:val="22"/>
+        </w:rPr>
+        <w:sectPr>
+          <w:headerReference w:type="default" r:id="rId8"/>
+          <w:pgSz w:w="11906" w:h="16838"/>
+          <w:pgMar w:top="1440" w:right="1800" w:bottom="1440" w:left="1800" w:header="851" w:footer="992" w:gutter="0"/>
+          <w:cols w:space="425"/>
+          <w:docGrid w:type="lines" w:linePitch="312"/>
+        </w:sectPr>
+      </w:pPr>
+      <w:r>
+        <w:rPr>
+          <w:rFonts w:ascii="Tahoma" w:eastAsia="微软雅黑" w:hAnsi="Tahoma"/>
+          <w:kern w:val="0"/>
+          <w:sz w:val="22"/>
+        </w:rPr>
+        <w:br w:type="page"/>
+      </w:r>
+    </w:p>
+    <w:p>
+      <w:pPr>
+        <w:pStyle w:val="3"/>
+        <w:rPr>
+          <w:rFonts w:hint="eastAsia"/>
+        </w:rPr>
+      </w:pPr>
+      <w:r>
+        <w:rPr>
+          <w:rFonts w:hint="eastAsia"/>
+        </w:rPr>
+        <w:lastRenderedPageBreak/>
+        <w:t>插件关系</w:t>
       </w:r>
     </w:p>
     <w:p>
@@ -818,120 +1453,23 @@
           <w:kern w:val="0"/>
           <w:sz w:val="22"/>
         </w:rPr>
-        <w:t>颜色核心的</w:t>
-      </w:r>
-      <w:r>
-        <w:rPr>
-          <w:rFonts w:ascii="Tahoma" w:eastAsia="微软雅黑" w:hAnsi="Tahoma" w:hint="eastAsia"/>
-          <w:kern w:val="0"/>
-          <w:sz w:val="22"/>
-        </w:rPr>
-        <w:t>子插件</w:t>
-      </w:r>
-      <w:r>
-        <w:rPr>
-          <w:rFonts w:ascii="Tahoma" w:eastAsia="微软雅黑" w:hAnsi="Tahoma" w:hint="eastAsia"/>
-          <w:kern w:val="0"/>
-          <w:sz w:val="22"/>
-        </w:rPr>
-        <w:t>可以使得</w:t>
-      </w:r>
-      <w:r>
-        <w:rPr>
-          <w:rFonts w:ascii="Tahoma" w:eastAsia="微软雅黑" w:hAnsi="Tahoma" w:hint="eastAsia"/>
-          <w:kern w:val="0"/>
-          <w:sz w:val="22"/>
-        </w:rPr>
-        <w:t xml:space="preserve"> </w:t>
-      </w:r>
-      <w:r>
-        <w:rPr>
-          <w:rFonts w:ascii="Tahoma" w:eastAsia="微软雅黑" w:hAnsi="Tahoma" w:hint="eastAsia"/>
-          <w:kern w:val="0"/>
-          <w:sz w:val="22"/>
-        </w:rPr>
-        <w:t>不支持颜色字符</w:t>
-      </w:r>
-      <w:r>
-        <w:rPr>
-          <w:rFonts w:ascii="Tahoma" w:eastAsia="微软雅黑" w:hAnsi="Tahoma" w:hint="eastAsia"/>
-          <w:kern w:val="0"/>
-          <w:sz w:val="22"/>
-        </w:rPr>
-        <w:t xml:space="preserve"> </w:t>
-      </w:r>
-      <w:r>
-        <w:rPr>
-          <w:rFonts w:ascii="Tahoma" w:eastAsia="微软雅黑" w:hAnsi="Tahoma" w:hint="eastAsia"/>
-          <w:kern w:val="0"/>
-          <w:sz w:val="22"/>
-        </w:rPr>
-        <w:t>的位置也能够支持颜色文本设置。</w:t>
-      </w:r>
-    </w:p>
-    <w:p>
-      <w:pPr>
-        <w:widowControl/>
-        <w:adjustRightInd w:val="0"/>
-        <w:snapToGrid w:val="0"/>
-        <w:spacing w:after="200"/>
-        <w:jc w:val="left"/>
-        <w:rPr>
-          <w:rFonts w:ascii="Tahoma" w:eastAsia="微软雅黑" w:hAnsi="Tahoma"/>
-          <w:b/>
-          <w:kern w:val="0"/>
-          <w:sz w:val="22"/>
-        </w:rPr>
-      </w:pPr>
-    </w:p>
-    <w:p>
-      <w:pPr>
-        <w:widowControl/>
-        <w:jc w:val="left"/>
-        <w:sectPr>
-          <w:headerReference w:type="default" r:id="rId7"/>
-          <w:pgSz w:w="11906" w:h="16838"/>
-          <w:pgMar w:top="1440" w:right="1800" w:bottom="1440" w:left="1800" w:header="851" w:footer="992" w:gutter="0"/>
-          <w:cols w:space="425"/>
-          <w:docGrid w:type="lines" w:linePitch="312"/>
-        </w:sectPr>
-      </w:pPr>
-      <w:r>
-        <w:br w:type="page"/>
-      </w:r>
-    </w:p>
-    <w:p>
-      <w:pPr>
-        <w:pStyle w:val="3"/>
-      </w:pPr>
-      <w:r>
-        <w:rPr>
-          <w:rFonts w:hint="eastAsia"/>
-        </w:rPr>
-        <w:lastRenderedPageBreak/>
-        <w:t>插件关系</w:t>
-      </w:r>
-    </w:p>
-    <w:p>
-      <w:pPr>
-        <w:widowControl/>
-        <w:adjustRightInd w:val="0"/>
-        <w:snapToGrid w:val="0"/>
-        <w:spacing w:after="200"/>
-        <w:jc w:val="left"/>
-        <w:rPr>
-          <w:rFonts w:ascii="Tahoma" w:eastAsia="微软雅黑" w:hAnsi="Tahoma"/>
-          <w:kern w:val="0"/>
-          <w:sz w:val="22"/>
-        </w:rPr>
-      </w:pPr>
-      <w:r>
-        <w:rPr>
-          <w:rFonts w:ascii="Tahoma" w:eastAsia="微软雅黑" w:hAnsi="Tahoma" w:hint="eastAsia"/>
-          <w:kern w:val="0"/>
-          <w:sz w:val="22"/>
-        </w:rPr>
-        <w:t>插件的从属关系如下图：</w:t>
+        <w:t>插件的</w:t>
+      </w:r>
+      <w:r>
+        <w:rPr>
+          <w:rFonts w:ascii="Tahoma" w:eastAsia="微软雅黑" w:hAnsi="Tahoma" w:hint="eastAsia"/>
+          <w:kern w:val="0"/>
+          <w:sz w:val="22"/>
+        </w:rPr>
+        <w:t>相互</w:t>
+      </w:r>
+      <w:r>
+        <w:rPr>
+          <w:rFonts w:ascii="Tahoma" w:eastAsia="微软雅黑" w:hAnsi="Tahoma" w:hint="eastAsia"/>
+          <w:kern w:val="0"/>
+          <w:sz w:val="22"/>
+        </w:rPr>
+        <w:t>关系如下图：</w:t>
       </w:r>
     </w:p>
     <w:p>
@@ -968,10 +1506,10 @@
             <v:path o:extrusionok="f" gradientshapeok="t" o:connecttype="rect"/>
             <o:lock v:ext="edit" aspectratio="t"/>
           </v:shapetype>
-          <v:shape id="_x0000_i1025" type="#_x0000_t75" style="width:607.2pt;height:149.4pt" o:ole="">
-            <v:imagedata r:id="rId8" o:title=""/>
+          <v:shape id="_x0000_i1025" type="#_x0000_t75" style="width:540.75pt;height:133.5pt" o:ole="">
+            <v:imagedata r:id="rId9" o:title=""/>
           </v:shape>
-          <o:OLEObject Type="Embed" ProgID="Visio.Drawing.15" ShapeID="_x0000_i1025" DrawAspect="Content" ObjectID="_1759208226" r:id="rId9"/>
+          <o:OLEObject Type="Embed" ProgID="Visio.Drawing.15" ShapeID="_x0000_i1025" DrawAspect="Content" ObjectID="_1805811540" r:id="rId10"/>
         </w:object>
       </w:r>
     </w:p>
@@ -993,7 +1531,15 @@
           <w:kern w:val="0"/>
           <w:sz w:val="22"/>
         </w:rPr>
-        <w:t>需要说明的是，颜色核心只能</w:t>
+        <w:t>这里</w:t>
+      </w:r>
+      <w:r>
+        <w:rPr>
+          <w:rFonts w:ascii="Tahoma" w:eastAsia="微软雅黑" w:hAnsi="Tahoma" w:hint="eastAsia"/>
+          <w:kern w:val="0"/>
+          <w:sz w:val="22"/>
+        </w:rPr>
+        <w:t>颜色核心只能</w:t>
       </w:r>
       <w:r>
         <w:rPr>
@@ -1035,7 +1581,23 @@
           <w:kern w:val="0"/>
           <w:sz w:val="22"/>
         </w:rPr>
-        <w:t>的文本渐变色功能。</w:t>
+        <w:t>的文本</w:t>
+      </w:r>
+      <w:r>
+        <w:rPr>
+          <w:rFonts w:ascii="Tahoma" w:eastAsia="微软雅黑" w:hAnsi="Tahoma" w:hint="eastAsia"/>
+          <w:kern w:val="0"/>
+          <w:sz w:val="22"/>
+        </w:rPr>
+        <w:t>颜</w:t>
+      </w:r>
+      <w:r>
+        <w:rPr>
+          <w:rFonts w:ascii="Tahoma" w:eastAsia="微软雅黑" w:hAnsi="Tahoma" w:hint="eastAsia"/>
+          <w:kern w:val="0"/>
+          <w:sz w:val="22"/>
+        </w:rPr>
+        <w:t>色功能。</w:t>
       </w:r>
     </w:p>
     <w:p>
@@ -1056,7 +1618,23 @@
           <w:kern w:val="0"/>
           <w:sz w:val="22"/>
         </w:rPr>
-        <w:t>动态的颜色变换，</w:t>
+        <w:t>动态的</w:t>
+      </w:r>
+      <w:r>
+        <w:rPr>
+          <w:rFonts w:ascii="Tahoma" w:eastAsia="微软雅黑" w:hAnsi="Tahoma" w:hint="eastAsia"/>
+          <w:kern w:val="0"/>
+          <w:sz w:val="22"/>
+        </w:rPr>
+        <w:t>文本</w:t>
+      </w:r>
+      <w:r>
+        <w:rPr>
+          <w:rFonts w:ascii="Tahoma" w:eastAsia="微软雅黑" w:hAnsi="Tahoma" w:hint="eastAsia"/>
+          <w:kern w:val="0"/>
+          <w:sz w:val="22"/>
+        </w:rPr>
+        <w:t>颜色变换，</w:t>
       </w:r>
       <w:r>
         <w:rPr>
@@ -1072,7 +1650,31 @@
           <w:kern w:val="0"/>
           <w:sz w:val="22"/>
         </w:rPr>
-        <w:t>通过滤镜实现，相关插件为：</w:t>
+        <w:t>通过滤镜实现</w:t>
+      </w:r>
+      <w:r>
+        <w:rPr>
+          <w:rFonts w:ascii="Tahoma" w:eastAsia="微软雅黑" w:hAnsi="Tahoma" w:hint="eastAsia"/>
+          <w:kern w:val="0"/>
+          <w:sz w:val="22"/>
+        </w:rPr>
+        <w:t>。</w:t>
+      </w:r>
+      <w:r>
+        <w:rPr>
+          <w:rFonts w:ascii="Tahoma" w:eastAsia="微软雅黑" w:hAnsi="Tahoma" w:hint="eastAsia"/>
+          <w:kern w:val="0"/>
+          <w:sz w:val="22"/>
+        </w:rPr>
+        <w:t>比如</w:t>
+      </w:r>
+      <w:r>
+        <w:rPr>
+          <w:rFonts w:ascii="Tahoma" w:eastAsia="微软雅黑" w:hAnsi="Tahoma" w:hint="eastAsia"/>
+          <w:kern w:val="0"/>
+          <w:sz w:val="22"/>
+        </w:rPr>
+        <w:t>插件：</w:t>
       </w:r>
       <w:r>
         <w:rPr>
@@ -1140,6 +1742,9 @@
       <w:pPr>
         <w:widowControl/>
         <w:jc w:val="left"/>
+        <w:rPr>
+          <w:rFonts w:hint="eastAsia"/>
+        </w:rPr>
         <w:sectPr>
           <w:pgSz w:w="16838" w:h="11906" w:orient="landscape"/>
           <w:pgMar w:top="1800" w:right="1440" w:bottom="1800" w:left="1440" w:header="851" w:footer="992" w:gutter="0"/>
@@ -1154,6 +1759,9 @@
     <w:p>
       <w:pPr>
         <w:pStyle w:val="2"/>
+        <w:rPr>
+          <w:rFonts w:hint="eastAsia"/>
+        </w:rPr>
       </w:pPr>
       <w:r>
         <w:rPr>
@@ -1166,12 +1774,234 @@
     <w:p>
       <w:pPr>
         <w:pStyle w:val="3"/>
-      </w:pPr>
-      <w:r>
         <w:rPr>
           <w:rFonts w:hint="eastAsia"/>
         </w:rPr>
+      </w:pPr>
+      <w:r>
+        <w:rPr>
+          <w:rFonts w:hint="eastAsia"/>
+        </w:rPr>
         <w:t>定义</w:t>
+      </w:r>
+    </w:p>
+    <w:p>
+      <w:pPr>
+        <w:pStyle w:val="4"/>
+        <w:spacing w:before="0" w:after="120" w:line="240" w:lineRule="auto"/>
+        <w:rPr>
+          <w:rFonts w:ascii="微软雅黑" w:eastAsia="微软雅黑" w:hAnsi="微软雅黑" w:hint="eastAsia"/>
+          <w:sz w:val="22"/>
+          <w:szCs w:val="22"/>
+        </w:rPr>
+      </w:pPr>
+      <w:r>
+        <w:rPr>
+          <w:rFonts w:ascii="微软雅黑" w:eastAsia="微软雅黑" w:hAnsi="微软雅黑" w:hint="eastAsia"/>
+          <w:sz w:val="22"/>
+          <w:szCs w:val="22"/>
+        </w:rPr>
+        <w:t>1）介绍</w:t>
+      </w:r>
+    </w:p>
+    <w:p>
+      <w:pPr>
+        <w:snapToGrid w:val="0"/>
+        <w:rPr>
+          <w:rFonts w:ascii="Tahoma" w:eastAsia="微软雅黑" w:hAnsi="Tahoma"/>
+          <w:kern w:val="0"/>
+          <w:sz w:val="22"/>
+        </w:rPr>
+      </w:pPr>
+      <w:r>
+        <w:rPr>
+          <w:rFonts w:ascii="Tahoma" w:eastAsia="微软雅黑" w:hAnsi="Tahoma" w:hint="eastAsia"/>
+          <w:b/>
+          <w:bCs/>
+          <w:kern w:val="0"/>
+          <w:sz w:val="22"/>
+        </w:rPr>
+        <w:t>窗口</w:t>
+      </w:r>
+      <w:r>
+        <w:rPr>
+          <w:rFonts w:ascii="Tahoma" w:eastAsia="微软雅黑" w:hAnsi="Tahoma" w:hint="eastAsia"/>
+          <w:b/>
+          <w:bCs/>
+          <w:kern w:val="0"/>
+          <w:sz w:val="22"/>
+        </w:rPr>
+        <w:t>皮肤</w:t>
+      </w:r>
+      <w:r>
+        <w:rPr>
+          <w:rFonts w:ascii="Tahoma" w:eastAsia="微软雅黑" w:hAnsi="Tahoma" w:hint="eastAsia"/>
+          <w:b/>
+          <w:bCs/>
+          <w:kern w:val="0"/>
+          <w:sz w:val="22"/>
+        </w:rPr>
+        <w:t>颜色：</w:t>
+      </w:r>
+      <w:r>
+        <w:rPr>
+          <w:rFonts w:ascii="Tahoma" w:eastAsia="微软雅黑" w:hAnsi="Tahoma" w:hint="eastAsia"/>
+          <w:kern w:val="0"/>
+          <w:sz w:val="22"/>
+        </w:rPr>
+        <w:t>指</w:t>
+      </w:r>
+      <w:r>
+        <w:rPr>
+          <w:rFonts w:ascii="Tahoma" w:eastAsia="微软雅黑" w:hAnsi="Tahoma" w:hint="eastAsia"/>
+          <w:kern w:val="0"/>
+          <w:sz w:val="22"/>
+        </w:rPr>
+        <w:t>窗口皮肤</w:t>
+      </w:r>
+      <w:r>
+        <w:rPr>
+          <w:rFonts w:ascii="Tahoma" w:eastAsia="微软雅黑" w:hAnsi="Tahoma" w:hint="eastAsia"/>
+          <w:kern w:val="0"/>
+          <w:sz w:val="22"/>
+        </w:rPr>
+        <w:t>提供</w:t>
+      </w:r>
+      <w:r>
+        <w:rPr>
+          <w:rFonts w:ascii="Tahoma" w:eastAsia="微软雅黑" w:hAnsi="Tahoma" w:hint="eastAsia"/>
+          <w:kern w:val="0"/>
+          <w:sz w:val="22"/>
+        </w:rPr>
+        <w:t>的文本颜色。</w:t>
+      </w:r>
+    </w:p>
+    <w:p>
+      <w:pPr>
+        <w:snapToGrid w:val="0"/>
+        <w:rPr>
+          <w:rFonts w:ascii="Tahoma" w:eastAsia="微软雅黑" w:hAnsi="Tahoma"/>
+          <w:kern w:val="0"/>
+          <w:sz w:val="22"/>
+        </w:rPr>
+      </w:pPr>
+      <w:r>
+        <w:rPr>
+          <w:rFonts w:ascii="Tahoma" w:eastAsia="微软雅黑" w:hAnsi="Tahoma" w:hint="eastAsia"/>
+          <w:kern w:val="0"/>
+          <w:sz w:val="22"/>
+        </w:rPr>
+        <w:t>固定为</w:t>
+      </w:r>
+      <w:r>
+        <w:rPr>
+          <w:rFonts w:ascii="Tahoma" w:eastAsia="微软雅黑" w:hAnsi="Tahoma" w:hint="eastAsia"/>
+          <w:kern w:val="0"/>
+          <w:sz w:val="22"/>
+        </w:rPr>
+        <w:t xml:space="preserve"> </w:t>
+      </w:r>
+      <w:r>
+        <w:rPr>
+          <w:rFonts w:ascii="Tahoma" w:eastAsia="微软雅黑" w:hAnsi="Tahoma"/>
+          <w:kern w:val="0"/>
+          <w:sz w:val="22"/>
+        </w:rPr>
+        <w:t xml:space="preserve">\c[0] - \c[31] </w:t>
+      </w:r>
+      <w:r>
+        <w:rPr>
+          <w:rFonts w:ascii="Tahoma" w:eastAsia="微软雅黑" w:hAnsi="Tahoma" w:hint="eastAsia"/>
+          <w:kern w:val="0"/>
+          <w:sz w:val="22"/>
+        </w:rPr>
+        <w:t>的颜色</w:t>
+      </w:r>
+      <w:r>
+        <w:rPr>
+          <w:rFonts w:ascii="Tahoma" w:eastAsia="微软雅黑" w:hAnsi="Tahoma" w:hint="eastAsia"/>
+          <w:kern w:val="0"/>
+          <w:sz w:val="22"/>
+        </w:rPr>
+        <w:t>，对应窗口皮肤的右下角的</w:t>
+      </w:r>
+      <w:r>
+        <w:rPr>
+          <w:rFonts w:ascii="Tahoma" w:eastAsia="微软雅黑" w:hAnsi="Tahoma" w:hint="eastAsia"/>
+          <w:kern w:val="0"/>
+          <w:sz w:val="22"/>
+        </w:rPr>
+        <w:t>32</w:t>
+      </w:r>
+      <w:r>
+        <w:rPr>
+          <w:rFonts w:ascii="Tahoma" w:eastAsia="微软雅黑" w:hAnsi="Tahoma" w:hint="eastAsia"/>
+          <w:kern w:val="0"/>
+          <w:sz w:val="22"/>
+        </w:rPr>
+        <w:t>个颜色。</w:t>
+      </w:r>
+    </w:p>
+    <w:p>
+      <w:pPr>
+        <w:snapToGrid w:val="0"/>
+        <w:jc w:val="center"/>
+        <w:rPr>
+          <w:rFonts w:hint="eastAsia"/>
+        </w:rPr>
+      </w:pPr>
+      <w:r>
+        <w:rPr>
+          <w:noProof/>
+        </w:rPr>
+        <w:drawing>
+          <wp:inline distT="0" distB="0" distL="0" distR="0" wp14:anchorId="57E7B0CC" wp14:editId="42B2956E">
+            <wp:extent cx="1546860" cy="1546860"/>
+            <wp:effectExtent l="0" t="0" r="0" b="0"/>
+            <wp:docPr id="1722200126" name="图片 1"/>
+            <wp:cNvGraphicFramePr>
+              <a:graphicFrameLocks xmlns:a="http://schemas.openxmlformats.org/drawingml/2006/main" noChangeAspect="1"/>
+            </wp:cNvGraphicFramePr>
+            <a:graphic xmlns:a="http://schemas.openxmlformats.org/drawingml/2006/main">
+              <a:graphicData uri="http://schemas.openxmlformats.org/drawingml/2006/picture">
+                <pic:pic xmlns:pic="http://schemas.openxmlformats.org/drawingml/2006/picture">
+                  <pic:nvPicPr>
+                    <pic:cNvPr id="0" name="Picture 3"/>
+                    <pic:cNvPicPr>
+                      <a:picLocks noChangeAspect="1" noChangeArrowheads="1"/>
+                    </pic:cNvPicPr>
+                  </pic:nvPicPr>
+                  <pic:blipFill>
+                    <a:blip r:embed="rId11">
+                      <a:extLst>
+                        <a:ext uri="{28A0092B-C50C-407E-A947-70E740481C1C}">
+                          <a14:useLocalDpi xmlns:a14="http://schemas.microsoft.com/office/drawing/2010/main" val="0"/>
+                        </a:ext>
+                      </a:extLst>
+                    </a:blip>
+                    <a:srcRect/>
+                    <a:stretch>
+                      <a:fillRect/>
+                    </a:stretch>
+                  </pic:blipFill>
+                  <pic:spPr bwMode="auto">
+                    <a:xfrm>
+                      <a:off x="0" y="0"/>
+                      <a:ext cx="1546860" cy="1546860"/>
+                    </a:xfrm>
+                    <a:prstGeom prst="rect">
+                      <a:avLst/>
+                    </a:prstGeom>
+                    <a:noFill/>
+                    <a:ln>
+                      <a:noFill/>
+                    </a:ln>
+                  </pic:spPr>
+                </pic:pic>
+              </a:graphicData>
+            </a:graphic>
+          </wp:inline>
+        </w:drawing>
       </w:r>
     </w:p>
     <w:p>
@@ -1316,7 +2146,7 @@
         <w:widowControl/>
         <w:jc w:val="left"/>
         <w:rPr>
-          <w:rFonts w:ascii="宋体" w:eastAsia="宋体" w:hAnsi="宋体" w:cs="宋体"/>
+          <w:rFonts w:ascii="宋体" w:eastAsia="宋体" w:hAnsi="宋体" w:cs="宋体" w:hint="eastAsia"/>
           <w:kern w:val="0"/>
           <w:sz w:val="24"/>
           <w:szCs w:val="24"/>
@@ -1348,7 +2178,7 @@
                     </pic:cNvPicPr>
                   </pic:nvPicPr>
                   <pic:blipFill>
-                    <a:blip r:embed="rId10">
+                    <a:blip r:embed="rId12">
                       <a:extLst>
                         <a:ext uri="{28A0092B-C50C-407E-A947-70E740481C1C}">
                           <a14:useLocalDpi xmlns:a14="http://schemas.microsoft.com/office/drawing/2010/main" val="0"/>
@@ -1506,7 +2336,7 @@
         <w:widowControl/>
         <w:jc w:val="left"/>
         <w:rPr>
-          <w:rFonts w:ascii="宋体" w:eastAsia="宋体" w:hAnsi="宋体" w:cs="宋体"/>
+          <w:rFonts w:ascii="宋体" w:eastAsia="宋体" w:hAnsi="宋体" w:cs="宋体" w:hint="eastAsia"/>
           <w:kern w:val="0"/>
           <w:sz w:val="24"/>
           <w:szCs w:val="24"/>
@@ -1538,7 +2368,7 @@
                     </pic:cNvPicPr>
                   </pic:nvPicPr>
                   <pic:blipFill>
-                    <a:blip r:embed="rId11">
+                    <a:blip r:embed="rId13">
                       <a:extLst>
                         <a:ext uri="{28A0092B-C50C-407E-A947-70E740481C1C}">
                           <a14:useLocalDpi xmlns:a14="http://schemas.microsoft.com/office/drawing/2010/main" val="0"/>
@@ -1583,6 +2413,9 @@
       <w:pPr>
         <w:widowControl/>
         <w:jc w:val="left"/>
+        <w:rPr>
+          <w:rFonts w:hint="eastAsia"/>
+        </w:rPr>
       </w:pPr>
       <w:r>
         <w:br w:type="page"/>
@@ -1590,169 +2423,58 @@
     </w:p>
     <w:p>
       <w:pPr>
-        <w:pStyle w:val="3"/>
-      </w:pPr>
-      <w:r>
-        <w:rPr>
-          <w:rFonts w:hint="eastAsia"/>
+        <w:pStyle w:val="4"/>
+        <w:spacing w:before="0" w:after="120" w:line="240" w:lineRule="auto"/>
+        <w:rPr>
+          <w:rFonts w:ascii="微软雅黑" w:eastAsia="微软雅黑" w:hAnsi="微软雅黑" w:hint="eastAsia"/>
+          <w:sz w:val="22"/>
+          <w:szCs w:val="22"/>
+        </w:rPr>
+      </w:pPr>
+      <w:r>
+        <w:rPr>
+          <w:rFonts w:ascii="微软雅黑" w:eastAsia="微软雅黑" w:hAnsi="微软雅黑" w:hint="eastAsia"/>
+          <w:sz w:val="22"/>
+          <w:szCs w:val="22"/>
         </w:rPr>
         <w:lastRenderedPageBreak/>
+        <w:t>2）</w:t>
+      </w:r>
+      <w:r>
+        <w:rPr>
+          <w:rFonts w:ascii="微软雅黑" w:eastAsia="微软雅黑" w:hAnsi="微软雅黑" w:hint="eastAsia"/>
+          <w:sz w:val="22"/>
+          <w:szCs w:val="22"/>
+        </w:rPr>
         <w:t>窗口字符</w:t>
       </w:r>
     </w:p>
     <w:p>
       <w:pPr>
+        <w:widowControl/>
+        <w:adjustRightInd w:val="0"/>
         <w:snapToGrid w:val="0"/>
-        <w:rPr>
-          <w:rFonts w:ascii="Tahoma" w:eastAsia="微软雅黑" w:hAnsi="Tahoma"/>
-          <w:kern w:val="0"/>
-          <w:sz w:val="22"/>
-        </w:rPr>
-      </w:pPr>
-      <w:r>
-        <w:rPr>
-          <w:rFonts w:ascii="Tahoma" w:eastAsia="微软雅黑" w:hAnsi="Tahoma" w:hint="eastAsia"/>
-          <w:kern w:val="0"/>
-          <w:sz w:val="22"/>
-        </w:rPr>
-        <w:t>颜色核心中可用的窗口字符如下</w:t>
-      </w:r>
-      <w:r>
-        <w:rPr>
-          <w:rFonts w:ascii="Tahoma" w:eastAsia="微软雅黑" w:hAnsi="Tahoma" w:hint="eastAsia"/>
-          <w:kern w:val="0"/>
-          <w:sz w:val="22"/>
-        </w:rPr>
-        <w:t>表</w:t>
-      </w:r>
-      <w:r>
-        <w:rPr>
-          <w:rFonts w:ascii="Tahoma" w:eastAsia="微软雅黑" w:hAnsi="Tahoma" w:hint="eastAsia"/>
-          <w:kern w:val="0"/>
-          <w:sz w:val="22"/>
-        </w:rPr>
-        <w:t>：</w:t>
-      </w:r>
-      <w:r>
-        <w:rPr>
-          <w:rFonts w:ascii="Tahoma" w:eastAsia="微软雅黑" w:hAnsi="Tahoma"/>
-          <w:kern w:val="0"/>
-          <w:sz w:val="22"/>
-        </w:rPr>
-        <w:t xml:space="preserve"> </w:t>
-      </w:r>
-    </w:p>
-    <w:p>
-      <w:pPr>
-        <w:snapToGrid w:val="0"/>
-        <w:spacing w:after="200"/>
-        <w:rPr>
-          <w:rFonts w:ascii="Tahoma" w:eastAsia="微软雅黑" w:hAnsi="Tahoma"/>
-          <w:kern w:val="0"/>
-          <w:sz w:val="22"/>
-        </w:rPr>
-      </w:pPr>
-      <w:r>
-        <w:rPr>
-          <w:rFonts w:ascii="Tahoma" w:eastAsia="微软雅黑" w:hAnsi="Tahoma" w:hint="eastAsia"/>
-          <w:kern w:val="0"/>
-          <w:sz w:val="22"/>
-        </w:rPr>
-        <w:t>（窗口字符的定义，可见：</w:t>
-      </w:r>
-      <w:r>
-        <w:rPr>
-          <w:rFonts w:ascii="Tahoma" w:eastAsia="微软雅黑" w:hAnsi="Tahoma"/>
-          <w:kern w:val="0"/>
-          <w:sz w:val="22"/>
-        </w:rPr>
-        <w:t>”</w:t>
-      </w:r>
-      <w:r>
-        <w:rPr>
-          <w:rFonts w:ascii="Tahoma" w:eastAsia="微软雅黑" w:hAnsi="Tahoma"/>
-          <w:color w:val="0070C0"/>
-          <w:kern w:val="0"/>
-          <w:sz w:val="22"/>
-        </w:rPr>
-        <w:t>23.</w:t>
-      </w:r>
-      <w:r>
-        <w:rPr>
-          <w:rFonts w:ascii="Tahoma" w:eastAsia="微软雅黑" w:hAnsi="Tahoma" w:hint="eastAsia"/>
-          <w:color w:val="0070C0"/>
-          <w:kern w:val="0"/>
-          <w:sz w:val="22"/>
-        </w:rPr>
-        <w:t>窗口字符</w:t>
-      </w:r>
-      <w:r>
-        <w:rPr>
-          <w:rFonts w:ascii="Tahoma" w:eastAsia="微软雅黑" w:hAnsi="Tahoma" w:hint="eastAsia"/>
-          <w:color w:val="0070C0"/>
-          <w:kern w:val="0"/>
-          <w:sz w:val="22"/>
-        </w:rPr>
-        <w:t xml:space="preserve"> </w:t>
-      </w:r>
-      <w:r>
-        <w:rPr>
-          <w:rFonts w:ascii="Tahoma" w:eastAsia="微软雅黑" w:hAnsi="Tahoma"/>
-          <w:color w:val="0070C0"/>
-          <w:kern w:val="0"/>
-          <w:sz w:val="22"/>
-        </w:rPr>
-        <w:t xml:space="preserve">&gt; </w:t>
-      </w:r>
-      <w:r>
-        <w:rPr>
-          <w:rFonts w:ascii="Tahoma" w:eastAsia="微软雅黑" w:hAnsi="Tahoma" w:hint="eastAsia"/>
-          <w:color w:val="0070C0"/>
-          <w:kern w:val="0"/>
-          <w:sz w:val="22"/>
-        </w:rPr>
-        <w:t>关于窗口字符</w:t>
-      </w:r>
-      <w:r>
-        <w:rPr>
-          <w:rFonts w:ascii="Tahoma" w:eastAsia="微软雅黑" w:hAnsi="Tahoma" w:hint="eastAsia"/>
-          <w:color w:val="0070C0"/>
-          <w:kern w:val="0"/>
-          <w:sz w:val="22"/>
-        </w:rPr>
-        <w:t>.</w:t>
-      </w:r>
-      <w:r>
-        <w:rPr>
-          <w:rFonts w:ascii="Tahoma" w:eastAsia="微软雅黑" w:hAnsi="Tahoma"/>
-          <w:color w:val="0070C0"/>
-          <w:kern w:val="0"/>
-          <w:sz w:val="22"/>
-        </w:rPr>
-        <w:t>docx</w:t>
-      </w:r>
-      <w:r>
-        <w:rPr>
-          <w:rFonts w:ascii="Tahoma" w:eastAsia="微软雅黑" w:hAnsi="Tahoma"/>
-          <w:kern w:val="0"/>
-          <w:sz w:val="22"/>
-        </w:rPr>
-        <w:t>”</w:t>
-      </w:r>
-      <w:r>
-        <w:rPr>
-          <w:rFonts w:ascii="Tahoma" w:eastAsia="微软雅黑" w:hAnsi="Tahoma" w:hint="eastAsia"/>
-          <w:kern w:val="0"/>
-          <w:sz w:val="22"/>
-        </w:rPr>
-        <w:t>）</w:t>
+        <w:jc w:val="left"/>
+        <w:rPr>
+          <w:rFonts w:ascii="Tahoma" w:eastAsia="微软雅黑" w:hAnsi="Tahoma"/>
+          <w:kern w:val="0"/>
+          <w:sz w:val="22"/>
+        </w:rPr>
+      </w:pPr>
+      <w:r>
+        <w:rPr>
+          <w:rFonts w:ascii="Tahoma" w:eastAsia="微软雅黑" w:hAnsi="Tahoma" w:hint="eastAsia"/>
+          <w:kern w:val="0"/>
+          <w:sz w:val="22"/>
+        </w:rPr>
+        <w:t>颜色相关的窗口字符如下。</w:t>
       </w:r>
     </w:p>
     <w:tbl>
       <w:tblPr>
         <w:tblStyle w:val="af"/>
-        <w:tblW w:w="8528" w:type="dxa"/>
-        <w:tblInd w:w="108" w:type="dxa"/>
+        <w:tblW w:w="8107" w:type="dxa"/>
+        <w:tblInd w:w="250" w:type="dxa"/>
         <w:tblBorders>
           <w:top w:val="single" w:sz="4" w:space="0" w:color="D9D9D9" w:themeColor="background1" w:themeShade="D9"/>
           <w:left w:val="single" w:sz="4" w:space="0" w:color="D9D9D9" w:themeColor="background1" w:themeShade="D9"/>
@@ -1764,18 +2486,14 @@
         <w:tblLook w:val="04A0" w:firstRow="1" w:lastRow="0" w:firstColumn="1" w:lastColumn="0" w:noHBand="0" w:noVBand="1"/>
       </w:tblPr>
       <w:tblGrid>
-        <w:gridCol w:w="2183"/>
-        <w:gridCol w:w="4054"/>
-        <w:gridCol w:w="2291"/>
+        <w:gridCol w:w="3402"/>
+        <w:gridCol w:w="4705"/>
       </w:tblGrid>
       <w:tr>
         <w:tc>
           <w:tcPr>
-            <w:tcW w:w="2183" w:type="dxa"/>
-            <w:tcBorders>
-              <w:bottom w:val="single" w:sz="4" w:space="0" w:color="D9D9D9" w:themeColor="background1" w:themeShade="D9"/>
-            </w:tcBorders>
-            <w:shd w:val="clear" w:color="auto" w:fill="D9D9D9" w:themeFill="background1" w:themeFillShade="D9"/>
+            <w:tcW w:w="3402" w:type="dxa"/>
+            <w:shd w:val="clear" w:color="auto" w:fill="DEEAF6" w:themeFill="accent1" w:themeFillTint="33"/>
             <w:vAlign w:val="center"/>
           </w:tcPr>
           <w:p>
@@ -1790,8 +2508,7 @@
                 <w:b/>
                 <w:bCs/>
                 <w:kern w:val="0"/>
-                <w:sz w:val="20"/>
-                <w:szCs w:val="20"/>
+                <w:szCs w:val="21"/>
               </w:rPr>
             </w:pPr>
             <w:r>
@@ -1800,57 +2517,26 @@
                 <w:b/>
                 <w:bCs/>
                 <w:kern w:val="0"/>
-                <w:sz w:val="20"/>
-                <w:szCs w:val="20"/>
+                <w:szCs w:val="21"/>
               </w:rPr>
               <w:t>窗口</w:t>
+            </w:r>
+            <w:r>
+              <w:rPr>
+                <w:rFonts w:ascii="Tahoma" w:eastAsia="微软雅黑" w:hAnsi="Tahoma" w:hint="eastAsia"/>
+                <w:b/>
+                <w:bCs/>
+                <w:kern w:val="0"/>
+                <w:szCs w:val="21"/>
+              </w:rPr>
+              <w:t>字符</w:t>
             </w:r>
           </w:p>
         </w:tc>
         <w:tc>
           <w:tcPr>
-            <w:tcW w:w="4054" w:type="dxa"/>
-            <w:tcBorders>
-              <w:bottom w:val="single" w:sz="4" w:space="0" w:color="D9D9D9" w:themeColor="background1" w:themeShade="D9"/>
-            </w:tcBorders>
-            <w:shd w:val="clear" w:color="auto" w:fill="D9D9D9" w:themeFill="background1" w:themeFillShade="D9"/>
-            <w:vAlign w:val="center"/>
-          </w:tcPr>
-          <w:p>
-            <w:pPr>
-              <w:widowControl/>
-              <w:adjustRightInd w:val="0"/>
-              <w:snapToGrid w:val="0"/>
-              <w:jc w:val="center"/>
-              <w:rPr>
-                <w:rFonts w:ascii="Tahoma" w:eastAsia="微软雅黑" w:hAnsi="Tahoma"/>
-                <w:b/>
-                <w:bCs/>
-                <w:kern w:val="0"/>
-                <w:sz w:val="20"/>
-                <w:szCs w:val="20"/>
-              </w:rPr>
-            </w:pPr>
-            <w:r>
-              <w:rPr>
-                <w:rFonts w:ascii="Tahoma" w:eastAsia="微软雅黑" w:hAnsi="Tahoma" w:hint="eastAsia"/>
-                <w:b/>
-                <w:bCs/>
-                <w:kern w:val="0"/>
-                <w:sz w:val="20"/>
-                <w:szCs w:val="20"/>
-              </w:rPr>
-              <w:t>描述</w:t>
-            </w:r>
-          </w:p>
-        </w:tc>
-        <w:tc>
-          <w:tcPr>
-            <w:tcW w:w="2291" w:type="dxa"/>
-            <w:tcBorders>
-              <w:bottom w:val="single" w:sz="4" w:space="0" w:color="D9D9D9" w:themeColor="background1" w:themeShade="D9"/>
-            </w:tcBorders>
-            <w:shd w:val="clear" w:color="auto" w:fill="D9D9D9" w:themeFill="background1" w:themeFillShade="D9"/>
+            <w:tcW w:w="4705" w:type="dxa"/>
+            <w:shd w:val="clear" w:color="auto" w:fill="DEEAF6" w:themeFill="accent1" w:themeFillTint="33"/>
             <w:vAlign w:val="center"/>
           </w:tcPr>
           <w:p>
@@ -1865,8 +2551,7 @@
                 <w:b/>
                 <w:bCs/>
                 <w:kern w:val="0"/>
-                <w:sz w:val="20"/>
-                <w:szCs w:val="20"/>
+                <w:szCs w:val="21"/>
               </w:rPr>
             </w:pPr>
             <w:r>
@@ -1875,21 +2560,9 @@
                 <w:b/>
                 <w:bCs/>
                 <w:kern w:val="0"/>
-                <w:sz w:val="20"/>
-                <w:szCs w:val="20"/>
-              </w:rPr>
-              <w:t>字符</w:t>
-            </w:r>
-            <w:r>
-              <w:rPr>
-                <w:rFonts w:ascii="Tahoma" w:eastAsia="微软雅黑" w:hAnsi="Tahoma" w:hint="eastAsia"/>
-                <w:b/>
-                <w:bCs/>
-                <w:kern w:val="0"/>
-                <w:sz w:val="20"/>
-                <w:szCs w:val="20"/>
-              </w:rPr>
-              <w:t>类型</w:t>
+                <w:szCs w:val="21"/>
+              </w:rPr>
+              <w:t>描述</w:t>
             </w:r>
           </w:p>
         </w:tc>
@@ -1897,10 +2570,7 @@
       <w:tr>
         <w:tc>
           <w:tcPr>
-            <w:tcW w:w="2183" w:type="dxa"/>
-            <w:tcBorders>
-              <w:bottom w:val="single" w:sz="4" w:space="0" w:color="D9D9D9" w:themeColor="background1" w:themeShade="D9"/>
-            </w:tcBorders>
+            <w:tcW w:w="3402" w:type="dxa"/>
             <w:shd w:val="clear" w:color="auto" w:fill="auto"/>
             <w:vAlign w:val="center"/>
           </w:tcPr>
@@ -1910,7 +2580,7 @@
               <w:adjustRightInd w:val="0"/>
               <w:snapToGrid w:val="0"/>
               <w:spacing w:line="276" w:lineRule="auto"/>
-              <w:jc w:val="center"/>
+              <w:jc w:val="left"/>
               <w:rPr>
                 <w:rFonts w:ascii="Tahoma" w:eastAsia="微软雅黑" w:hAnsi="Tahoma"/>
                 <w:kern w:val="0"/>
@@ -1927,6 +2597,7 @@
               </w:rPr>
               <w:t>\</w:t>
             </w:r>
+            <w:proofErr w:type="gramStart"/>
             <w:r>
               <w:rPr>
                 <w:rFonts w:ascii="Tahoma" w:eastAsia="微软雅黑" w:hAnsi="Tahoma"/>
@@ -1934,17 +2605,52 @@
                 <w:sz w:val="20"/>
                 <w:szCs w:val="20"/>
               </w:rPr>
-              <w:t>c[101] - \c[199]</w:t>
+              <w:t>c[</w:t>
+            </w:r>
+            <w:proofErr w:type="gramEnd"/>
+            <w:r>
+              <w:rPr>
+                <w:rFonts w:ascii="Tahoma" w:eastAsia="微软雅黑" w:hAnsi="Tahoma"/>
+                <w:kern w:val="0"/>
+                <w:sz w:val="20"/>
+                <w:szCs w:val="20"/>
+              </w:rPr>
+              <w:t>0] - \</w:t>
+            </w:r>
+            <w:proofErr w:type="gramStart"/>
+            <w:r>
+              <w:rPr>
+                <w:rFonts w:ascii="Tahoma" w:eastAsia="微软雅黑" w:hAnsi="Tahoma"/>
+                <w:kern w:val="0"/>
+                <w:sz w:val="20"/>
+                <w:szCs w:val="20"/>
+              </w:rPr>
+              <w:t>c[</w:t>
+            </w:r>
+            <w:proofErr w:type="gramEnd"/>
+            <w:r>
+              <w:rPr>
+                <w:rFonts w:ascii="Tahoma" w:eastAsia="微软雅黑" w:hAnsi="Tahoma" w:hint="eastAsia"/>
+                <w:kern w:val="0"/>
+                <w:sz w:val="20"/>
+                <w:szCs w:val="20"/>
+              </w:rPr>
+              <w:t>31</w:t>
+            </w:r>
+            <w:r>
+              <w:rPr>
+                <w:rFonts w:ascii="Tahoma" w:eastAsia="微软雅黑" w:hAnsi="Tahoma"/>
+                <w:kern w:val="0"/>
+                <w:sz w:val="20"/>
+                <w:szCs w:val="20"/>
+              </w:rPr>
+              <w:t>]</w:t>
             </w:r>
           </w:p>
         </w:tc>
         <w:tc>
           <w:tcPr>
-            <w:tcW w:w="4054" w:type="dxa"/>
-            <w:tcBorders>
-              <w:bottom w:val="single" w:sz="4" w:space="0" w:color="D9D9D9" w:themeColor="background1" w:themeShade="D9"/>
-            </w:tcBorders>
-            <w:shd w:val="clear" w:color="auto" w:fill="auto"/>
+            <w:tcW w:w="4705" w:type="dxa"/>
             <w:vAlign w:val="center"/>
           </w:tcPr>
           <w:p>
@@ -1967,16 +2673,42 @@
                 <w:sz w:val="20"/>
                 <w:szCs w:val="20"/>
               </w:rPr>
-              <w:t>之后文字显示为自定义颜色。</w:t>
+              <w:t>之后文字显示为</w:t>
+            </w:r>
+            <w:r>
+              <w:rPr>
+                <w:rFonts w:ascii="Tahoma" w:eastAsia="微软雅黑" w:hAnsi="Tahoma" w:hint="eastAsia"/>
+                <w:kern w:val="0"/>
+                <w:sz w:val="20"/>
+                <w:szCs w:val="20"/>
+              </w:rPr>
+              <w:t>窗口</w:t>
+            </w:r>
+            <w:r>
+              <w:rPr>
+                <w:rFonts w:ascii="Tahoma" w:eastAsia="微软雅黑" w:hAnsi="Tahoma" w:hint="eastAsia"/>
+                <w:kern w:val="0"/>
+                <w:sz w:val="20"/>
+                <w:szCs w:val="20"/>
+              </w:rPr>
+              <w:t>皮肤</w:t>
+            </w:r>
+            <w:r>
+              <w:rPr>
+                <w:rFonts w:ascii="Tahoma" w:eastAsia="微软雅黑" w:hAnsi="Tahoma" w:hint="eastAsia"/>
+                <w:kern w:val="0"/>
+                <w:sz w:val="20"/>
+                <w:szCs w:val="20"/>
+              </w:rPr>
+              <w:t>颜色。</w:t>
             </w:r>
           </w:p>
         </w:tc>
+      </w:tr>
+      <w:tr>
         <w:tc>
           <w:tcPr>
-            <w:tcW w:w="2291" w:type="dxa"/>
-            <w:tcBorders>
-              <w:bottom w:val="single" w:sz="4" w:space="0" w:color="D9D9D9" w:themeColor="background1" w:themeShade="D9"/>
-            </w:tcBorders>
+            <w:tcW w:w="3402" w:type="dxa"/>
             <w:shd w:val="clear" w:color="auto" w:fill="auto"/>
             <w:vAlign w:val="center"/>
           </w:tcPr>
@@ -1986,7 +2718,7 @@
               <w:adjustRightInd w:val="0"/>
               <w:snapToGrid w:val="0"/>
               <w:spacing w:line="276" w:lineRule="auto"/>
-              <w:jc w:val="center"/>
+              <w:jc w:val="left"/>
               <w:rPr>
                 <w:rFonts w:ascii="Tahoma" w:eastAsia="微软雅黑" w:hAnsi="Tahoma"/>
                 <w:kern w:val="0"/>
@@ -2001,7 +2733,94 @@
                 <w:sz w:val="20"/>
                 <w:szCs w:val="20"/>
               </w:rPr>
-              <w:t>效果字符</w:t>
+              <w:t>\</w:t>
+            </w:r>
+            <w:proofErr w:type="gramStart"/>
+            <w:r>
+              <w:rPr>
+                <w:rFonts w:ascii="Tahoma" w:eastAsia="微软雅黑" w:hAnsi="Tahoma"/>
+                <w:kern w:val="0"/>
+                <w:sz w:val="20"/>
+                <w:szCs w:val="20"/>
+              </w:rPr>
+              <w:t>c[</w:t>
+            </w:r>
+            <w:proofErr w:type="gramEnd"/>
+            <w:r>
+              <w:rPr>
+                <w:rFonts w:ascii="Tahoma" w:eastAsia="微软雅黑" w:hAnsi="Tahoma"/>
+                <w:kern w:val="0"/>
+                <w:sz w:val="20"/>
+                <w:szCs w:val="20"/>
+              </w:rPr>
+              <w:t>101] - \</w:t>
+            </w:r>
+            <w:proofErr w:type="gramStart"/>
+            <w:r>
+              <w:rPr>
+                <w:rFonts w:ascii="Tahoma" w:eastAsia="微软雅黑" w:hAnsi="Tahoma"/>
+                <w:kern w:val="0"/>
+                <w:sz w:val="20"/>
+                <w:szCs w:val="20"/>
+              </w:rPr>
+              <w:t>c[</w:t>
+            </w:r>
+            <w:proofErr w:type="gramEnd"/>
+            <w:r>
+              <w:rPr>
+                <w:rFonts w:ascii="Tahoma" w:eastAsia="微软雅黑" w:hAnsi="Tahoma"/>
+                <w:kern w:val="0"/>
+                <w:sz w:val="20"/>
+                <w:szCs w:val="20"/>
+              </w:rPr>
+              <w:t>199]</w:t>
+            </w:r>
+          </w:p>
+        </w:tc>
+        <w:tc>
+          <w:tcPr>
+            <w:tcW w:w="4705" w:type="dxa"/>
+            <w:vAlign w:val="center"/>
+          </w:tcPr>
+          <w:p>
+            <w:pPr>
+              <w:widowControl/>
+              <w:adjustRightInd w:val="0"/>
+              <w:snapToGrid w:val="0"/>
+              <w:jc w:val="left"/>
+              <w:rPr>
+                <w:rFonts w:ascii="Tahoma" w:eastAsia="微软雅黑" w:hAnsi="Tahoma"/>
+                <w:kern w:val="0"/>
+                <w:sz w:val="20"/>
+                <w:szCs w:val="20"/>
+              </w:rPr>
+            </w:pPr>
+            <w:r>
+              <w:rPr>
+                <w:rFonts w:ascii="Tahoma" w:eastAsia="微软雅黑" w:hAnsi="Tahoma" w:hint="eastAsia"/>
+                <w:kern w:val="0"/>
+                <w:sz w:val="20"/>
+                <w:szCs w:val="20"/>
+              </w:rPr>
+              <w:t>之后文字显示为</w:t>
+            </w:r>
+            <w:r>
+              <w:rPr>
+                <w:rFonts w:ascii="Tahoma" w:eastAsia="微软雅黑" w:hAnsi="Tahoma" w:hint="eastAsia"/>
+                <w:kern w:val="0"/>
+                <w:sz w:val="20"/>
+                <w:szCs w:val="20"/>
+              </w:rPr>
+              <w:t>普通</w:t>
+            </w:r>
+            <w:r>
+              <w:rPr>
+                <w:rFonts w:ascii="Tahoma" w:eastAsia="微软雅黑" w:hAnsi="Tahoma" w:hint="eastAsia"/>
+                <w:kern w:val="0"/>
+                <w:sz w:val="20"/>
+                <w:szCs w:val="20"/>
+              </w:rPr>
+              <w:t>颜色。</w:t>
             </w:r>
           </w:p>
         </w:tc>
@@ -2009,10 +2828,7 @@
       <w:tr>
         <w:tc>
           <w:tcPr>
-            <w:tcW w:w="2183" w:type="dxa"/>
-            <w:tcBorders>
-              <w:bottom w:val="single" w:sz="4" w:space="0" w:color="D9D9D9" w:themeColor="background1" w:themeShade="D9"/>
-            </w:tcBorders>
+            <w:tcW w:w="3402" w:type="dxa"/>
             <w:shd w:val="clear" w:color="auto" w:fill="auto"/>
             <w:vAlign w:val="center"/>
           </w:tcPr>
@@ -2022,7 +2838,7 @@
               <w:adjustRightInd w:val="0"/>
               <w:snapToGrid w:val="0"/>
               <w:spacing w:line="276" w:lineRule="auto"/>
-              <w:jc w:val="center"/>
+              <w:jc w:val="left"/>
               <w:rPr>
                 <w:rFonts w:ascii="Tahoma" w:eastAsia="微软雅黑" w:hAnsi="Tahoma"/>
                 <w:kern w:val="0"/>
@@ -2039,6 +2855,7 @@
               </w:rPr>
               <w:t>\</w:t>
             </w:r>
+            <w:proofErr w:type="gramStart"/>
             <w:r>
               <w:rPr>
                 <w:rFonts w:ascii="Tahoma" w:eastAsia="微软雅黑" w:hAnsi="Tahoma"/>
@@ -2046,17 +2863,43 @@
                 <w:sz w:val="20"/>
                 <w:szCs w:val="20"/>
               </w:rPr>
-              <w:t>c[201] - \c[299]</w:t>
+              <w:t>c[</w:t>
+            </w:r>
+            <w:proofErr w:type="gramEnd"/>
+            <w:r>
+              <w:rPr>
+                <w:rFonts w:ascii="Tahoma" w:eastAsia="微软雅黑" w:hAnsi="Tahoma"/>
+                <w:kern w:val="0"/>
+                <w:sz w:val="20"/>
+                <w:szCs w:val="20"/>
+              </w:rPr>
+              <w:t>201] - \</w:t>
+            </w:r>
+            <w:proofErr w:type="gramStart"/>
+            <w:r>
+              <w:rPr>
+                <w:rFonts w:ascii="Tahoma" w:eastAsia="微软雅黑" w:hAnsi="Tahoma"/>
+                <w:kern w:val="0"/>
+                <w:sz w:val="20"/>
+                <w:szCs w:val="20"/>
+              </w:rPr>
+              <w:t>c[</w:t>
+            </w:r>
+            <w:proofErr w:type="gramEnd"/>
+            <w:r>
+              <w:rPr>
+                <w:rFonts w:ascii="Tahoma" w:eastAsia="微软雅黑" w:hAnsi="Tahoma"/>
+                <w:kern w:val="0"/>
+                <w:sz w:val="20"/>
+                <w:szCs w:val="20"/>
+              </w:rPr>
+              <w:t>299]</w:t>
             </w:r>
           </w:p>
         </w:tc>
         <w:tc>
           <w:tcPr>
-            <w:tcW w:w="4054" w:type="dxa"/>
-            <w:tcBorders>
-              <w:bottom w:val="single" w:sz="4" w:space="0" w:color="D9D9D9" w:themeColor="background1" w:themeShade="D9"/>
-            </w:tcBorders>
-            <w:shd w:val="clear" w:color="auto" w:fill="auto"/>
+            <w:tcW w:w="4705" w:type="dxa"/>
             <w:vAlign w:val="center"/>
           </w:tcPr>
           <w:p>
@@ -2079,16 +2922,51 @@
                 <w:sz w:val="20"/>
                 <w:szCs w:val="20"/>
               </w:rPr>
-              <w:t>之后文字显示为自定义渐变色。</w:t>
+              <w:t>之后文字显示为</w:t>
+            </w:r>
+            <w:r>
+              <w:rPr>
+                <w:rFonts w:ascii="Tahoma" w:eastAsia="微软雅黑" w:hAnsi="Tahoma" w:hint="eastAsia"/>
+                <w:kern w:val="0"/>
+                <w:sz w:val="20"/>
+                <w:szCs w:val="20"/>
+              </w:rPr>
+              <w:t>高级</w:t>
+            </w:r>
+            <w:r>
+              <w:rPr>
+                <w:rFonts w:ascii="Tahoma" w:eastAsia="微软雅黑" w:hAnsi="Tahoma" w:hint="eastAsia"/>
+                <w:kern w:val="0"/>
+                <w:sz w:val="20"/>
+                <w:szCs w:val="20"/>
+              </w:rPr>
+              <w:t>渐变</w:t>
+            </w:r>
+            <w:r>
+              <w:rPr>
+                <w:rFonts w:ascii="Tahoma" w:eastAsia="微软雅黑" w:hAnsi="Tahoma" w:hint="eastAsia"/>
+                <w:kern w:val="0"/>
+                <w:sz w:val="20"/>
+                <w:szCs w:val="20"/>
+              </w:rPr>
+              <w:t>颜</w:t>
+            </w:r>
+            <w:r>
+              <w:rPr>
+                <w:rFonts w:ascii="Tahoma" w:eastAsia="微软雅黑" w:hAnsi="Tahoma" w:hint="eastAsia"/>
+                <w:kern w:val="0"/>
+                <w:sz w:val="20"/>
+                <w:szCs w:val="20"/>
+              </w:rPr>
+              <w:t>色。</w:t>
             </w:r>
           </w:p>
         </w:tc>
+      </w:tr>
+      <w:tr>
         <w:tc>
           <w:tcPr>
-            <w:tcW w:w="2291" w:type="dxa"/>
-            <w:tcBorders>
-              <w:bottom w:val="single" w:sz="4" w:space="0" w:color="D9D9D9" w:themeColor="background1" w:themeShade="D9"/>
-            </w:tcBorders>
+            <w:tcW w:w="3402" w:type="dxa"/>
             <w:shd w:val="clear" w:color="auto" w:fill="auto"/>
             <w:vAlign w:val="center"/>
           </w:tcPr>
@@ -2098,7 +2976,7 @@
               <w:adjustRightInd w:val="0"/>
               <w:snapToGrid w:val="0"/>
               <w:spacing w:line="276" w:lineRule="auto"/>
-              <w:jc w:val="center"/>
+              <w:jc w:val="left"/>
               <w:rPr>
                 <w:rFonts w:ascii="Tahoma" w:eastAsia="微软雅黑" w:hAnsi="Tahoma"/>
                 <w:kern w:val="0"/>
@@ -2108,12 +2986,61 @@
             </w:pPr>
             <w:r>
               <w:rPr>
-                <w:rFonts w:ascii="Tahoma" w:eastAsia="微软雅黑" w:hAnsi="Tahoma" w:hint="eastAsia"/>
+                <w:rFonts w:ascii="Tahoma" w:eastAsia="微软雅黑" w:hAnsi="Tahoma"/>
                 <w:kern w:val="0"/>
                 <w:sz w:val="20"/>
                 <w:szCs w:val="20"/>
               </w:rPr>
-              <w:t>效果字符</w:t>
+              <w:t>\</w:t>
+            </w:r>
+            <w:proofErr w:type="gramStart"/>
+            <w:r>
+              <w:rPr>
+                <w:rFonts w:ascii="Tahoma" w:eastAsia="微软雅黑" w:hAnsi="Tahoma"/>
+                <w:kern w:val="0"/>
+                <w:sz w:val="20"/>
+                <w:szCs w:val="20"/>
+              </w:rPr>
+              <w:t>cc</w:t>
+            </w:r>
+            <w:proofErr w:type="gramEnd"/>
+            <w:r>
+              <w:rPr>
+                <w:rFonts w:ascii="Tahoma" w:eastAsia="微软雅黑" w:hAnsi="Tahoma"/>
+                <w:kern w:val="0"/>
+                <w:sz w:val="20"/>
+                <w:szCs w:val="20"/>
+              </w:rPr>
+              <w:t>[#ffffff]</w:t>
+            </w:r>
+          </w:p>
+        </w:tc>
+        <w:tc>
+          <w:tcPr>
+            <w:tcW w:w="4705" w:type="dxa"/>
+            <w:vAlign w:val="center"/>
+          </w:tcPr>
+          <w:p>
+            <w:pPr>
+              <w:widowControl/>
+              <w:adjustRightInd w:val="0"/>
+              <w:snapToGrid w:val="0"/>
+              <w:jc w:val="left"/>
+              <w:rPr>
+                <w:rFonts w:ascii="Tahoma" w:eastAsia="微软雅黑" w:hAnsi="Tahoma"/>
+                <w:kern w:val="0"/>
+                <w:sz w:val="20"/>
+                <w:szCs w:val="20"/>
+              </w:rPr>
+            </w:pPr>
+            <w:r>
+              <w:rPr>
+                <w:rFonts w:ascii="Tahoma" w:eastAsia="微软雅黑" w:hAnsi="Tahoma" w:hint="eastAsia"/>
+                <w:kern w:val="0"/>
+                <w:sz w:val="20"/>
+                <w:szCs w:val="20"/>
+              </w:rPr>
+              <w:t>之后的文本使用此临时普通颜色。</w:t>
             </w:r>
           </w:p>
         </w:tc>
@@ -2121,10 +3048,7 @@
       <w:tr>
         <w:tc>
           <w:tcPr>
-            <w:tcW w:w="2183" w:type="dxa"/>
-            <w:tcBorders>
-              <w:bottom w:val="single" w:sz="4" w:space="0" w:color="D9D9D9" w:themeColor="background1" w:themeShade="D9"/>
-            </w:tcBorders>
+            <w:tcW w:w="3402" w:type="dxa"/>
             <w:shd w:val="clear" w:color="auto" w:fill="auto"/>
             <w:vAlign w:val="center"/>
           </w:tcPr>
@@ -2134,7 +3058,7 @@
               <w:adjustRightInd w:val="0"/>
               <w:snapToGrid w:val="0"/>
               <w:spacing w:line="276" w:lineRule="auto"/>
-              <w:jc w:val="center"/>
+              <w:jc w:val="left"/>
               <w:rPr>
                 <w:rFonts w:ascii="Tahoma" w:eastAsia="微软雅黑" w:hAnsi="Tahoma"/>
                 <w:kern w:val="0"/>
@@ -2149,17 +3073,60 @@
                 <w:sz w:val="20"/>
                 <w:szCs w:val="20"/>
               </w:rPr>
-              <w:t>\cc[#ffffff]</w:t>
+              <w:t>\</w:t>
+            </w:r>
+            <w:proofErr w:type="gramStart"/>
+            <w:r>
+              <w:rPr>
+                <w:rFonts w:ascii="Tahoma" w:eastAsia="微软雅黑" w:hAnsi="Tahoma"/>
+                <w:kern w:val="0"/>
+                <w:sz w:val="20"/>
+                <w:szCs w:val="20"/>
+              </w:rPr>
+              <w:t>c</w:t>
+            </w:r>
+            <w:r>
+              <w:rPr>
+                <w:rFonts w:ascii="Tahoma" w:eastAsia="微软雅黑" w:hAnsi="Tahoma" w:hint="eastAsia"/>
+                <w:kern w:val="0"/>
+                <w:sz w:val="20"/>
+                <w:szCs w:val="20"/>
+              </w:rPr>
+              <w:t>c</w:t>
+            </w:r>
+            <w:proofErr w:type="gramEnd"/>
+            <w:r>
+              <w:rPr>
+                <w:rFonts w:ascii="Tahoma" w:eastAsia="微软雅黑" w:hAnsi="Tahoma" w:hint="eastAsia"/>
+                <w:kern w:val="0"/>
+                <w:sz w:val="20"/>
+                <w:szCs w:val="20"/>
+              </w:rPr>
+              <w:t>[</w:t>
+            </w:r>
+            <w:r>
+              <w:rPr>
+                <w:rFonts w:ascii="Tahoma" w:eastAsia="微软雅黑" w:hAnsi="Tahoma"/>
+                <w:kern w:val="0"/>
+                <w:sz w:val="20"/>
+                <w:szCs w:val="20"/>
+              </w:rPr>
+              <w:t>save</w:t>
+            </w:r>
+            <w:r>
+              <w:rPr>
+                <w:rFonts w:ascii="Tahoma" w:eastAsia="微软雅黑" w:hAnsi="Tahoma" w:hint="eastAsia"/>
+                <w:kern w:val="0"/>
+                <w:sz w:val="20"/>
+                <w:szCs w:val="20"/>
+              </w:rPr>
+              <w:t>]</w:t>
             </w:r>
           </w:p>
         </w:tc>
         <w:tc>
           <w:tcPr>
-            <w:tcW w:w="4054" w:type="dxa"/>
-            <w:tcBorders>
-              <w:bottom w:val="single" w:sz="4" w:space="0" w:color="D9D9D9" w:themeColor="background1" w:themeShade="D9"/>
-            </w:tcBorders>
-            <w:shd w:val="clear" w:color="auto" w:fill="auto"/>
+            <w:tcW w:w="4705" w:type="dxa"/>
             <w:vAlign w:val="center"/>
           </w:tcPr>
           <w:p>
@@ -2182,7 +3149,7 @@
                 <w:sz w:val="20"/>
                 <w:szCs w:val="20"/>
               </w:rPr>
-              <w:t>之后文字显示</w:t>
+              <w:t>暂存当前文本颜色</w:t>
             </w:r>
             <w:r>
               <w:rPr>
@@ -2191,25 +3158,15 @@
                 <w:sz w:val="20"/>
                 <w:szCs w:val="20"/>
               </w:rPr>
-              <w:t>对应的普通颜</w:t>
-            </w:r>
-            <w:r>
-              <w:rPr>
-                <w:rFonts w:ascii="Tahoma" w:eastAsia="微软雅黑" w:hAnsi="Tahoma" w:hint="eastAsia"/>
-                <w:kern w:val="0"/>
-                <w:sz w:val="20"/>
-                <w:szCs w:val="20"/>
-              </w:rPr>
-              <w:t>色。</w:t>
+              <w:t>。</w:t>
             </w:r>
           </w:p>
         </w:tc>
+      </w:tr>
+      <w:tr>
         <w:tc>
           <w:tcPr>
-            <w:tcW w:w="2291" w:type="dxa"/>
-            <w:tcBorders>
-              <w:bottom w:val="single" w:sz="4" w:space="0" w:color="D9D9D9" w:themeColor="background1" w:themeShade="D9"/>
-            </w:tcBorders>
+            <w:tcW w:w="3402" w:type="dxa"/>
             <w:shd w:val="clear" w:color="auto" w:fill="auto"/>
             <w:vAlign w:val="center"/>
           </w:tcPr>
@@ -2219,7 +3176,7 @@
               <w:adjustRightInd w:val="0"/>
               <w:snapToGrid w:val="0"/>
               <w:spacing w:line="276" w:lineRule="auto"/>
-              <w:jc w:val="center"/>
+              <w:jc w:val="left"/>
               <w:rPr>
                 <w:rFonts w:ascii="Tahoma" w:eastAsia="微软雅黑" w:hAnsi="Tahoma"/>
                 <w:kern w:val="0"/>
@@ -2229,12 +3186,68 @@
             </w:pPr>
             <w:r>
               <w:rPr>
-                <w:rFonts w:ascii="Tahoma" w:eastAsia="微软雅黑" w:hAnsi="Tahoma" w:hint="eastAsia"/>
+                <w:rFonts w:ascii="Tahoma" w:eastAsia="微软雅黑" w:hAnsi="Tahoma"/>
                 <w:kern w:val="0"/>
                 <w:sz w:val="20"/>
                 <w:szCs w:val="20"/>
               </w:rPr>
-              <w:t>效果字符</w:t>
+              <w:t>\c</w:t>
+            </w:r>
+            <w:r>
+              <w:rPr>
+                <w:rFonts w:ascii="Tahoma" w:eastAsia="微软雅黑" w:hAnsi="Tahoma" w:hint="eastAsia"/>
+                <w:kern w:val="0"/>
+                <w:sz w:val="20"/>
+                <w:szCs w:val="20"/>
+              </w:rPr>
+              <w:t>c[</w:t>
+            </w:r>
+            <w:r>
+              <w:rPr>
+                <w:rFonts w:ascii="Tahoma" w:eastAsia="微软雅黑" w:hAnsi="Tahoma"/>
+                <w:kern w:val="0"/>
+                <w:sz w:val="20"/>
+                <w:szCs w:val="20"/>
+              </w:rPr>
+              <w:t>load</w:t>
+            </w:r>
+            <w:r>
+              <w:rPr>
+                <w:rFonts w:ascii="Tahoma" w:eastAsia="微软雅黑" w:hAnsi="Tahoma" w:hint="eastAsia"/>
+                <w:kern w:val="0"/>
+                <w:sz w:val="20"/>
+                <w:szCs w:val="20"/>
+              </w:rPr>
+              <w:t>]</w:t>
+            </w:r>
+          </w:p>
+        </w:tc>
+        <w:tc>
+          <w:tcPr>
+            <w:tcW w:w="4705" w:type="dxa"/>
+            <w:vAlign w:val="center"/>
+          </w:tcPr>
+          <w:p>
+            <w:pPr>
+              <w:widowControl/>
+              <w:adjustRightInd w:val="0"/>
+              <w:snapToGrid w:val="0"/>
+              <w:jc w:val="left"/>
+              <w:rPr>
+                <w:rFonts w:ascii="Tahoma" w:eastAsia="微软雅黑" w:hAnsi="Tahoma"/>
+                <w:kern w:val="0"/>
+                <w:sz w:val="20"/>
+                <w:szCs w:val="20"/>
+              </w:rPr>
+            </w:pPr>
+            <w:r>
+              <w:rPr>
+                <w:rFonts w:ascii="Tahoma" w:eastAsia="微软雅黑" w:hAnsi="Tahoma" w:hint="eastAsia"/>
+                <w:kern w:val="0"/>
+                <w:sz w:val="20"/>
+                <w:szCs w:val="20"/>
+              </w:rPr>
+              <w:t>之后的文本使用暂存的颜色。</w:t>
             </w:r>
           </w:p>
         </w:tc>
@@ -2242,10 +3255,7 @@
       <w:tr>
         <w:tc>
           <w:tcPr>
-            <w:tcW w:w="2183" w:type="dxa"/>
-            <w:tcBorders>
-              <w:bottom w:val="single" w:sz="4" w:space="0" w:color="D9D9D9" w:themeColor="background1" w:themeShade="D9"/>
-            </w:tcBorders>
+            <w:tcW w:w="3402" w:type="dxa"/>
             <w:shd w:val="clear" w:color="auto" w:fill="auto"/>
             <w:vAlign w:val="center"/>
           </w:tcPr>
@@ -2255,7 +3265,7 @@
               <w:adjustRightInd w:val="0"/>
               <w:snapToGrid w:val="0"/>
               <w:spacing w:line="276" w:lineRule="auto"/>
-              <w:jc w:val="center"/>
+              <w:jc w:val="left"/>
               <w:rPr>
                 <w:rFonts w:ascii="Tahoma" w:eastAsia="微软雅黑" w:hAnsi="Tahoma"/>
                 <w:kern w:val="0"/>
@@ -2270,8 +3280,39 @@
                 <w:sz w:val="20"/>
                 <w:szCs w:val="20"/>
               </w:rPr>
-              <w:t>\clc[#ffffff:#</w:t>
-            </w:r>
+              <w:t>\</w:t>
+            </w:r>
+            <w:proofErr w:type="gramStart"/>
+            <w:r>
+              <w:rPr>
+                <w:rFonts w:ascii="Tahoma" w:eastAsia="微软雅黑" w:hAnsi="Tahoma"/>
+                <w:kern w:val="0"/>
+                <w:sz w:val="20"/>
+                <w:szCs w:val="20"/>
+              </w:rPr>
+              <w:t>clc</w:t>
+            </w:r>
+            <w:proofErr w:type="gramEnd"/>
+            <w:r>
+              <w:rPr>
+                <w:rFonts w:ascii="Tahoma" w:eastAsia="微软雅黑" w:hAnsi="Tahoma"/>
+                <w:kern w:val="0"/>
+                <w:sz w:val="20"/>
+                <w:szCs w:val="20"/>
+              </w:rPr>
+              <w:t>[#</w:t>
+            </w:r>
+            <w:proofErr w:type="gramStart"/>
+            <w:r>
+              <w:rPr>
+                <w:rFonts w:ascii="Tahoma" w:eastAsia="微软雅黑" w:hAnsi="Tahoma"/>
+                <w:kern w:val="0"/>
+                <w:sz w:val="20"/>
+                <w:szCs w:val="20"/>
+              </w:rPr>
+              <w:t>ffffff:#</w:t>
+            </w:r>
+            <w:proofErr w:type="gramEnd"/>
             <w:r>
               <w:rPr>
                 <w:rFonts w:ascii="Tahoma" w:eastAsia="微软雅黑" w:hAnsi="Tahoma"/>
@@ -2294,11 +3335,7 @@
         </w:tc>
         <w:tc>
           <w:tcPr>
-            <w:tcW w:w="4054" w:type="dxa"/>
-            <w:tcBorders>
-              <w:bottom w:val="single" w:sz="4" w:space="0" w:color="D9D9D9" w:themeColor="background1" w:themeShade="D9"/>
-            </w:tcBorders>
-            <w:shd w:val="clear" w:color="auto" w:fill="auto"/>
+            <w:tcW w:w="4705" w:type="dxa"/>
             <w:vAlign w:val="center"/>
           </w:tcPr>
           <w:p>
@@ -2361,12 +3398,11 @@
             </w:r>
           </w:p>
         </w:tc>
+      </w:tr>
+      <w:tr>
         <w:tc>
           <w:tcPr>
-            <w:tcW w:w="2291" w:type="dxa"/>
-            <w:tcBorders>
-              <w:bottom w:val="single" w:sz="4" w:space="0" w:color="D9D9D9" w:themeColor="background1" w:themeShade="D9"/>
-            </w:tcBorders>
+            <w:tcW w:w="3402" w:type="dxa"/>
             <w:shd w:val="clear" w:color="auto" w:fill="auto"/>
             <w:vAlign w:val="center"/>
           </w:tcPr>
@@ -2376,7 +3412,7 @@
               <w:adjustRightInd w:val="0"/>
               <w:snapToGrid w:val="0"/>
               <w:spacing w:line="276" w:lineRule="auto"/>
-              <w:jc w:val="center"/>
+              <w:jc w:val="left"/>
               <w:rPr>
                 <w:rFonts w:ascii="Tahoma" w:eastAsia="微软雅黑" w:hAnsi="Tahoma"/>
                 <w:kern w:val="0"/>
@@ -2391,53 +3427,31 @@
                 <w:sz w:val="20"/>
                 <w:szCs w:val="20"/>
               </w:rPr>
-              <w:t>效果字符</w:t>
-            </w:r>
-          </w:p>
-        </w:tc>
-      </w:tr>
-      <w:tr>
-        <w:tc>
-          <w:tcPr>
-            <w:tcW w:w="2183" w:type="dxa"/>
-            <w:tcBorders>
-              <w:bottom w:val="single" w:sz="4" w:space="0" w:color="D9D9D9" w:themeColor="background1" w:themeShade="D9"/>
-            </w:tcBorders>
-            <w:shd w:val="clear" w:color="auto" w:fill="auto"/>
-            <w:vAlign w:val="center"/>
-          </w:tcPr>
-          <w:p>
-            <w:pPr>
-              <w:widowControl/>
-              <w:adjustRightInd w:val="0"/>
-              <w:snapToGrid w:val="0"/>
-              <w:spacing w:line="276" w:lineRule="auto"/>
-              <w:jc w:val="center"/>
-              <w:rPr>
-                <w:rFonts w:ascii="Tahoma" w:eastAsia="微软雅黑" w:hAnsi="Tahoma"/>
+              <w:t>\clc[#00ff00:#0000ff:</w:t>
+            </w:r>
+            <w:r>
+              <w:rPr>
+                <w:rFonts w:ascii="Tahoma" w:eastAsia="微软雅黑" w:hAnsi="Tahoma" w:hint="eastAsia"/>
                 <w:kern w:val="0"/>
                 <w:sz w:val="20"/>
                 <w:szCs w:val="20"/>
               </w:rPr>
-            </w:pPr>
-            <w:r>
-              <w:rPr>
-                <w:rFonts w:ascii="Tahoma" w:eastAsia="微软雅黑" w:hAnsi="Tahoma"/>
+              <w:t>当前行字数</w:t>
+            </w:r>
+            <w:r>
+              <w:rPr>
+                <w:rFonts w:ascii="Tahoma" w:eastAsia="微软雅黑" w:hAnsi="Tahoma" w:hint="eastAsia"/>
                 <w:kern w:val="0"/>
                 <w:sz w:val="20"/>
                 <w:szCs w:val="20"/>
               </w:rPr>
-              <w:t>\csave</w:t>
+              <w:t>]</w:t>
             </w:r>
           </w:p>
         </w:tc>
         <w:tc>
           <w:tcPr>
-            <w:tcW w:w="4054" w:type="dxa"/>
-            <w:tcBorders>
-              <w:bottom w:val="single" w:sz="4" w:space="0" w:color="D9D9D9" w:themeColor="background1" w:themeShade="D9"/>
-            </w:tcBorders>
-            <w:shd w:val="clear" w:color="auto" w:fill="auto"/>
+            <w:tcW w:w="4705" w:type="dxa"/>
             <w:vAlign w:val="center"/>
           </w:tcPr>
           <w:p>
@@ -2460,7 +3474,7 @@
                 <w:sz w:val="20"/>
                 <w:szCs w:val="20"/>
               </w:rPr>
-              <w:t>暂存当前文本颜色</w:t>
+              <w:t>之后文字</w:t>
             </w:r>
             <w:r>
               <w:rPr>
@@ -2469,33 +3483,17 @@
                 <w:sz w:val="20"/>
                 <w:szCs w:val="20"/>
               </w:rPr>
-              <w:t>。</w:t>
-            </w:r>
-          </w:p>
-        </w:tc>
-        <w:tc>
-          <w:tcPr>
-            <w:tcW w:w="2291" w:type="dxa"/>
-            <w:tcBorders>
-              <w:bottom w:val="single" w:sz="4" w:space="0" w:color="D9D9D9" w:themeColor="background1" w:themeShade="D9"/>
-            </w:tcBorders>
-            <w:shd w:val="clear" w:color="auto" w:fill="auto"/>
-            <w:vAlign w:val="center"/>
-          </w:tcPr>
-          <w:p>
-            <w:pPr>
-              <w:widowControl/>
-              <w:adjustRightInd w:val="0"/>
-              <w:snapToGrid w:val="0"/>
-              <w:spacing w:line="276" w:lineRule="auto"/>
-              <w:jc w:val="center"/>
-              <w:rPr>
-                <w:rFonts w:ascii="Tahoma" w:eastAsia="微软雅黑" w:hAnsi="Tahoma"/>
+              <w:t>按当前行字数渐变</w:t>
+            </w:r>
+            <w:r>
+              <w:rPr>
+                <w:rFonts w:ascii="Tahoma" w:eastAsia="微软雅黑" w:hAnsi="Tahoma" w:hint="eastAsia"/>
                 <w:kern w:val="0"/>
                 <w:sz w:val="20"/>
                 <w:szCs w:val="20"/>
               </w:rPr>
-            </w:pPr>
+              <w:t>显示</w:t>
+            </w:r>
             <w:r>
               <w:rPr>
                 <w:rFonts w:ascii="Tahoma" w:eastAsia="微软雅黑" w:hAnsi="Tahoma" w:hint="eastAsia"/>
@@ -2503,119 +3501,16 @@
                 <w:sz w:val="20"/>
                 <w:szCs w:val="20"/>
               </w:rPr>
-              <w:t>效果字符</w:t>
-            </w:r>
-          </w:p>
-        </w:tc>
-      </w:tr>
-      <w:tr>
-        <w:tc>
-          <w:tcPr>
-            <w:tcW w:w="2183" w:type="dxa"/>
-            <w:tcBorders>
-              <w:bottom w:val="single" w:sz="4" w:space="0" w:color="D9D9D9" w:themeColor="background1" w:themeShade="D9"/>
-            </w:tcBorders>
-            <w:shd w:val="clear" w:color="auto" w:fill="auto"/>
-            <w:vAlign w:val="center"/>
-          </w:tcPr>
-          <w:p>
-            <w:pPr>
-              <w:widowControl/>
-              <w:adjustRightInd w:val="0"/>
-              <w:snapToGrid w:val="0"/>
-              <w:spacing w:line="276" w:lineRule="auto"/>
-              <w:jc w:val="center"/>
-              <w:rPr>
-                <w:rFonts w:ascii="Tahoma" w:eastAsia="微软雅黑" w:hAnsi="Tahoma"/>
+              <w:t>普通颜</w:t>
+            </w:r>
+            <w:r>
+              <w:rPr>
+                <w:rFonts w:ascii="Tahoma" w:eastAsia="微软雅黑" w:hAnsi="Tahoma" w:hint="eastAsia"/>
                 <w:kern w:val="0"/>
                 <w:sz w:val="20"/>
                 <w:szCs w:val="20"/>
               </w:rPr>
-            </w:pPr>
-            <w:r>
-              <w:rPr>
-                <w:rFonts w:ascii="Tahoma" w:eastAsia="微软雅黑" w:hAnsi="Tahoma"/>
-                <w:kern w:val="0"/>
-                <w:sz w:val="20"/>
-                <w:szCs w:val="20"/>
-              </w:rPr>
-              <w:t>\cload</w:t>
-            </w:r>
-          </w:p>
-        </w:tc>
-        <w:tc>
-          <w:tcPr>
-            <w:tcW w:w="4054" w:type="dxa"/>
-            <w:tcBorders>
-              <w:bottom w:val="single" w:sz="4" w:space="0" w:color="D9D9D9" w:themeColor="background1" w:themeShade="D9"/>
-            </w:tcBorders>
-            <w:shd w:val="clear" w:color="auto" w:fill="auto"/>
-            <w:vAlign w:val="center"/>
-          </w:tcPr>
-          <w:p>
-            <w:pPr>
-              <w:widowControl/>
-              <w:adjustRightInd w:val="0"/>
-              <w:snapToGrid w:val="0"/>
-              <w:jc w:val="left"/>
-              <w:rPr>
-                <w:rFonts w:ascii="Tahoma" w:eastAsia="微软雅黑" w:hAnsi="Tahoma"/>
-                <w:kern w:val="0"/>
-                <w:sz w:val="20"/>
-                <w:szCs w:val="20"/>
-              </w:rPr>
-            </w:pPr>
-            <w:r>
-              <w:rPr>
-                <w:rFonts w:ascii="Tahoma" w:eastAsia="微软雅黑" w:hAnsi="Tahoma" w:hint="eastAsia"/>
-                <w:kern w:val="0"/>
-                <w:sz w:val="20"/>
-                <w:szCs w:val="20"/>
-              </w:rPr>
-              <w:t>恢复暂存的文本颜色</w:t>
-            </w:r>
-            <w:r>
-              <w:rPr>
-                <w:rFonts w:ascii="Tahoma" w:eastAsia="微软雅黑" w:hAnsi="Tahoma" w:hint="eastAsia"/>
-                <w:kern w:val="0"/>
-                <w:sz w:val="20"/>
-                <w:szCs w:val="20"/>
-              </w:rPr>
-              <w:t>。</w:t>
-            </w:r>
-          </w:p>
-        </w:tc>
-        <w:tc>
-          <w:tcPr>
-            <w:tcW w:w="2291" w:type="dxa"/>
-            <w:tcBorders>
-              <w:bottom w:val="single" w:sz="4" w:space="0" w:color="D9D9D9" w:themeColor="background1" w:themeShade="D9"/>
-            </w:tcBorders>
-            <w:shd w:val="clear" w:color="auto" w:fill="auto"/>
-            <w:vAlign w:val="center"/>
-          </w:tcPr>
-          <w:p>
-            <w:pPr>
-              <w:widowControl/>
-              <w:adjustRightInd w:val="0"/>
-              <w:snapToGrid w:val="0"/>
-              <w:spacing w:line="276" w:lineRule="auto"/>
-              <w:jc w:val="center"/>
-              <w:rPr>
-                <w:rFonts w:ascii="Tahoma" w:eastAsia="微软雅黑" w:hAnsi="Tahoma"/>
-                <w:kern w:val="0"/>
-                <w:sz w:val="20"/>
-                <w:szCs w:val="20"/>
-              </w:rPr>
-            </w:pPr>
-            <w:r>
-              <w:rPr>
-                <w:rFonts w:ascii="Tahoma" w:eastAsia="微软雅黑" w:hAnsi="Tahoma" w:hint="eastAsia"/>
-                <w:kern w:val="0"/>
-                <w:sz w:val="20"/>
-                <w:szCs w:val="20"/>
-              </w:rPr>
-              <w:t>效果字符</w:t>
+              <w:t>色。</w:t>
             </w:r>
           </w:p>
         </w:tc>
@@ -2836,7 +3731,7 @@
                     </pic:cNvPicPr>
                   </pic:nvPicPr>
                   <pic:blipFill>
-                    <a:blip r:embed="rId12">
+                    <a:blip r:embed="rId14">
                       <a:extLst>
                         <a:ext uri="{28A0092B-C50C-407E-A947-70E740481C1C}">
                           <a14:useLocalDpi xmlns:a14="http://schemas.microsoft.com/office/drawing/2010/main" val="0"/>
@@ -3058,7 +3953,7 @@
                     </pic:cNvPicPr>
                   </pic:nvPicPr>
                   <pic:blipFill>
-                    <a:blip r:embed="rId13">
+                    <a:blip r:embed="rId15">
                       <a:extLst>
                         <a:ext uri="{28A0092B-C50C-407E-A947-70E740481C1C}">
                           <a14:useLocalDpi xmlns:a14="http://schemas.microsoft.com/office/drawing/2010/main" val="0"/>
@@ -3144,6 +4039,9 @@
       <w:pPr>
         <w:widowControl/>
         <w:jc w:val="left"/>
+        <w:rPr>
+          <w:rFonts w:hint="eastAsia"/>
+        </w:rPr>
       </w:pPr>
       <w:r>
         <w:br w:type="page"/>
@@ -3151,10 +4049,901 @@
     </w:p>
     <w:p>
       <w:pPr>
+        <w:pStyle w:val="4"/>
+        <w:spacing w:before="0" w:after="120" w:line="240" w:lineRule="auto"/>
+        <w:rPr>
+          <w:rFonts w:ascii="微软雅黑" w:eastAsia="微软雅黑" w:hAnsi="微软雅黑" w:hint="eastAsia"/>
+          <w:sz w:val="22"/>
+          <w:szCs w:val="22"/>
+        </w:rPr>
+      </w:pPr>
+      <w:r>
+        <w:rPr>
+          <w:rFonts w:ascii="微软雅黑" w:eastAsia="微软雅黑" w:hAnsi="微软雅黑" w:hint="eastAsia"/>
+          <w:sz w:val="22"/>
+          <w:szCs w:val="22"/>
+        </w:rPr>
+        <w:lastRenderedPageBreak/>
+        <w:t>3）全局默认值</w:t>
+      </w:r>
+    </w:p>
+    <w:tbl>
+      <w:tblPr>
+        <w:tblStyle w:val="af"/>
+        <w:tblW w:w="0" w:type="auto"/>
+        <w:shd w:val="clear" w:color="auto" w:fill="DEEAF6" w:themeFill="accent1" w:themeFillTint="33"/>
+        <w:tblLook w:val="04A0" w:firstRow="1" w:lastRow="0" w:firstColumn="1" w:lastColumn="0" w:noHBand="0" w:noVBand="1"/>
+      </w:tblPr>
+      <w:tblGrid>
+        <w:gridCol w:w="8522"/>
+      </w:tblGrid>
+      <w:tr>
+        <w:tc>
+          <w:tcPr>
+            <w:tcW w:w="8522" w:type="dxa"/>
+            <w:shd w:val="clear" w:color="auto" w:fill="DEEAF6" w:themeFill="accent1" w:themeFillTint="33"/>
+          </w:tcPr>
+          <w:p>
+            <w:pPr>
+              <w:widowControl/>
+              <w:adjustRightInd w:val="0"/>
+              <w:snapToGrid w:val="0"/>
+              <w:jc w:val="left"/>
+              <w:rPr>
+                <w:rFonts w:ascii="Tahoma" w:eastAsia="微软雅黑" w:hAnsi="Tahoma"/>
+                <w:kern w:val="0"/>
+                <w:sz w:val="20"/>
+                <w:szCs w:val="20"/>
+              </w:rPr>
+            </w:pPr>
+            <w:r>
+              <w:rPr>
+                <w:rFonts w:ascii="Tahoma" w:eastAsia="微软雅黑" w:hAnsi="Tahoma" w:hint="eastAsia"/>
+                <w:kern w:val="0"/>
+                <w:sz w:val="20"/>
+                <w:szCs w:val="20"/>
+              </w:rPr>
+              <w:t>游戏默认</w:t>
+            </w:r>
+            <w:r>
+              <w:rPr>
+                <w:rFonts w:ascii="Tahoma" w:eastAsia="微软雅黑" w:hAnsi="Tahoma" w:hint="eastAsia"/>
+                <w:kern w:val="0"/>
+                <w:sz w:val="20"/>
+                <w:szCs w:val="20"/>
+              </w:rPr>
+              <w:t>使用白色文本颜色</w:t>
+            </w:r>
+            <w:r>
+              <w:rPr>
+                <w:rFonts w:ascii="Tahoma" w:eastAsia="微软雅黑" w:hAnsi="Tahoma" w:hint="eastAsia"/>
+                <w:kern w:val="0"/>
+                <w:sz w:val="20"/>
+                <w:szCs w:val="20"/>
+              </w:rPr>
+              <w:t>。</w:t>
+            </w:r>
+          </w:p>
+          <w:p>
+            <w:pPr>
+              <w:widowControl/>
+              <w:jc w:val="center"/>
+              <w:rPr>
+                <w:rFonts w:ascii="Tahoma" w:eastAsia="微软雅黑" w:hAnsi="Tahoma"/>
+                <w:kern w:val="0"/>
+                <w:sz w:val="20"/>
+                <w:szCs w:val="20"/>
+              </w:rPr>
+            </w:pPr>
+            <w:r>
+              <w:rPr>
+                <w:rFonts w:hint="eastAsia"/>
+                <w:noProof/>
+              </w:rPr>
+              <w:drawing>
+                <wp:inline distT="0" distB="0" distL="0" distR="0" wp14:anchorId="36871668" wp14:editId="16786B30">
+                  <wp:extent cx="2941320" cy="1195303"/>
+                  <wp:effectExtent l="0" t="0" r="0" b="5080"/>
+                  <wp:docPr id="411154344" name="图片 1"/>
+                  <wp:cNvGraphicFramePr>
+                    <a:graphicFrameLocks xmlns:a="http://schemas.openxmlformats.org/drawingml/2006/main" noChangeAspect="1"/>
+                  </wp:cNvGraphicFramePr>
+                  <a:graphic xmlns:a="http://schemas.openxmlformats.org/drawingml/2006/main">
+                    <a:graphicData uri="http://schemas.openxmlformats.org/drawingml/2006/picture">
+                      <pic:pic xmlns:pic="http://schemas.openxmlformats.org/drawingml/2006/picture">
+                        <pic:nvPicPr>
+                          <pic:cNvPr id="0" name="Picture 2"/>
+                          <pic:cNvPicPr>
+                            <a:picLocks noChangeAspect="1" noChangeArrowheads="1"/>
+                          </pic:cNvPicPr>
+                        </pic:nvPicPr>
+                        <pic:blipFill>
+                          <a:blip r:embed="rId16">
+                            <a:extLst>
+                              <a:ext uri="{28A0092B-C50C-407E-A947-70E740481C1C}">
+                                <a14:useLocalDpi xmlns:a14="http://schemas.microsoft.com/office/drawing/2010/main" val="0"/>
+                              </a:ext>
+                            </a:extLst>
+                          </a:blip>
+                          <a:srcRect/>
+                          <a:stretch>
+                            <a:fillRect/>
+                          </a:stretch>
+                        </pic:blipFill>
+                        <pic:spPr bwMode="auto">
+                          <a:xfrm>
+                            <a:off x="0" y="0"/>
+                            <a:ext cx="2970168" cy="1207026"/>
+                          </a:xfrm>
+                          <a:prstGeom prst="rect">
+                            <a:avLst/>
+                          </a:prstGeom>
+                          <a:noFill/>
+                          <a:ln>
+                            <a:noFill/>
+                          </a:ln>
+                        </pic:spPr>
+                      </pic:pic>
+                    </a:graphicData>
+                  </a:graphic>
+                </wp:inline>
+              </w:drawing>
+            </w:r>
+          </w:p>
+        </w:tc>
+      </w:tr>
+    </w:tbl>
+    <w:p>
+      <w:pPr>
+        <w:widowControl/>
+        <w:adjustRightInd w:val="0"/>
+        <w:snapToGrid w:val="0"/>
+        <w:spacing w:before="200"/>
+        <w:jc w:val="left"/>
+        <w:rPr>
+          <w:rFonts w:ascii="Tahoma" w:eastAsia="微软雅黑" w:hAnsi="Tahoma"/>
+          <w:kern w:val="0"/>
+          <w:sz w:val="22"/>
+        </w:rPr>
+      </w:pPr>
+      <w:r>
+        <w:rPr>
+          <w:rFonts w:ascii="Tahoma" w:eastAsia="微软雅黑" w:hAnsi="Tahoma" w:hint="eastAsia"/>
+          <w:kern w:val="0"/>
+          <w:sz w:val="22"/>
+        </w:rPr>
+        <w:t>插件提供了</w:t>
+      </w:r>
+      <w:r>
+        <w:rPr>
+          <w:rFonts w:ascii="Tahoma" w:eastAsia="微软雅黑" w:hAnsi="Tahoma" w:hint="eastAsia"/>
+          <w:kern w:val="0"/>
+          <w:sz w:val="22"/>
+        </w:rPr>
+        <w:t xml:space="preserve"> </w:t>
+      </w:r>
+      <w:r>
+        <w:rPr>
+          <w:rFonts w:ascii="Tahoma" w:eastAsia="微软雅黑" w:hAnsi="Tahoma" w:hint="eastAsia"/>
+          <w:kern w:val="0"/>
+          <w:sz w:val="22"/>
+        </w:rPr>
+        <w:t>所有文本和对话框</w:t>
+      </w:r>
+      <w:r>
+        <w:rPr>
+          <w:rFonts w:ascii="Tahoma" w:eastAsia="微软雅黑" w:hAnsi="Tahoma" w:hint="eastAsia"/>
+          <w:kern w:val="0"/>
+          <w:sz w:val="22"/>
+        </w:rPr>
+        <w:t xml:space="preserve"> </w:t>
+      </w:r>
+      <w:r>
+        <w:rPr>
+          <w:rFonts w:ascii="Tahoma" w:eastAsia="微软雅黑" w:hAnsi="Tahoma" w:hint="eastAsia"/>
+          <w:kern w:val="0"/>
+          <w:sz w:val="22"/>
+        </w:rPr>
+        <w:t>的自定义</w:t>
+      </w:r>
+      <w:r>
+        <w:rPr>
+          <w:rFonts w:ascii="Tahoma" w:eastAsia="微软雅黑" w:hAnsi="Tahoma" w:hint="eastAsia"/>
+          <w:kern w:val="0"/>
+          <w:sz w:val="22"/>
+        </w:rPr>
+        <w:t>文本颜色</w:t>
+      </w:r>
+      <w:r>
+        <w:rPr>
+          <w:rFonts w:ascii="Tahoma" w:eastAsia="微软雅黑" w:hAnsi="Tahoma" w:hint="eastAsia"/>
+          <w:kern w:val="0"/>
+          <w:sz w:val="22"/>
+        </w:rPr>
+        <w:t>，</w:t>
+      </w:r>
+    </w:p>
+    <w:p>
+      <w:pPr>
+        <w:widowControl/>
+        <w:adjustRightInd w:val="0"/>
+        <w:snapToGrid w:val="0"/>
+        <w:jc w:val="left"/>
+        <w:rPr>
+          <w:rFonts w:ascii="Tahoma" w:eastAsia="微软雅黑" w:hAnsi="Tahoma"/>
+          <w:kern w:val="0"/>
+          <w:sz w:val="22"/>
+        </w:rPr>
+      </w:pPr>
+      <w:r>
+        <w:rPr>
+          <w:rFonts w:ascii="Tahoma" w:eastAsia="微软雅黑" w:hAnsi="Tahoma" w:hint="eastAsia"/>
+          <w:kern w:val="0"/>
+          <w:sz w:val="22"/>
+        </w:rPr>
+        <w:t>能针对特定区域的文本进行</w:t>
+      </w:r>
+      <w:r>
+        <w:rPr>
+          <w:rFonts w:ascii="Tahoma" w:eastAsia="微软雅黑" w:hAnsi="Tahoma" w:hint="eastAsia"/>
+          <w:kern w:val="0"/>
+          <w:sz w:val="22"/>
+        </w:rPr>
+        <w:t>颜色修改</w:t>
+      </w:r>
+      <w:r>
+        <w:rPr>
+          <w:rFonts w:ascii="Tahoma" w:eastAsia="微软雅黑" w:hAnsi="Tahoma" w:hint="eastAsia"/>
+          <w:kern w:val="0"/>
+          <w:sz w:val="22"/>
+        </w:rPr>
+        <w:t>。</w:t>
+      </w:r>
+    </w:p>
+    <w:p>
+      <w:pPr>
+        <w:widowControl/>
+        <w:adjustRightInd w:val="0"/>
+        <w:snapToGrid w:val="0"/>
+        <w:jc w:val="left"/>
+        <w:rPr>
+          <w:rFonts w:ascii="Tahoma" w:eastAsia="微软雅黑" w:hAnsi="Tahoma"/>
+          <w:kern w:val="0"/>
+          <w:sz w:val="22"/>
+        </w:rPr>
+      </w:pPr>
+      <w:r>
+        <w:rPr>
+          <w:rFonts w:ascii="Tahoma" w:eastAsia="微软雅黑" w:hAnsi="Tahoma" w:hint="eastAsia"/>
+          <w:kern w:val="0"/>
+          <w:sz w:val="22"/>
+        </w:rPr>
+        <w:t>具体效果可以去</w:t>
+      </w:r>
+      <w:r>
+        <w:rPr>
+          <w:rFonts w:ascii="Tahoma" w:eastAsia="微软雅黑" w:hAnsi="Tahoma" w:hint="eastAsia"/>
+          <w:kern w:val="0"/>
+          <w:sz w:val="22"/>
+        </w:rPr>
+        <w:t xml:space="preserve"> </w:t>
+      </w:r>
+      <w:r>
+        <w:rPr>
+          <w:rFonts w:ascii="Tahoma" w:eastAsia="微软雅黑" w:hAnsi="Tahoma" w:hint="eastAsia"/>
+          <w:color w:val="00B050"/>
+          <w:kern w:val="0"/>
+          <w:sz w:val="22"/>
+        </w:rPr>
+        <w:t>窗口字符管理层</w:t>
+      </w:r>
+      <w:r>
+        <w:rPr>
+          <w:rFonts w:ascii="Tahoma" w:eastAsia="微软雅黑" w:hAnsi="Tahoma" w:hint="eastAsia"/>
+          <w:kern w:val="0"/>
+          <w:sz w:val="22"/>
+        </w:rPr>
+        <w:t xml:space="preserve"> </w:t>
+      </w:r>
+      <w:r>
+        <w:rPr>
+          <w:rFonts w:ascii="Tahoma" w:eastAsia="微软雅黑" w:hAnsi="Tahoma" w:hint="eastAsia"/>
+          <w:kern w:val="0"/>
+          <w:sz w:val="22"/>
+        </w:rPr>
+        <w:t>看看</w:t>
+      </w:r>
+      <w:r>
+        <w:rPr>
+          <w:rFonts w:ascii="Tahoma" w:eastAsia="微软雅黑" w:hAnsi="Tahoma" w:hint="eastAsia"/>
+          <w:kern w:val="0"/>
+          <w:sz w:val="22"/>
+        </w:rPr>
+        <w:t>颜色核心</w:t>
+      </w:r>
+      <w:r>
+        <w:rPr>
+          <w:rFonts w:ascii="Tahoma" w:eastAsia="微软雅黑" w:hAnsi="Tahoma" w:hint="eastAsia"/>
+          <w:kern w:val="0"/>
+          <w:sz w:val="22"/>
+        </w:rPr>
+        <w:t>介绍。</w:t>
+      </w:r>
+    </w:p>
+    <w:p>
+      <w:pPr>
+        <w:widowControl/>
+        <w:adjustRightInd w:val="0"/>
+        <w:snapToGrid w:val="0"/>
+        <w:jc w:val="center"/>
+        <w:rPr>
+          <w:rFonts w:ascii="Tahoma" w:eastAsia="微软雅黑" w:hAnsi="Tahoma"/>
+          <w:kern w:val="0"/>
+          <w:sz w:val="22"/>
+        </w:rPr>
+      </w:pPr>
+      <w:r>
+        <w:rPr>
+          <w:rFonts w:hint="eastAsia"/>
+          <w:noProof/>
+        </w:rPr>
+        <w:drawing>
+          <wp:inline distT="0" distB="0" distL="0" distR="0" wp14:anchorId="3DF47E74" wp14:editId="6F9FC0A7">
+            <wp:extent cx="4535170" cy="1808935"/>
+            <wp:effectExtent l="0" t="0" r="0" b="1270"/>
+            <wp:docPr id="1914382678" name="图片 2"/>
+            <wp:cNvGraphicFramePr>
+              <a:graphicFrameLocks xmlns:a="http://schemas.openxmlformats.org/drawingml/2006/main" noChangeAspect="1"/>
+            </wp:cNvGraphicFramePr>
+            <a:graphic xmlns:a="http://schemas.openxmlformats.org/drawingml/2006/main">
+              <a:graphicData uri="http://schemas.openxmlformats.org/drawingml/2006/picture">
+                <pic:pic xmlns:pic="http://schemas.openxmlformats.org/drawingml/2006/picture">
+                  <pic:nvPicPr>
+                    <pic:cNvPr id="0" name="Picture 4"/>
+                    <pic:cNvPicPr>
+                      <a:picLocks noChangeAspect="1" noChangeArrowheads="1"/>
+                    </pic:cNvPicPr>
+                  </pic:nvPicPr>
+                  <pic:blipFill>
+                    <a:blip r:embed="rId17">
+                      <a:extLst>
+                        <a:ext uri="{28A0092B-C50C-407E-A947-70E740481C1C}">
+                          <a14:useLocalDpi xmlns:a14="http://schemas.microsoft.com/office/drawing/2010/main" val="0"/>
+                        </a:ext>
+                      </a:extLst>
+                    </a:blip>
+                    <a:srcRect/>
+                    <a:stretch>
+                      <a:fillRect/>
+                    </a:stretch>
+                  </pic:blipFill>
+                  <pic:spPr bwMode="auto">
+                    <a:xfrm>
+                      <a:off x="0" y="0"/>
+                      <a:ext cx="4548095" cy="1814090"/>
+                    </a:xfrm>
+                    <a:prstGeom prst="rect">
+                      <a:avLst/>
+                    </a:prstGeom>
+                    <a:noFill/>
+                    <a:ln>
+                      <a:noFill/>
+                    </a:ln>
+                  </pic:spPr>
+                </pic:pic>
+              </a:graphicData>
+            </a:graphic>
+          </wp:inline>
+        </w:drawing>
+      </w:r>
+    </w:p>
+    <w:p>
+      <w:pPr>
+        <w:widowControl/>
+        <w:adjustRightInd w:val="0"/>
+        <w:snapToGrid w:val="0"/>
+        <w:jc w:val="left"/>
+        <w:rPr>
+          <w:rFonts w:ascii="Tahoma" w:eastAsia="微软雅黑" w:hAnsi="Tahoma"/>
+          <w:kern w:val="0"/>
+          <w:sz w:val="22"/>
+        </w:rPr>
+      </w:pPr>
+      <w:r>
+        <w:rPr>
+          <w:rFonts w:ascii="Tahoma" w:eastAsia="微软雅黑" w:hAnsi="Tahoma" w:hint="eastAsia"/>
+          <w:kern w:val="0"/>
+          <w:sz w:val="22"/>
+        </w:rPr>
+        <w:t>如果你同时用插件指令</w:t>
+      </w:r>
+      <w:r>
+        <w:rPr>
+          <w:rFonts w:ascii="Tahoma" w:eastAsia="微软雅黑" w:hAnsi="Tahoma" w:hint="eastAsia"/>
+          <w:kern w:val="0"/>
+          <w:sz w:val="22"/>
+        </w:rPr>
+        <w:t>设置了颜色</w:t>
+      </w:r>
+      <w:r>
+        <w:rPr>
+          <w:rFonts w:ascii="Tahoma" w:eastAsia="微软雅黑" w:hAnsi="Tahoma" w:hint="eastAsia"/>
+          <w:kern w:val="0"/>
+          <w:sz w:val="22"/>
+        </w:rPr>
+        <w:t>，并且使用了窗口字符</w:t>
+      </w:r>
+      <w:r>
+        <w:rPr>
+          <w:rFonts w:ascii="Tahoma" w:eastAsia="微软雅黑" w:hAnsi="Tahoma" w:hint="eastAsia"/>
+          <w:kern w:val="0"/>
+          <w:sz w:val="22"/>
+        </w:rPr>
+        <w:t>\c[]</w:t>
+      </w:r>
+      <w:r>
+        <w:rPr>
+          <w:rFonts w:ascii="Tahoma" w:eastAsia="微软雅黑" w:hAnsi="Tahoma" w:hint="eastAsia"/>
+          <w:kern w:val="0"/>
+          <w:sz w:val="22"/>
+        </w:rPr>
+        <w:t>设置</w:t>
+      </w:r>
+      <w:r>
+        <w:rPr>
+          <w:rFonts w:ascii="Tahoma" w:eastAsia="微软雅黑" w:hAnsi="Tahoma" w:hint="eastAsia"/>
+          <w:kern w:val="0"/>
+          <w:sz w:val="22"/>
+        </w:rPr>
+        <w:t>颜色</w:t>
+      </w:r>
+      <w:r>
+        <w:rPr>
+          <w:rFonts w:ascii="Tahoma" w:eastAsia="微软雅黑" w:hAnsi="Tahoma" w:hint="eastAsia"/>
+          <w:kern w:val="0"/>
+          <w:sz w:val="22"/>
+        </w:rPr>
+        <w:t>，</w:t>
+      </w:r>
+    </w:p>
+    <w:p>
+      <w:pPr>
+        <w:widowControl/>
+        <w:adjustRightInd w:val="0"/>
+        <w:snapToGrid w:val="0"/>
+        <w:jc w:val="left"/>
+        <w:rPr>
+          <w:rFonts w:ascii="Tahoma" w:eastAsia="微软雅黑" w:hAnsi="Tahoma"/>
+          <w:kern w:val="0"/>
+          <w:sz w:val="22"/>
+        </w:rPr>
+      </w:pPr>
+      <w:r>
+        <w:rPr>
+          <w:rFonts w:ascii="Tahoma" w:eastAsia="微软雅黑" w:hAnsi="Tahoma" w:hint="eastAsia"/>
+          <w:kern w:val="0"/>
+          <w:sz w:val="22"/>
+        </w:rPr>
+        <w:t>那么优先按窗口字符的设置来。</w:t>
+      </w:r>
+    </w:p>
+    <w:p>
+      <w:pPr>
+        <w:widowControl/>
+        <w:jc w:val="left"/>
+        <w:rPr>
+          <w:rFonts w:hint="eastAsia"/>
+        </w:rPr>
+      </w:pPr>
+    </w:p>
+    <w:p>
+      <w:pPr>
+        <w:snapToGrid w:val="0"/>
+        <w:rPr>
+          <w:rFonts w:ascii="Tahoma" w:eastAsia="微软雅黑" w:hAnsi="Tahoma"/>
+          <w:kern w:val="0"/>
+          <w:sz w:val="22"/>
+        </w:rPr>
+      </w:pPr>
+      <w:r>
+        <w:rPr>
+          <w:rFonts w:ascii="Tahoma" w:eastAsia="微软雅黑" w:hAnsi="Tahoma" w:hint="eastAsia"/>
+          <w:kern w:val="0"/>
+          <w:sz w:val="22"/>
+        </w:rPr>
+        <w:t>除了颜色核心，相关子插件也提供了</w:t>
+      </w:r>
+      <w:r>
+        <w:rPr>
+          <w:rFonts w:ascii="Tahoma" w:eastAsia="微软雅黑" w:hAnsi="Tahoma" w:hint="eastAsia"/>
+          <w:kern w:val="0"/>
+          <w:sz w:val="22"/>
+        </w:rPr>
+        <w:t>修改颜色的</w:t>
+      </w:r>
+      <w:r>
+        <w:rPr>
+          <w:rFonts w:ascii="Tahoma" w:eastAsia="微软雅黑" w:hAnsi="Tahoma" w:hint="eastAsia"/>
+          <w:kern w:val="0"/>
+          <w:sz w:val="22"/>
+        </w:rPr>
+        <w:t>插件指令</w:t>
+      </w:r>
+      <w:r>
+        <w:rPr>
+          <w:rFonts w:ascii="Tahoma" w:eastAsia="微软雅黑" w:hAnsi="Tahoma" w:hint="eastAsia"/>
+          <w:kern w:val="0"/>
+          <w:sz w:val="22"/>
+        </w:rPr>
+        <w:t>。</w:t>
+      </w:r>
+    </w:p>
+    <w:p>
+      <w:pPr>
+        <w:snapToGrid w:val="0"/>
+        <w:rPr>
+          <w:rFonts w:ascii="Tahoma" w:eastAsia="微软雅黑" w:hAnsi="Tahoma"/>
+          <w:kern w:val="0"/>
+          <w:sz w:val="22"/>
+        </w:rPr>
+      </w:pPr>
+      <w:r>
+        <w:rPr>
+          <w:rFonts w:ascii="Tahoma" w:eastAsia="微软雅黑" w:hAnsi="Tahoma" w:hint="eastAsia"/>
+          <w:kern w:val="0"/>
+          <w:sz w:val="22"/>
+        </w:rPr>
+        <w:t>比如</w:t>
+      </w:r>
+      <w:r>
+        <w:rPr>
+          <w:rFonts w:ascii="Tahoma" w:eastAsia="微软雅黑" w:hAnsi="Tahoma" w:hint="eastAsia"/>
+          <w:kern w:val="0"/>
+          <w:sz w:val="22"/>
+        </w:rPr>
+        <w:t>永久修改</w:t>
+      </w:r>
+      <w:r>
+        <w:rPr>
+          <w:rFonts w:ascii="Tahoma" w:eastAsia="微软雅黑" w:hAnsi="Tahoma" w:hint="eastAsia"/>
+          <w:kern w:val="0"/>
+          <w:sz w:val="22"/>
+        </w:rPr>
+        <w:t>指定物品的颜色。</w:t>
+      </w:r>
+    </w:p>
+    <w:p>
+      <w:pPr>
+        <w:widowControl/>
+        <w:jc w:val="center"/>
+        <w:rPr>
+          <w:rFonts w:ascii="宋体" w:eastAsia="宋体" w:hAnsi="宋体" w:cs="宋体" w:hint="eastAsia"/>
+          <w:kern w:val="0"/>
+          <w:sz w:val="24"/>
+          <w:szCs w:val="24"/>
+        </w:rPr>
+      </w:pPr>
+      <w:r>
+        <w:rPr>
+          <w:rFonts w:ascii="宋体" w:eastAsia="宋体" w:hAnsi="宋体" w:cs="宋体"/>
+          <w:noProof/>
+          <w:kern w:val="0"/>
+          <w:sz w:val="24"/>
+          <w:szCs w:val="24"/>
+        </w:rPr>
+        <w:drawing>
+          <wp:inline distT="0" distB="0" distL="0" distR="0" wp14:anchorId="271A0123" wp14:editId="2BAA5C88">
+            <wp:extent cx="4024630" cy="1096525"/>
+            <wp:effectExtent l="0" t="0" r="0" b="8890"/>
+            <wp:docPr id="14" name="图片 14"/>
+            <wp:cNvGraphicFramePr>
+              <a:graphicFrameLocks xmlns:a="http://schemas.openxmlformats.org/drawingml/2006/main" noChangeAspect="1"/>
+            </wp:cNvGraphicFramePr>
+            <a:graphic xmlns:a="http://schemas.openxmlformats.org/drawingml/2006/main">
+              <a:graphicData uri="http://schemas.openxmlformats.org/drawingml/2006/picture">
+                <pic:pic xmlns:pic="http://schemas.openxmlformats.org/drawingml/2006/picture">
+                  <pic:nvPicPr>
+                    <pic:cNvPr id="0" name="Picture 4"/>
+                    <pic:cNvPicPr>
+                      <a:picLocks noChangeAspect="1" noChangeArrowheads="1"/>
+                    </pic:cNvPicPr>
+                  </pic:nvPicPr>
+                  <pic:blipFill>
+                    <a:blip r:embed="rId18">
+                      <a:extLst>
+                        <a:ext uri="{28A0092B-C50C-407E-A947-70E740481C1C}">
+                          <a14:useLocalDpi xmlns:a14="http://schemas.microsoft.com/office/drawing/2010/main" val="0"/>
+                        </a:ext>
+                      </a:extLst>
+                    </a:blip>
+                    <a:srcRect/>
+                    <a:stretch>
+                      <a:fillRect/>
+                    </a:stretch>
+                  </pic:blipFill>
+                  <pic:spPr bwMode="auto">
+                    <a:xfrm>
+                      <a:off x="0" y="0"/>
+                      <a:ext cx="4057436" cy="1105463"/>
+                    </a:xfrm>
+                    <a:prstGeom prst="rect">
+                      <a:avLst/>
+                    </a:prstGeom>
+                    <a:noFill/>
+                    <a:ln>
+                      <a:noFill/>
+                    </a:ln>
+                  </pic:spPr>
+                </pic:pic>
+              </a:graphicData>
+            </a:graphic>
+          </wp:inline>
+        </w:drawing>
+      </w:r>
+    </w:p>
+    <w:p>
+      <w:pPr>
+        <w:widowControl/>
+        <w:snapToGrid w:val="0"/>
+        <w:jc w:val="center"/>
+        <w:rPr>
+          <w:rFonts w:ascii="宋体" w:eastAsia="宋体" w:hAnsi="宋体" w:cs="宋体" w:hint="eastAsia"/>
+          <w:kern w:val="0"/>
+          <w:sz w:val="24"/>
+          <w:szCs w:val="24"/>
+        </w:rPr>
+      </w:pPr>
+      <w:r>
+        <w:rPr>
+          <w:rFonts w:ascii="宋体" w:eastAsia="宋体" w:hAnsi="宋体" w:cs="宋体"/>
+          <w:noProof/>
+          <w:kern w:val="0"/>
+          <w:sz w:val="24"/>
+          <w:szCs w:val="24"/>
+        </w:rPr>
+        <w:drawing>
+          <wp:inline distT="0" distB="0" distL="0" distR="0" wp14:anchorId="41AC8574" wp14:editId="128887E3">
+            <wp:extent cx="2545080" cy="1004733"/>
+            <wp:effectExtent l="0" t="0" r="7620" b="5080"/>
+            <wp:docPr id="12" name="图片 12"/>
+            <wp:cNvGraphicFramePr>
+              <a:graphicFrameLocks xmlns:a="http://schemas.openxmlformats.org/drawingml/2006/main" noChangeAspect="1"/>
+            </wp:cNvGraphicFramePr>
+            <a:graphic xmlns:a="http://schemas.openxmlformats.org/drawingml/2006/main">
+              <a:graphicData uri="http://schemas.openxmlformats.org/drawingml/2006/picture">
+                <pic:pic xmlns:pic="http://schemas.openxmlformats.org/drawingml/2006/picture">
+                  <pic:nvPicPr>
+                    <pic:cNvPr id="0" name="Picture 2"/>
+                    <pic:cNvPicPr>
+                      <a:picLocks noChangeAspect="1" noChangeArrowheads="1"/>
+                    </pic:cNvPicPr>
+                  </pic:nvPicPr>
+                  <pic:blipFill>
+                    <a:blip r:embed="rId19">
+                      <a:extLst>
+                        <a:ext uri="{28A0092B-C50C-407E-A947-70E740481C1C}">
+                          <a14:useLocalDpi xmlns:a14="http://schemas.microsoft.com/office/drawing/2010/main" val="0"/>
+                        </a:ext>
+                      </a:extLst>
+                    </a:blip>
+                    <a:srcRect/>
+                    <a:stretch>
+                      <a:fillRect/>
+                    </a:stretch>
+                  </pic:blipFill>
+                  <pic:spPr bwMode="auto">
+                    <a:xfrm>
+                      <a:off x="0" y="0"/>
+                      <a:ext cx="2555723" cy="1008935"/>
+                    </a:xfrm>
+                    <a:prstGeom prst="rect">
+                      <a:avLst/>
+                    </a:prstGeom>
+                    <a:noFill/>
+                    <a:ln>
+                      <a:noFill/>
+                    </a:ln>
+                  </pic:spPr>
+                </pic:pic>
+              </a:graphicData>
+            </a:graphic>
+          </wp:inline>
+        </w:drawing>
+      </w:r>
+      <w:r>
+        <w:rPr>
+          <w:rFonts w:ascii="宋体" w:eastAsia="宋体" w:hAnsi="宋体" w:cs="宋体"/>
+          <w:noProof/>
+          <w:kern w:val="0"/>
+          <w:sz w:val="24"/>
+          <w:szCs w:val="24"/>
+        </w:rPr>
+        <w:drawing>
+          <wp:inline distT="0" distB="0" distL="0" distR="0" wp14:anchorId="1AD1D3A7" wp14:editId="7EB16C61">
+            <wp:extent cx="2575560" cy="1007828"/>
+            <wp:effectExtent l="0" t="0" r="0" b="1905"/>
+            <wp:docPr id="15" name="图片 15"/>
+            <wp:cNvGraphicFramePr>
+              <a:graphicFrameLocks xmlns:a="http://schemas.openxmlformats.org/drawingml/2006/main" noChangeAspect="1"/>
+            </wp:cNvGraphicFramePr>
+            <a:graphic xmlns:a="http://schemas.openxmlformats.org/drawingml/2006/main">
+              <a:graphicData uri="http://schemas.openxmlformats.org/drawingml/2006/picture">
+                <pic:pic xmlns:pic="http://schemas.openxmlformats.org/drawingml/2006/picture">
+                  <pic:nvPicPr>
+                    <pic:cNvPr id="0" name="Picture 6"/>
+                    <pic:cNvPicPr>
+                      <a:picLocks noChangeAspect="1" noChangeArrowheads="1"/>
+                    </pic:cNvPicPr>
+                  </pic:nvPicPr>
+                  <pic:blipFill>
+                    <a:blip r:embed="rId20">
+                      <a:extLst>
+                        <a:ext uri="{28A0092B-C50C-407E-A947-70E740481C1C}">
+                          <a14:useLocalDpi xmlns:a14="http://schemas.microsoft.com/office/drawing/2010/main" val="0"/>
+                        </a:ext>
+                      </a:extLst>
+                    </a:blip>
+                    <a:srcRect/>
+                    <a:stretch>
+                      <a:fillRect/>
+                    </a:stretch>
+                  </pic:blipFill>
+                  <pic:spPr bwMode="auto">
+                    <a:xfrm>
+                      <a:off x="0" y="0"/>
+                      <a:ext cx="2596305" cy="1015946"/>
+                    </a:xfrm>
+                    <a:prstGeom prst="rect">
+                      <a:avLst/>
+                    </a:prstGeom>
+                    <a:noFill/>
+                    <a:ln>
+                      <a:noFill/>
+                    </a:ln>
+                  </pic:spPr>
+                </pic:pic>
+              </a:graphicData>
+            </a:graphic>
+          </wp:inline>
+        </w:drawing>
+      </w:r>
+    </w:p>
+    <w:p>
+      <w:pPr>
+        <w:snapToGrid w:val="0"/>
+        <w:rPr>
+          <w:rFonts w:ascii="Tahoma" w:eastAsia="微软雅黑" w:hAnsi="Tahoma"/>
+          <w:kern w:val="0"/>
+          <w:sz w:val="22"/>
+        </w:rPr>
+      </w:pPr>
+      <w:r>
+        <w:rPr>
+          <w:rFonts w:ascii="Tahoma" w:eastAsia="微软雅黑" w:hAnsi="Tahoma" w:hint="eastAsia"/>
+          <w:kern w:val="0"/>
+          <w:sz w:val="22"/>
+        </w:rPr>
+        <w:t>可以去</w:t>
+      </w:r>
+      <w:r>
+        <w:rPr>
+          <w:rFonts w:ascii="Tahoma" w:eastAsia="微软雅黑" w:hAnsi="Tahoma" w:hint="eastAsia"/>
+          <w:kern w:val="0"/>
+          <w:sz w:val="22"/>
+        </w:rPr>
+        <w:t xml:space="preserve"> </w:t>
+      </w:r>
+      <w:r>
+        <w:rPr>
+          <w:rFonts w:ascii="Tahoma" w:eastAsia="微软雅黑" w:hAnsi="Tahoma" w:hint="eastAsia"/>
+          <w:color w:val="00B050"/>
+          <w:kern w:val="0"/>
+          <w:sz w:val="22"/>
+        </w:rPr>
+        <w:t>窗口字符</w:t>
+      </w:r>
+      <w:r>
+        <w:rPr>
+          <w:rFonts w:ascii="Tahoma" w:eastAsia="微软雅黑" w:hAnsi="Tahoma" w:hint="eastAsia"/>
+          <w:color w:val="00B050"/>
+          <w:kern w:val="0"/>
+          <w:sz w:val="22"/>
+        </w:rPr>
+        <w:t>管理层</w:t>
+      </w:r>
+      <w:r>
+        <w:rPr>
+          <w:rFonts w:ascii="Tahoma" w:eastAsia="微软雅黑" w:hAnsi="Tahoma" w:hint="eastAsia"/>
+          <w:kern w:val="0"/>
+          <w:sz w:val="22"/>
+        </w:rPr>
+        <w:t xml:space="preserve"> </w:t>
+      </w:r>
+      <w:r>
+        <w:rPr>
+          <w:rFonts w:ascii="Tahoma" w:eastAsia="微软雅黑" w:hAnsi="Tahoma" w:hint="eastAsia"/>
+          <w:kern w:val="0"/>
+          <w:sz w:val="22"/>
+        </w:rPr>
+        <w:t>看看示例</w:t>
+      </w:r>
+      <w:r>
+        <w:rPr>
+          <w:rFonts w:ascii="Tahoma" w:eastAsia="微软雅黑" w:hAnsi="Tahoma" w:hint="eastAsia"/>
+          <w:kern w:val="0"/>
+          <w:sz w:val="22"/>
+        </w:rPr>
+        <w:t xml:space="preserve"> </w:t>
+      </w:r>
+      <w:proofErr w:type="gramStart"/>
+      <w:r>
+        <w:rPr>
+          <w:rFonts w:ascii="Tahoma" w:eastAsia="微软雅黑" w:hAnsi="Tahoma"/>
+          <w:kern w:val="0"/>
+          <w:sz w:val="22"/>
+        </w:rPr>
+        <w:t>”</w:t>
+      </w:r>
+      <w:proofErr w:type="gramEnd"/>
+      <w:r>
+        <w:rPr>
+          <w:rFonts w:ascii="Tahoma" w:eastAsia="微软雅黑" w:hAnsi="Tahoma"/>
+          <w:kern w:val="0"/>
+          <w:sz w:val="22"/>
+        </w:rPr>
+        <w:t>UI</w:t>
+      </w:r>
+      <w:r>
+        <w:rPr>
+          <w:rFonts w:ascii="Tahoma" w:eastAsia="微软雅黑" w:hAnsi="Tahoma"/>
+          <w:kern w:val="0"/>
+          <w:sz w:val="22"/>
+        </w:rPr>
+        <w:t>文本永久变色</w:t>
+      </w:r>
+      <w:proofErr w:type="gramStart"/>
+      <w:r>
+        <w:rPr>
+          <w:rFonts w:ascii="Tahoma" w:eastAsia="微软雅黑" w:hAnsi="Tahoma"/>
+          <w:kern w:val="0"/>
+          <w:sz w:val="22"/>
+        </w:rPr>
+        <w:t>”</w:t>
+      </w:r>
+      <w:proofErr w:type="gramEnd"/>
+      <w:r>
+        <w:rPr>
+          <w:rFonts w:ascii="Tahoma" w:eastAsia="微软雅黑" w:hAnsi="Tahoma" w:hint="eastAsia"/>
+          <w:kern w:val="0"/>
+          <w:sz w:val="22"/>
+        </w:rPr>
+        <w:t>。</w:t>
+      </w:r>
+    </w:p>
+    <w:p>
+      <w:pPr>
+        <w:widowControl/>
+        <w:jc w:val="left"/>
+        <w:rPr>
+          <w:rFonts w:hint="eastAsia"/>
+        </w:rPr>
+      </w:pPr>
+      <w:r>
+        <w:rPr>
+          <w:rFonts w:hint="eastAsia"/>
+        </w:rPr>
+        <w:br w:type="page"/>
+      </w:r>
+    </w:p>
+    <w:p>
+      <w:pPr>
         <w:pStyle w:val="3"/>
-      </w:pPr>
-      <w:bookmarkStart w:id="0" w:name="_普通颜色"/>
-      <w:bookmarkEnd w:id="0"/>
+        <w:rPr>
+          <w:rFonts w:hint="eastAsia"/>
+        </w:rPr>
+      </w:pPr>
+      <w:bookmarkStart w:id="2" w:name="_普通颜色"/>
+      <w:bookmarkEnd w:id="2"/>
       <w:r>
         <w:rPr>
           <w:rFonts w:hint="eastAsia"/>
@@ -3168,7 +4957,7 @@
         <w:pStyle w:val="4"/>
         <w:spacing w:before="0" w:after="120" w:line="240" w:lineRule="auto"/>
         <w:rPr>
-          <w:rFonts w:ascii="微软雅黑" w:eastAsia="微软雅黑" w:hAnsi="微软雅黑"/>
+          <w:rFonts w:ascii="微软雅黑" w:eastAsia="微软雅黑" w:hAnsi="微软雅黑" w:hint="eastAsia"/>
           <w:sz w:val="22"/>
           <w:szCs w:val="22"/>
         </w:rPr>
@@ -3185,19 +4974,20 @@
     <w:p>
       <w:pPr>
         <w:snapToGrid w:val="0"/>
-        <w:rPr>
-          <w:rFonts w:ascii="Tahoma" w:eastAsia="微软雅黑" w:hAnsi="Tahoma"/>
-          <w:kern w:val="0"/>
-          <w:sz w:val="22"/>
-        </w:rPr>
-      </w:pPr>
-      <w:r>
-        <w:rPr>
-          <w:rFonts w:ascii="Tahoma" w:eastAsia="微软雅黑" w:hAnsi="Tahoma" w:hint="eastAsia"/>
-          <w:kern w:val="0"/>
-          <w:sz w:val="22"/>
-        </w:rPr>
-        <w:t>除了编辑器中固定的</w:t>
+        <w:spacing w:after="120"/>
+        <w:rPr>
+          <w:rFonts w:ascii="Tahoma" w:eastAsia="微软雅黑" w:hAnsi="Tahoma"/>
+          <w:kern w:val="0"/>
+          <w:sz w:val="22"/>
+        </w:rPr>
+      </w:pPr>
+      <w:r>
+        <w:rPr>
+          <w:rFonts w:ascii="Tahoma" w:eastAsia="微软雅黑" w:hAnsi="Tahoma"/>
+          <w:kern w:val="0"/>
+          <w:sz w:val="22"/>
+        </w:rPr>
+        <w:t>\c[101] - \c[199]</w:t>
       </w:r>
       <w:r>
         <w:rPr>
@@ -3209,19 +4999,19 @@
       </w:r>
       <w:r>
         <w:rPr>
-          <w:rFonts w:ascii="Tahoma" w:eastAsia="微软雅黑" w:hAnsi="Tahoma"/>
-          <w:kern w:val="0"/>
-          <w:sz w:val="22"/>
-        </w:rPr>
-        <w:t xml:space="preserve">\c[0] - \c[31] </w:t>
-      </w:r>
-      <w:r>
-        <w:rPr>
-          <w:rFonts w:ascii="Tahoma" w:eastAsia="微软雅黑" w:hAnsi="Tahoma" w:hint="eastAsia"/>
-          <w:kern w:val="0"/>
-          <w:sz w:val="22"/>
-        </w:rPr>
-        <w:t>的颜色外。</w:t>
+          <w:rFonts w:ascii="Tahoma" w:eastAsia="微软雅黑" w:hAnsi="Tahoma" w:hint="eastAsia"/>
+          <w:kern w:val="0"/>
+          <w:sz w:val="22"/>
+        </w:rPr>
+        <w:t>的区间用于定义普通</w:t>
+      </w:r>
+      <w:r>
+        <w:rPr>
+          <w:rFonts w:ascii="Tahoma" w:eastAsia="微软雅黑" w:hAnsi="Tahoma" w:hint="eastAsia"/>
+          <w:kern w:val="0"/>
+          <w:sz w:val="22"/>
+        </w:rPr>
+        <w:t>颜色。</w:t>
       </w:r>
     </w:p>
     <w:p>
@@ -3239,7 +5029,49 @@
           <w:kern w:val="0"/>
           <w:sz w:val="22"/>
         </w:rPr>
-        <w:t>你还可以在插件中定义</w:t>
+        <w:t>插件</w:t>
+      </w:r>
+      <w:r>
+        <w:rPr>
+          <w:rFonts w:ascii="Tahoma" w:eastAsia="微软雅黑" w:hAnsi="Tahoma" w:hint="eastAsia"/>
+          <w:kern w:val="0"/>
+          <w:sz w:val="22"/>
+        </w:rPr>
+        <w:t>默认提供了普通颜色的配置，如下图</w:t>
+      </w:r>
+      <w:r>
+        <w:rPr>
+          <w:rFonts w:ascii="Tahoma" w:eastAsia="微软雅黑" w:hAnsi="Tahoma" w:hint="eastAsia"/>
+          <w:kern w:val="0"/>
+          <w:sz w:val="22"/>
+        </w:rPr>
+        <w:t>。</w:t>
+      </w:r>
+    </w:p>
+    <w:p>
+      <w:pPr>
+        <w:snapToGrid w:val="0"/>
+        <w:rPr>
+          <w:rFonts w:ascii="Tahoma" w:eastAsia="微软雅黑" w:hAnsi="Tahoma"/>
+          <w:kern w:val="0"/>
+          <w:sz w:val="22"/>
+        </w:rPr>
+      </w:pPr>
+      <w:r>
+        <w:rPr>
+          <w:rFonts w:ascii="Tahoma" w:eastAsia="微软雅黑" w:hAnsi="Tahoma" w:hint="eastAsia"/>
+          <w:kern w:val="0"/>
+          <w:sz w:val="22"/>
+        </w:rPr>
+        <w:t>（</w:t>
+      </w:r>
+      <w:r>
+        <w:rPr>
+          <w:rFonts w:ascii="Tahoma" w:eastAsia="微软雅黑" w:hAnsi="Tahoma" w:hint="eastAsia"/>
+          <w:kern w:val="0"/>
+          <w:sz w:val="22"/>
+        </w:rPr>
+        <w:t>依次为</w:t>
       </w:r>
       <w:r>
         <w:rPr>
@@ -3251,61 +5083,45 @@
       </w:r>
       <w:r>
         <w:rPr>
-          <w:rFonts w:ascii="Tahoma" w:eastAsia="微软雅黑" w:hAnsi="Tahoma"/>
-          <w:kern w:val="0"/>
-          <w:sz w:val="22"/>
-        </w:rPr>
-        <w:t xml:space="preserve">\c[101] - \c[199] </w:t>
-      </w:r>
-      <w:r>
-        <w:rPr>
-          <w:rFonts w:ascii="Tahoma" w:eastAsia="微软雅黑" w:hAnsi="Tahoma" w:hint="eastAsia"/>
-          <w:kern w:val="0"/>
-          <w:sz w:val="22"/>
-        </w:rPr>
-        <w:t>的颜色。</w:t>
-      </w:r>
-    </w:p>
-    <w:p>
-      <w:pPr>
-        <w:snapToGrid w:val="0"/>
-        <w:rPr>
-          <w:rFonts w:ascii="Tahoma" w:eastAsia="微软雅黑" w:hAnsi="Tahoma"/>
-          <w:kern w:val="0"/>
-          <w:sz w:val="22"/>
-        </w:rPr>
-      </w:pPr>
-      <w:r>
-        <w:rPr>
-          <w:rFonts w:ascii="Tahoma" w:eastAsia="微软雅黑" w:hAnsi="Tahoma" w:hint="eastAsia"/>
-          <w:kern w:val="0"/>
-          <w:sz w:val="22"/>
-        </w:rPr>
-        <w:t>在插件中</w:t>
-      </w:r>
-      <w:r>
-        <w:rPr>
-          <w:rFonts w:ascii="Tahoma" w:eastAsia="微软雅黑" w:hAnsi="Tahoma" w:hint="eastAsia"/>
-          <w:kern w:val="0"/>
-          <w:sz w:val="22"/>
-        </w:rPr>
-        <w:t>设置那些自定义颜色</w:t>
-      </w:r>
-      <w:r>
-        <w:rPr>
-          <w:rFonts w:ascii="Tahoma" w:eastAsia="微软雅黑" w:hAnsi="Tahoma" w:hint="eastAsia"/>
-          <w:kern w:val="0"/>
-          <w:sz w:val="22"/>
-        </w:rPr>
-        <w:t>，其中，</w:t>
-      </w:r>
-      <w:r>
-        <w:rPr>
-          <w:rFonts w:ascii="Tahoma" w:eastAsia="微软雅黑" w:hAnsi="Tahoma" w:hint="eastAsia"/>
-          <w:kern w:val="0"/>
-          <w:sz w:val="22"/>
-        </w:rPr>
-        <w:t>默认配置中给了下面的颜色：</w:t>
+          <w:rFonts w:ascii="Tahoma" w:eastAsia="微软雅黑" w:hAnsi="Tahoma" w:hint="eastAsia"/>
+          <w:kern w:val="0"/>
+          <w:sz w:val="22"/>
+        </w:rPr>
+        <w:t>赤橙黄绿青蓝紫</w:t>
+      </w:r>
+      <w:r>
+        <w:rPr>
+          <w:rFonts w:ascii="Tahoma" w:eastAsia="微软雅黑" w:hAnsi="Tahoma" w:hint="eastAsia"/>
+          <w:kern w:val="0"/>
+          <w:sz w:val="22"/>
+        </w:rPr>
+        <w:t xml:space="preserve"> </w:t>
+      </w:r>
+      <w:r>
+        <w:rPr>
+          <w:rFonts w:ascii="Tahoma" w:eastAsia="微软雅黑" w:hAnsi="Tahoma" w:hint="eastAsia"/>
+          <w:kern w:val="0"/>
+          <w:sz w:val="22"/>
+        </w:rPr>
+        <w:t>粉</w:t>
+      </w:r>
+      <w:proofErr w:type="gramStart"/>
+      <w:r>
+        <w:rPr>
+          <w:rFonts w:ascii="Tahoma" w:eastAsia="微软雅黑" w:hAnsi="Tahoma" w:hint="eastAsia"/>
+          <w:kern w:val="0"/>
+          <w:sz w:val="22"/>
+        </w:rPr>
+        <w:t>棕灰黑白</w:t>
+      </w:r>
+      <w:proofErr w:type="gramEnd"/>
+      <w:r>
+        <w:rPr>
+          <w:rFonts w:ascii="Tahoma" w:eastAsia="微软雅黑" w:hAnsi="Tahoma" w:hint="eastAsia"/>
+          <w:kern w:val="0"/>
+          <w:sz w:val="22"/>
+        </w:rPr>
+        <w:t>）</w:t>
       </w:r>
     </w:p>
     <w:p>
@@ -3313,7 +5129,7 @@
         <w:snapToGrid w:val="0"/>
         <w:jc w:val="center"/>
         <w:rPr>
-          <w:rFonts w:ascii="宋体" w:eastAsia="宋体" w:hAnsi="宋体" w:cs="宋体"/>
+          <w:rFonts w:ascii="宋体" w:eastAsia="宋体" w:hAnsi="宋体" w:cs="宋体" w:hint="eastAsia"/>
           <w:kern w:val="0"/>
           <w:sz w:val="24"/>
           <w:szCs w:val="24"/>
@@ -3328,9 +5144,9 @@
           <w:szCs w:val="24"/>
         </w:rPr>
         <w:drawing>
-          <wp:inline distT="0" distB="0" distL="0" distR="0" wp14:anchorId="1C5948DC" wp14:editId="626C4C43">
-            <wp:extent cx="3520440" cy="2196460"/>
-            <wp:effectExtent l="0" t="0" r="3810" b="0"/>
+          <wp:inline distT="0" distB="0" distL="0" distR="0" wp14:anchorId="1C5948DC" wp14:editId="786F1F01">
+            <wp:extent cx="2726690" cy="1701227"/>
+            <wp:effectExtent l="0" t="0" r="0" b="0"/>
             <wp:docPr id="44" name="图片 44"/>
             <wp:cNvGraphicFramePr>
               <a:graphicFrameLocks xmlns:a="http://schemas.openxmlformats.org/drawingml/2006/main" noChangeAspect="1"/>
@@ -3345,7 +5161,7 @@
                     </pic:cNvPicPr>
                   </pic:nvPicPr>
                   <pic:blipFill>
-                    <a:blip r:embed="rId14">
+                    <a:blip r:embed="rId21">
                       <a:extLst>
                         <a:ext uri="{28A0092B-C50C-407E-A947-70E740481C1C}">
                           <a14:useLocalDpi xmlns:a14="http://schemas.microsoft.com/office/drawing/2010/main" val="0"/>
@@ -3360,7 +5176,7 @@
                   <pic:spPr bwMode="auto">
                     <a:xfrm>
                       <a:off x="0" y="0"/>
-                      <a:ext cx="3533587" cy="2204662"/>
+                      <a:ext cx="2744544" cy="1712366"/>
                     </a:xfrm>
                     <a:prstGeom prst="rect">
                       <a:avLst/>
@@ -3376,13 +5192,76 @@
           </wp:inline>
         </w:drawing>
       </w:r>
+      <w:r>
+        <w:rPr>
+          <w:rFonts w:ascii="宋体" w:eastAsia="宋体" w:hAnsi="宋体" w:cs="宋体" w:hint="eastAsia"/>
+          <w:kern w:val="0"/>
+          <w:sz w:val="24"/>
+          <w:szCs w:val="24"/>
+        </w:rPr>
+        <w:t xml:space="preserve"> </w:t>
+      </w:r>
+      <w:r>
+        <w:rPr>
+          <w:rFonts w:hint="eastAsia"/>
+          <w:noProof/>
+        </w:rPr>
+        <w:drawing>
+          <wp:inline distT="0" distB="0" distL="0" distR="0" wp14:anchorId="514862AB" wp14:editId="6E2FA74D">
+            <wp:extent cx="2042018" cy="830214"/>
+            <wp:effectExtent l="0" t="0" r="0" b="8255"/>
+            <wp:docPr id="39543097" name="图片 3"/>
+            <wp:cNvGraphicFramePr>
+              <a:graphicFrameLocks xmlns:a="http://schemas.openxmlformats.org/drawingml/2006/main" noChangeAspect="1"/>
+            </wp:cNvGraphicFramePr>
+            <a:graphic xmlns:a="http://schemas.openxmlformats.org/drawingml/2006/main">
+              <a:graphicData uri="http://schemas.openxmlformats.org/drawingml/2006/picture">
+                <pic:pic xmlns:pic="http://schemas.openxmlformats.org/drawingml/2006/picture">
+                  <pic:nvPicPr>
+                    <pic:cNvPr id="0" name="Picture 6"/>
+                    <pic:cNvPicPr>
+                      <a:picLocks noChangeAspect="1" noChangeArrowheads="1"/>
+                    </pic:cNvPicPr>
+                  </pic:nvPicPr>
+                  <pic:blipFill>
+                    <a:blip r:embed="rId22">
+                      <a:extLst>
+                        <a:ext uri="{28A0092B-C50C-407E-A947-70E740481C1C}">
+                          <a14:useLocalDpi xmlns:a14="http://schemas.microsoft.com/office/drawing/2010/main" val="0"/>
+                        </a:ext>
+                      </a:extLst>
+                    </a:blip>
+                    <a:srcRect/>
+                    <a:stretch>
+                      <a:fillRect/>
+                    </a:stretch>
+                  </pic:blipFill>
+                  <pic:spPr bwMode="auto">
+                    <a:xfrm>
+                      <a:off x="0" y="0"/>
+                      <a:ext cx="2054788" cy="835406"/>
+                    </a:xfrm>
+                    <a:prstGeom prst="rect">
+                      <a:avLst/>
+                    </a:prstGeom>
+                    <a:noFill/>
+                    <a:ln>
+                      <a:noFill/>
+                    </a:ln>
+                  </pic:spPr>
+                </pic:pic>
+              </a:graphicData>
+            </a:graphic>
+          </wp:inline>
+        </w:drawing>
+      </w:r>
     </w:p>
     <w:p>
       <w:pPr>
         <w:pStyle w:val="4"/>
         <w:spacing w:before="0" w:after="120" w:line="240" w:lineRule="auto"/>
         <w:rPr>
-          <w:rFonts w:ascii="微软雅黑" w:eastAsia="微软雅黑" w:hAnsi="微软雅黑"/>
+          <w:rFonts w:ascii="微软雅黑" w:eastAsia="微软雅黑" w:hAnsi="微软雅黑" w:hint="eastAsia"/>
           <w:sz w:val="22"/>
           <w:szCs w:val="22"/>
         </w:rPr>
@@ -3500,7 +5379,7 @@
                     </pic:cNvPicPr>
                   </pic:nvPicPr>
                   <pic:blipFill>
-                    <a:blip r:embed="rId15">
+                    <a:blip r:embed="rId23">
                       <a:extLst>
                         <a:ext uri="{28A0092B-C50C-407E-A947-70E740481C1C}">
                           <a14:useLocalDpi xmlns:a14="http://schemas.microsoft.com/office/drawing/2010/main" val="0"/>
@@ -3534,10 +5413,75 @@
     </w:p>
     <w:p>
       <w:pPr>
+        <w:snapToGrid w:val="0"/>
+        <w:jc w:val="center"/>
+        <w:rPr>
+          <w:rFonts w:ascii="Tahoma" w:eastAsia="微软雅黑" w:hAnsi="Tahoma"/>
+          <w:kern w:val="0"/>
+          <w:sz w:val="22"/>
+        </w:rPr>
+      </w:pPr>
+      <w:r>
+        <w:rPr>
+          <w:rFonts w:hint="eastAsia"/>
+          <w:noProof/>
+        </w:rPr>
+        <w:drawing>
+          <wp:inline distT="0" distB="0" distL="0" distR="0" wp14:anchorId="44D8D494" wp14:editId="69D38471">
+            <wp:extent cx="3200400" cy="436113"/>
+            <wp:effectExtent l="0" t="0" r="0" b="2540"/>
+            <wp:docPr id="1088807793" name="图片 4"/>
+            <wp:cNvGraphicFramePr>
+              <a:graphicFrameLocks xmlns:a="http://schemas.openxmlformats.org/drawingml/2006/main" noChangeAspect="1"/>
+            </wp:cNvGraphicFramePr>
+            <a:graphic xmlns:a="http://schemas.openxmlformats.org/drawingml/2006/main">
+              <a:graphicData uri="http://schemas.openxmlformats.org/drawingml/2006/picture">
+                <pic:pic xmlns:pic="http://schemas.openxmlformats.org/drawingml/2006/picture">
+                  <pic:nvPicPr>
+                    <pic:cNvPr id="0" name="Picture 8"/>
+                    <pic:cNvPicPr>
+                      <a:picLocks noChangeAspect="1" noChangeArrowheads="1"/>
+                    </pic:cNvPicPr>
+                  </pic:nvPicPr>
+                  <pic:blipFill>
+                    <a:blip r:embed="rId24">
+                      <a:extLst>
+                        <a:ext uri="{28A0092B-C50C-407E-A947-70E740481C1C}">
+                          <a14:useLocalDpi xmlns:a14="http://schemas.microsoft.com/office/drawing/2010/main" val="0"/>
+                        </a:ext>
+                      </a:extLst>
+                    </a:blip>
+                    <a:srcRect/>
+                    <a:stretch>
+                      <a:fillRect/>
+                    </a:stretch>
+                  </pic:blipFill>
+                  <pic:spPr bwMode="auto">
+                    <a:xfrm>
+                      <a:off x="0" y="0"/>
+                      <a:ext cx="3232932" cy="440546"/>
+                    </a:xfrm>
+                    <a:prstGeom prst="rect">
+                      <a:avLst/>
+                    </a:prstGeom>
+                    <a:noFill/>
+                    <a:ln>
+                      <a:noFill/>
+                    </a:ln>
+                  </pic:spPr>
+                </pic:pic>
+              </a:graphicData>
+            </a:graphic>
+          </wp:inline>
+        </w:drawing>
+      </w:r>
+    </w:p>
+    <w:p>
+      <w:pPr>
         <w:pStyle w:val="4"/>
         <w:spacing w:before="0" w:after="120" w:line="240" w:lineRule="auto"/>
         <w:rPr>
-          <w:rFonts w:ascii="微软雅黑" w:eastAsia="微软雅黑" w:hAnsi="微软雅黑"/>
+          <w:rFonts w:ascii="微软雅黑" w:eastAsia="微软雅黑" w:hAnsi="微软雅黑" w:hint="eastAsia"/>
           <w:sz w:val="22"/>
           <w:szCs w:val="22"/>
         </w:rPr>
@@ -3725,9 +5669,9 @@
           <w:sz w:val="22"/>
         </w:rPr>
         <w:drawing>
-          <wp:inline distT="0" distB="0" distL="0" distR="0" wp14:anchorId="0A8C8F8D" wp14:editId="6CB1E691">
-            <wp:extent cx="4198620" cy="944766"/>
-            <wp:effectExtent l="0" t="0" r="0" b="8255"/>
+          <wp:inline distT="0" distB="0" distL="0" distR="0" wp14:anchorId="0A8C8F8D" wp14:editId="683E2328">
+            <wp:extent cx="4183380" cy="941336"/>
+            <wp:effectExtent l="0" t="0" r="7620" b="0"/>
             <wp:docPr id="46" name="图片 46"/>
             <wp:cNvGraphicFramePr>
               <a:graphicFrameLocks xmlns:a="http://schemas.openxmlformats.org/drawingml/2006/main" noChangeAspect="1"/>
@@ -3742,7 +5686,7 @@
                     </pic:cNvPicPr>
                   </pic:nvPicPr>
                   <pic:blipFill>
-                    <a:blip r:embed="rId16">
+                    <a:blip r:embed="rId25">
                       <a:extLst>
                         <a:ext uri="{28A0092B-C50C-407E-A947-70E740481C1C}">
                           <a14:useLocalDpi xmlns:a14="http://schemas.microsoft.com/office/drawing/2010/main" val="0"/>
@@ -3757,7 +5701,7 @@
                   <pic:spPr bwMode="auto">
                     <a:xfrm>
                       <a:off x="0" y="0"/>
-                      <a:ext cx="4224499" cy="950589"/>
+                      <a:ext cx="4247820" cy="955836"/>
                     </a:xfrm>
                     <a:prstGeom prst="rect">
                       <a:avLst/>
@@ -3792,9 +5736,9 @@
           <w:sz w:val="22"/>
         </w:rPr>
         <w:drawing>
-          <wp:inline distT="0" distB="0" distL="0" distR="0" wp14:anchorId="071F8CF8" wp14:editId="7CC10505">
-            <wp:extent cx="4175760" cy="909960"/>
-            <wp:effectExtent l="0" t="0" r="0" b="4445"/>
+          <wp:inline distT="0" distB="0" distL="0" distR="0" wp14:anchorId="071F8CF8" wp14:editId="159E9A7F">
+            <wp:extent cx="4231102" cy="922020"/>
+            <wp:effectExtent l="0" t="0" r="0" b="0"/>
             <wp:docPr id="47" name="图片 47"/>
             <wp:cNvGraphicFramePr>
               <a:graphicFrameLocks xmlns:a="http://schemas.openxmlformats.org/drawingml/2006/main" noChangeAspect="1"/>
@@ -3809,7 +5753,7 @@
                     </pic:cNvPicPr>
                   </pic:nvPicPr>
                   <pic:blipFill>
-                    <a:blip r:embed="rId17">
+                    <a:blip r:embed="rId26">
                       <a:extLst>
                         <a:ext uri="{28A0092B-C50C-407E-A947-70E740481C1C}">
                           <a14:useLocalDpi xmlns:a14="http://schemas.microsoft.com/office/drawing/2010/main" val="0"/>
@@ -3824,7 +5768,7 @@
                   <pic:spPr bwMode="auto">
                     <a:xfrm>
                       <a:off x="0" y="0"/>
-                      <a:ext cx="4190514" cy="913175"/>
+                      <a:ext cx="4271542" cy="930832"/>
                     </a:xfrm>
                     <a:prstGeom prst="rect">
                       <a:avLst/>
@@ -3845,14 +5789,20 @@
       <w:pPr>
         <w:widowControl/>
         <w:jc w:val="left"/>
+        <w:rPr>
+          <w:rFonts w:hint="eastAsia"/>
+        </w:rPr>
       </w:pPr>
     </w:p>
     <w:p>
       <w:pPr>
         <w:pStyle w:val="3"/>
-      </w:pPr>
-      <w:bookmarkStart w:id="1" w:name="_高级颜色"/>
-      <w:bookmarkEnd w:id="1"/>
+        <w:rPr>
+          <w:rFonts w:hint="eastAsia"/>
+        </w:rPr>
+      </w:pPr>
+      <w:bookmarkStart w:id="3" w:name="_高级颜色"/>
+      <w:bookmarkEnd w:id="3"/>
       <w:r>
         <w:rPr>
           <w:rFonts w:hint="eastAsia"/>
@@ -3866,7 +5816,7 @@
         <w:pStyle w:val="4"/>
         <w:spacing w:before="0" w:after="120" w:line="240" w:lineRule="auto"/>
         <w:rPr>
-          <w:rFonts w:ascii="微软雅黑" w:eastAsia="微软雅黑" w:hAnsi="微软雅黑"/>
+          <w:rFonts w:ascii="微软雅黑" w:eastAsia="微软雅黑" w:hAnsi="微软雅黑" w:hint="eastAsia"/>
           <w:sz w:val="22"/>
           <w:szCs w:val="22"/>
         </w:rPr>
@@ -3878,6 +5828,800 @@
           <w:szCs w:val="22"/>
         </w:rPr>
         <w:t>1）</w:t>
+      </w:r>
+      <w:r>
+        <w:rPr>
+          <w:rFonts w:ascii="微软雅黑" w:eastAsia="微软雅黑" w:hAnsi="微软雅黑" w:hint="eastAsia"/>
+          <w:sz w:val="22"/>
+          <w:szCs w:val="22"/>
+        </w:rPr>
+        <w:t>节点</w:t>
+      </w:r>
+      <w:r>
+        <w:rPr>
+          <w:rFonts w:ascii="微软雅黑" w:eastAsia="微软雅黑" w:hAnsi="微软雅黑" w:hint="eastAsia"/>
+          <w:sz w:val="22"/>
+          <w:szCs w:val="22"/>
+        </w:rPr>
+        <w:t>设置</w:t>
+      </w:r>
+    </w:p>
+    <w:p>
+      <w:pPr>
+        <w:snapToGrid w:val="0"/>
+        <w:spacing w:after="120"/>
+        <w:rPr>
+          <w:rFonts w:ascii="Tahoma" w:eastAsia="微软雅黑" w:hAnsi="Tahoma"/>
+          <w:kern w:val="0"/>
+          <w:sz w:val="22"/>
+        </w:rPr>
+      </w:pPr>
+      <w:r>
+        <w:rPr>
+          <w:rFonts w:ascii="Tahoma" w:eastAsia="微软雅黑" w:hAnsi="Tahoma"/>
+          <w:kern w:val="0"/>
+          <w:sz w:val="22"/>
+        </w:rPr>
+        <w:t>\c[</w:t>
+      </w:r>
+      <w:r>
+        <w:rPr>
+          <w:rFonts w:ascii="Tahoma" w:eastAsia="微软雅黑" w:hAnsi="Tahoma" w:hint="eastAsia"/>
+          <w:kern w:val="0"/>
+          <w:sz w:val="22"/>
+        </w:rPr>
+        <w:t>2</w:t>
+      </w:r>
+      <w:r>
+        <w:rPr>
+          <w:rFonts w:ascii="Tahoma" w:eastAsia="微软雅黑" w:hAnsi="Tahoma"/>
+          <w:kern w:val="0"/>
+          <w:sz w:val="22"/>
+        </w:rPr>
+        <w:t>01] - \c[</w:t>
+      </w:r>
+      <w:r>
+        <w:rPr>
+          <w:rFonts w:ascii="Tahoma" w:eastAsia="微软雅黑" w:hAnsi="Tahoma" w:hint="eastAsia"/>
+          <w:kern w:val="0"/>
+          <w:sz w:val="22"/>
+        </w:rPr>
+        <w:t>2</w:t>
+      </w:r>
+      <w:r>
+        <w:rPr>
+          <w:rFonts w:ascii="Tahoma" w:eastAsia="微软雅黑" w:hAnsi="Tahoma"/>
+          <w:kern w:val="0"/>
+          <w:sz w:val="22"/>
+        </w:rPr>
+        <w:t>99]</w:t>
+      </w:r>
+      <w:r>
+        <w:rPr>
+          <w:rFonts w:ascii="Tahoma" w:eastAsia="微软雅黑" w:hAnsi="Tahoma" w:hint="eastAsia"/>
+          <w:kern w:val="0"/>
+          <w:sz w:val="22"/>
+        </w:rPr>
+        <w:t xml:space="preserve"> </w:t>
+      </w:r>
+      <w:r>
+        <w:rPr>
+          <w:rFonts w:ascii="Tahoma" w:eastAsia="微软雅黑" w:hAnsi="Tahoma" w:hint="eastAsia"/>
+          <w:kern w:val="0"/>
+          <w:sz w:val="22"/>
+        </w:rPr>
+        <w:t>的区间用于定义高级渐变</w:t>
+      </w:r>
+      <w:r>
+        <w:rPr>
+          <w:rFonts w:ascii="Tahoma" w:eastAsia="微软雅黑" w:hAnsi="Tahoma" w:hint="eastAsia"/>
+          <w:kern w:val="0"/>
+          <w:sz w:val="22"/>
+        </w:rPr>
+        <w:t>颜色。</w:t>
+      </w:r>
+    </w:p>
+    <w:p>
+      <w:pPr>
+        <w:widowControl/>
+        <w:adjustRightInd w:val="0"/>
+        <w:snapToGrid w:val="0"/>
+        <w:jc w:val="left"/>
+        <w:rPr>
+          <w:rFonts w:ascii="Tahoma" w:eastAsia="微软雅黑" w:hAnsi="Tahoma"/>
+          <w:kern w:val="0"/>
+          <w:sz w:val="22"/>
+        </w:rPr>
+      </w:pPr>
+      <w:r>
+        <w:rPr>
+          <w:rFonts w:ascii="Tahoma" w:eastAsia="微软雅黑" w:hAnsi="Tahoma" w:hint="eastAsia"/>
+          <w:kern w:val="0"/>
+          <w:sz w:val="22"/>
+        </w:rPr>
+        <w:t>插件默认配置提供了高级颜色的配置，如下图。</w:t>
+      </w:r>
+    </w:p>
+    <w:p>
+      <w:pPr>
+        <w:snapToGrid w:val="0"/>
+        <w:rPr>
+          <w:rFonts w:ascii="Tahoma" w:eastAsia="微软雅黑" w:hAnsi="Tahoma"/>
+          <w:kern w:val="0"/>
+          <w:sz w:val="22"/>
+        </w:rPr>
+      </w:pPr>
+      <w:r>
+        <w:rPr>
+          <w:rFonts w:ascii="Tahoma" w:eastAsia="微软雅黑" w:hAnsi="Tahoma" w:hint="eastAsia"/>
+          <w:kern w:val="0"/>
+          <w:sz w:val="22"/>
+        </w:rPr>
+        <w:t>（</w:t>
+      </w:r>
+      <w:r>
+        <w:rPr>
+          <w:rFonts w:ascii="Tahoma" w:eastAsia="微软雅黑" w:hAnsi="Tahoma" w:hint="eastAsia"/>
+          <w:kern w:val="0"/>
+          <w:sz w:val="22"/>
+        </w:rPr>
+        <w:t>依次为</w:t>
+      </w:r>
+      <w:r>
+        <w:rPr>
+          <w:rFonts w:ascii="Tahoma" w:eastAsia="微软雅黑" w:hAnsi="Tahoma" w:hint="eastAsia"/>
+          <w:kern w:val="0"/>
+          <w:sz w:val="22"/>
+        </w:rPr>
+        <w:t xml:space="preserve"> </w:t>
+      </w:r>
+      <w:r>
+        <w:rPr>
+          <w:rFonts w:ascii="Tahoma" w:eastAsia="微软雅黑" w:hAnsi="Tahoma" w:hint="eastAsia"/>
+          <w:kern w:val="0"/>
+          <w:sz w:val="22"/>
+        </w:rPr>
+        <w:t>赤橙黄绿青蓝紫</w:t>
+      </w:r>
+      <w:r>
+        <w:rPr>
+          <w:rFonts w:ascii="Tahoma" w:eastAsia="微软雅黑" w:hAnsi="Tahoma" w:hint="eastAsia"/>
+          <w:kern w:val="0"/>
+          <w:sz w:val="22"/>
+        </w:rPr>
+        <w:t xml:space="preserve"> </w:t>
+      </w:r>
+      <w:r>
+        <w:rPr>
+          <w:rFonts w:ascii="Tahoma" w:eastAsia="微软雅黑" w:hAnsi="Tahoma" w:hint="eastAsia"/>
+          <w:kern w:val="0"/>
+          <w:sz w:val="22"/>
+        </w:rPr>
+        <w:t>粉棕灰</w:t>
+      </w:r>
+      <w:r>
+        <w:rPr>
+          <w:rFonts w:ascii="Tahoma" w:eastAsia="微软雅黑" w:hAnsi="Tahoma" w:hint="eastAsia"/>
+          <w:kern w:val="0"/>
+          <w:sz w:val="22"/>
+        </w:rPr>
+        <w:t>）</w:t>
+      </w:r>
+    </w:p>
+    <w:p>
+      <w:pPr>
+        <w:widowControl/>
+        <w:adjustRightInd w:val="0"/>
+        <w:snapToGrid w:val="0"/>
+        <w:jc w:val="center"/>
+        <w:rPr>
+          <w:rFonts w:ascii="Tahoma" w:eastAsia="微软雅黑" w:hAnsi="Tahoma"/>
+          <w:kern w:val="0"/>
+          <w:sz w:val="22"/>
+        </w:rPr>
+      </w:pPr>
+      <w:r>
+        <w:rPr>
+          <w:rFonts w:ascii="Tahoma" w:eastAsia="微软雅黑" w:hAnsi="Tahoma" w:hint="eastAsia"/>
+          <w:noProof/>
+          <w:kern w:val="0"/>
+          <w:sz w:val="22"/>
+        </w:rPr>
+        <w:drawing>
+          <wp:inline distT="0" distB="0" distL="0" distR="0" wp14:anchorId="0D0848ED" wp14:editId="42699491">
+            <wp:extent cx="3070860" cy="1050843"/>
+            <wp:effectExtent l="0" t="0" r="0" b="0"/>
+            <wp:docPr id="1482282726" name="图片 8"/>
+            <wp:cNvGraphicFramePr>
+              <a:graphicFrameLocks xmlns:a="http://schemas.openxmlformats.org/drawingml/2006/main" noChangeAspect="1"/>
+            </wp:cNvGraphicFramePr>
+            <a:graphic xmlns:a="http://schemas.openxmlformats.org/drawingml/2006/main">
+              <a:graphicData uri="http://schemas.openxmlformats.org/drawingml/2006/picture">
+                <pic:pic xmlns:pic="http://schemas.openxmlformats.org/drawingml/2006/picture">
+                  <pic:nvPicPr>
+                    <pic:cNvPr id="0" name="Picture 16"/>
+                    <pic:cNvPicPr>
+                      <a:picLocks noChangeAspect="1" noChangeArrowheads="1"/>
+                    </pic:cNvPicPr>
+                  </pic:nvPicPr>
+                  <pic:blipFill>
+                    <a:blip r:embed="rId27">
+                      <a:extLst>
+                        <a:ext uri="{28A0092B-C50C-407E-A947-70E740481C1C}">
+                          <a14:useLocalDpi xmlns:a14="http://schemas.microsoft.com/office/drawing/2010/main" val="0"/>
+                        </a:ext>
+                      </a:extLst>
+                    </a:blip>
+                    <a:srcRect/>
+                    <a:stretch>
+                      <a:fillRect/>
+                    </a:stretch>
+                  </pic:blipFill>
+                  <pic:spPr bwMode="auto">
+                    <a:xfrm>
+                      <a:off x="0" y="0"/>
+                      <a:ext cx="3147771" cy="1077162"/>
+                    </a:xfrm>
+                    <a:prstGeom prst="rect">
+                      <a:avLst/>
+                    </a:prstGeom>
+                    <a:noFill/>
+                    <a:ln>
+                      <a:noFill/>
+                    </a:ln>
+                  </pic:spPr>
+                </pic:pic>
+              </a:graphicData>
+            </a:graphic>
+          </wp:inline>
+        </w:drawing>
+      </w:r>
+    </w:p>
+    <w:p>
+      <w:pPr>
+        <w:widowControl/>
+        <w:adjustRightInd w:val="0"/>
+        <w:snapToGrid w:val="0"/>
+        <w:jc w:val="center"/>
+        <w:rPr>
+          <w:rFonts w:ascii="Tahoma" w:eastAsia="微软雅黑" w:hAnsi="Tahoma"/>
+          <w:kern w:val="0"/>
+          <w:sz w:val="22"/>
+        </w:rPr>
+      </w:pPr>
+      <w:r>
+        <w:rPr>
+          <w:rFonts w:ascii="Tahoma" w:eastAsia="微软雅黑" w:hAnsi="Tahoma" w:hint="eastAsia"/>
+          <w:noProof/>
+          <w:kern w:val="0"/>
+          <w:sz w:val="22"/>
+        </w:rPr>
+        <w:drawing>
+          <wp:inline distT="0" distB="0" distL="0" distR="0" wp14:anchorId="3556B21E" wp14:editId="2B58125C">
+            <wp:extent cx="3086100" cy="995729"/>
+            <wp:effectExtent l="0" t="0" r="0" b="0"/>
+            <wp:docPr id="1819093936" name="图片 5"/>
+            <wp:cNvGraphicFramePr>
+              <a:graphicFrameLocks xmlns:a="http://schemas.openxmlformats.org/drawingml/2006/main" noChangeAspect="1"/>
+            </wp:cNvGraphicFramePr>
+            <a:graphic xmlns:a="http://schemas.openxmlformats.org/drawingml/2006/main">
+              <a:graphicData uri="http://schemas.openxmlformats.org/drawingml/2006/picture">
+                <pic:pic xmlns:pic="http://schemas.openxmlformats.org/drawingml/2006/picture">
+                  <pic:nvPicPr>
+                    <pic:cNvPr id="0" name="Picture 10"/>
+                    <pic:cNvPicPr>
+                      <a:picLocks noChangeAspect="1" noChangeArrowheads="1"/>
+                    </pic:cNvPicPr>
+                  </pic:nvPicPr>
+                  <pic:blipFill>
+                    <a:blip r:embed="rId28">
+                      <a:extLst>
+                        <a:ext uri="{28A0092B-C50C-407E-A947-70E740481C1C}">
+                          <a14:useLocalDpi xmlns:a14="http://schemas.microsoft.com/office/drawing/2010/main" val="0"/>
+                        </a:ext>
+                      </a:extLst>
+                    </a:blip>
+                    <a:srcRect/>
+                    <a:stretch>
+                      <a:fillRect/>
+                    </a:stretch>
+                  </pic:blipFill>
+                  <pic:spPr bwMode="auto">
+                    <a:xfrm>
+                      <a:off x="0" y="0"/>
+                      <a:ext cx="3105419" cy="1001962"/>
+                    </a:xfrm>
+                    <a:prstGeom prst="rect">
+                      <a:avLst/>
+                    </a:prstGeom>
+                    <a:noFill/>
+                    <a:ln>
+                      <a:noFill/>
+                    </a:ln>
+                  </pic:spPr>
+                </pic:pic>
+              </a:graphicData>
+            </a:graphic>
+          </wp:inline>
+        </w:drawing>
+      </w:r>
+    </w:p>
+    <w:p>
+      <w:pPr>
+        <w:widowControl/>
+        <w:adjustRightInd w:val="0"/>
+        <w:snapToGrid w:val="0"/>
+        <w:spacing w:after="120"/>
+        <w:jc w:val="left"/>
+        <w:rPr>
+          <w:rFonts w:ascii="Tahoma" w:eastAsia="微软雅黑" w:hAnsi="Tahoma"/>
+          <w:kern w:val="0"/>
+          <w:sz w:val="22"/>
+        </w:rPr>
+      </w:pPr>
+      <w:r>
+        <w:rPr>
+          <w:rFonts w:ascii="Tahoma" w:eastAsia="微软雅黑" w:hAnsi="Tahoma" w:hint="eastAsia"/>
+          <w:kern w:val="0"/>
+          <w:sz w:val="22"/>
+        </w:rPr>
+        <w:t>你可以在高级颜色中设置多个节点，每个节点对应一种颜色。</w:t>
+      </w:r>
+    </w:p>
+    <w:p>
+      <w:pPr>
+        <w:widowControl/>
+        <w:adjustRightInd w:val="0"/>
+        <w:snapToGrid w:val="0"/>
+        <w:spacing w:after="120"/>
+        <w:jc w:val="center"/>
+        <w:rPr>
+          <w:rFonts w:ascii="Tahoma" w:eastAsia="微软雅黑" w:hAnsi="Tahoma"/>
+          <w:kern w:val="0"/>
+          <w:sz w:val="22"/>
+        </w:rPr>
+      </w:pPr>
+      <w:r>
+        <w:rPr>
+          <w:rFonts w:ascii="宋体" w:eastAsia="宋体" w:hAnsi="宋体" w:cs="宋体"/>
+          <w:noProof/>
+          <w:kern w:val="0"/>
+          <w:sz w:val="24"/>
+          <w:szCs w:val="24"/>
+        </w:rPr>
+        <w:drawing>
+          <wp:inline distT="0" distB="0" distL="0" distR="0" wp14:anchorId="5E8B70E3" wp14:editId="2A17A1CB">
+            <wp:extent cx="2852252" cy="1912620"/>
+            <wp:effectExtent l="0" t="0" r="5715" b="0"/>
+            <wp:docPr id="7" name="图片 7"/>
+            <wp:cNvGraphicFramePr>
+              <a:graphicFrameLocks xmlns:a="http://schemas.openxmlformats.org/drawingml/2006/main" noChangeAspect="1"/>
+            </wp:cNvGraphicFramePr>
+            <a:graphic xmlns:a="http://schemas.openxmlformats.org/drawingml/2006/main">
+              <a:graphicData uri="http://schemas.openxmlformats.org/drawingml/2006/picture">
+                <pic:pic xmlns:pic="http://schemas.openxmlformats.org/drawingml/2006/picture">
+                  <pic:nvPicPr>
+                    <pic:cNvPr id="0" name="Picture 9"/>
+                    <pic:cNvPicPr>
+                      <a:picLocks noChangeAspect="1" noChangeArrowheads="1"/>
+                    </pic:cNvPicPr>
+                  </pic:nvPicPr>
+                  <pic:blipFill>
+                    <a:blip r:embed="rId29">
+                      <a:extLst>
+                        <a:ext uri="{28A0092B-C50C-407E-A947-70E740481C1C}">
+                          <a14:useLocalDpi xmlns:a14="http://schemas.microsoft.com/office/drawing/2010/main" val="0"/>
+                        </a:ext>
+                      </a:extLst>
+                    </a:blip>
+                    <a:srcRect/>
+                    <a:stretch>
+                      <a:fillRect/>
+                    </a:stretch>
+                  </pic:blipFill>
+                  <pic:spPr bwMode="auto">
+                    <a:xfrm>
+                      <a:off x="0" y="0"/>
+                      <a:ext cx="2881582" cy="1932288"/>
+                    </a:xfrm>
+                    <a:prstGeom prst="rect">
+                      <a:avLst/>
+                    </a:prstGeom>
+                    <a:noFill/>
+                    <a:ln>
+                      <a:noFill/>
+                    </a:ln>
+                  </pic:spPr>
+                </pic:pic>
+              </a:graphicData>
+            </a:graphic>
+          </wp:inline>
+        </w:drawing>
+      </w:r>
+    </w:p>
+    <w:p>
+      <w:pPr>
+        <w:widowControl/>
+        <w:adjustRightInd w:val="0"/>
+        <w:snapToGrid w:val="0"/>
+        <w:jc w:val="left"/>
+        <w:rPr>
+          <w:rFonts w:ascii="Tahoma" w:eastAsia="微软雅黑" w:hAnsi="Tahoma"/>
+          <w:kern w:val="0"/>
+          <w:sz w:val="22"/>
+        </w:rPr>
+      </w:pPr>
+      <w:r>
+        <w:rPr>
+          <w:rFonts w:ascii="Tahoma" w:eastAsia="微软雅黑" w:hAnsi="Tahoma" w:hint="eastAsia"/>
+          <w:kern w:val="0"/>
+          <w:sz w:val="22"/>
+        </w:rPr>
+        <w:t>这种</w:t>
+      </w:r>
+      <w:r>
+        <w:rPr>
+          <w:rFonts w:ascii="Tahoma" w:eastAsia="微软雅黑" w:hAnsi="Tahoma" w:hint="eastAsia"/>
+          <w:kern w:val="0"/>
+          <w:sz w:val="22"/>
+        </w:rPr>
+        <w:t>节点</w:t>
+      </w:r>
+      <w:r>
+        <w:rPr>
+          <w:rFonts w:ascii="Tahoma" w:eastAsia="微软雅黑" w:hAnsi="Tahoma" w:hint="eastAsia"/>
+          <w:kern w:val="0"/>
+          <w:sz w:val="22"/>
+        </w:rPr>
+        <w:t>颜色设置，</w:t>
+      </w:r>
+      <w:r>
+        <w:rPr>
+          <w:rFonts w:ascii="Tahoma" w:eastAsia="微软雅黑" w:hAnsi="Tahoma" w:hint="eastAsia"/>
+          <w:kern w:val="0"/>
+          <w:sz w:val="22"/>
+        </w:rPr>
+        <w:t>与</w:t>
+      </w:r>
+      <w:r>
+        <w:rPr>
+          <w:rFonts w:ascii="Tahoma" w:eastAsia="微软雅黑" w:hAnsi="Tahoma" w:hint="eastAsia"/>
+          <w:kern w:val="0"/>
+          <w:sz w:val="22"/>
+        </w:rPr>
+        <w:t>ps</w:t>
+      </w:r>
+      <w:r>
+        <w:rPr>
+          <w:rFonts w:ascii="Tahoma" w:eastAsia="微软雅黑" w:hAnsi="Tahoma" w:hint="eastAsia"/>
+          <w:kern w:val="0"/>
+          <w:sz w:val="22"/>
+        </w:rPr>
+        <w:t>、</w:t>
+      </w:r>
+      <w:r>
+        <w:rPr>
+          <w:rFonts w:ascii="Tahoma" w:eastAsia="微软雅黑" w:hAnsi="Tahoma" w:hint="eastAsia"/>
+          <w:kern w:val="0"/>
+          <w:sz w:val="22"/>
+        </w:rPr>
+        <w:t>ai</w:t>
+      </w:r>
+      <w:r>
+        <w:rPr>
+          <w:rFonts w:ascii="Tahoma" w:eastAsia="微软雅黑" w:hAnsi="Tahoma" w:hint="eastAsia"/>
+          <w:kern w:val="0"/>
+          <w:sz w:val="22"/>
+        </w:rPr>
+        <w:t>绘图工具的渐变性质一样</w:t>
+      </w:r>
+      <w:r>
+        <w:rPr>
+          <w:rFonts w:ascii="Tahoma" w:eastAsia="微软雅黑" w:hAnsi="Tahoma" w:hint="eastAsia"/>
+          <w:kern w:val="0"/>
+          <w:sz w:val="22"/>
+        </w:rPr>
+        <w:t>。</w:t>
+      </w:r>
+    </w:p>
+    <w:p>
+      <w:pPr>
+        <w:widowControl/>
+        <w:adjustRightInd w:val="0"/>
+        <w:snapToGrid w:val="0"/>
+        <w:jc w:val="left"/>
+        <w:rPr>
+          <w:rFonts w:ascii="Tahoma" w:eastAsia="微软雅黑" w:hAnsi="Tahoma"/>
+          <w:kern w:val="0"/>
+          <w:sz w:val="22"/>
+        </w:rPr>
+      </w:pPr>
+      <w:r>
+        <w:rPr>
+          <w:rFonts w:ascii="Tahoma" w:eastAsia="微软雅黑" w:hAnsi="Tahoma" w:hint="eastAsia"/>
+          <w:kern w:val="0"/>
+          <w:sz w:val="22"/>
+        </w:rPr>
+        <w:t>如下图</w:t>
+      </w:r>
+      <w:r>
+        <w:rPr>
+          <w:rFonts w:ascii="Tahoma" w:eastAsia="微软雅黑" w:hAnsi="Tahoma" w:hint="eastAsia"/>
+          <w:kern w:val="0"/>
+          <w:sz w:val="22"/>
+        </w:rPr>
+        <w:t>，设置了</w:t>
+      </w:r>
+      <w:r>
+        <w:rPr>
+          <w:rFonts w:ascii="Tahoma" w:eastAsia="微软雅黑" w:hAnsi="Tahoma" w:hint="eastAsia"/>
+          <w:kern w:val="0"/>
+          <w:sz w:val="22"/>
+        </w:rPr>
+        <w:t>3</w:t>
+      </w:r>
+      <w:r>
+        <w:rPr>
+          <w:rFonts w:ascii="Tahoma" w:eastAsia="微软雅黑" w:hAnsi="Tahoma" w:hint="eastAsia"/>
+          <w:kern w:val="0"/>
+          <w:sz w:val="22"/>
+        </w:rPr>
+        <w:t>个节点</w:t>
+      </w:r>
+      <w:r>
+        <w:rPr>
+          <w:rFonts w:ascii="Tahoma" w:eastAsia="微软雅黑" w:hAnsi="Tahoma" w:hint="eastAsia"/>
+          <w:kern w:val="0"/>
+          <w:sz w:val="22"/>
+        </w:rPr>
+        <w:t>，</w:t>
+      </w:r>
+      <w:r>
+        <w:rPr>
+          <w:rFonts w:ascii="Tahoma" w:eastAsia="微软雅黑" w:hAnsi="Tahoma" w:hint="eastAsia"/>
+          <w:kern w:val="0"/>
+          <w:sz w:val="22"/>
+        </w:rPr>
+        <w:t>对应的颜色也会在下面字体中体现</w:t>
+      </w:r>
+      <w:r>
+        <w:rPr>
+          <w:rFonts w:ascii="Tahoma" w:eastAsia="微软雅黑" w:hAnsi="Tahoma" w:hint="eastAsia"/>
+          <w:kern w:val="0"/>
+          <w:sz w:val="22"/>
+        </w:rPr>
+        <w:t>。</w:t>
+      </w:r>
+    </w:p>
+    <w:p>
+      <w:pPr>
+        <w:widowControl/>
+        <w:adjustRightInd w:val="0"/>
+        <w:snapToGrid w:val="0"/>
+        <w:jc w:val="left"/>
+        <w:rPr>
+          <w:rFonts w:ascii="Tahoma" w:eastAsia="微软雅黑" w:hAnsi="Tahoma"/>
+          <w:kern w:val="0"/>
+          <w:sz w:val="22"/>
+        </w:rPr>
+      </w:pPr>
+      <w:r>
+        <w:rPr>
+          <w:rFonts w:ascii="Tahoma" w:eastAsia="微软雅黑" w:hAnsi="Tahoma" w:hint="eastAsia"/>
+          <w:kern w:val="0"/>
+          <w:sz w:val="22"/>
+        </w:rPr>
+        <w:t>（最下面的节点值为</w:t>
+      </w:r>
+      <w:r>
+        <w:rPr>
+          <w:rFonts w:ascii="Tahoma" w:eastAsia="微软雅黑" w:hAnsi="Tahoma" w:hint="eastAsia"/>
+          <w:kern w:val="0"/>
+          <w:sz w:val="22"/>
+        </w:rPr>
+        <w:t>0</w:t>
+      </w:r>
+      <w:r>
+        <w:rPr>
+          <w:rFonts w:ascii="Tahoma" w:eastAsia="微软雅黑" w:hAnsi="Tahoma" w:hint="eastAsia"/>
+          <w:kern w:val="0"/>
+          <w:sz w:val="22"/>
+        </w:rPr>
+        <w:t>，最上面的节点值为</w:t>
+      </w:r>
+      <w:r>
+        <w:rPr>
+          <w:rFonts w:ascii="Tahoma" w:eastAsia="微软雅黑" w:hAnsi="Tahoma" w:hint="eastAsia"/>
+          <w:kern w:val="0"/>
+          <w:sz w:val="22"/>
+        </w:rPr>
+        <w:t>1</w:t>
+      </w:r>
+      <w:r>
+        <w:rPr>
+          <w:rFonts w:ascii="Tahoma" w:eastAsia="微软雅黑" w:hAnsi="Tahoma" w:hint="eastAsia"/>
+          <w:kern w:val="0"/>
+          <w:sz w:val="22"/>
+        </w:rPr>
+        <w:t>，中间则为</w:t>
+      </w:r>
+      <w:r>
+        <w:rPr>
+          <w:rFonts w:ascii="Tahoma" w:eastAsia="微软雅黑" w:hAnsi="Tahoma" w:hint="eastAsia"/>
+          <w:kern w:val="0"/>
+          <w:sz w:val="22"/>
+        </w:rPr>
+        <w:t>0</w:t>
+      </w:r>
+      <w:r>
+        <w:rPr>
+          <w:rFonts w:ascii="Tahoma" w:eastAsia="微软雅黑" w:hAnsi="Tahoma"/>
+          <w:kern w:val="0"/>
+          <w:sz w:val="22"/>
+        </w:rPr>
+        <w:t>.5</w:t>
+      </w:r>
+      <w:r>
+        <w:rPr>
+          <w:rFonts w:ascii="Tahoma" w:eastAsia="微软雅黑" w:hAnsi="Tahoma" w:hint="eastAsia"/>
+          <w:kern w:val="0"/>
+          <w:sz w:val="22"/>
+        </w:rPr>
+        <w:t>左右。）</w:t>
+      </w:r>
+    </w:p>
+    <w:p>
+      <w:pPr>
+        <w:widowControl/>
+        <w:adjustRightInd w:val="0"/>
+        <w:snapToGrid w:val="0"/>
+        <w:jc w:val="center"/>
+        <w:rPr>
+          <w:rFonts w:ascii="Tahoma" w:eastAsia="微软雅黑" w:hAnsi="Tahoma"/>
+          <w:kern w:val="0"/>
+          <w:sz w:val="22"/>
+        </w:rPr>
+      </w:pPr>
+      <w:r>
+        <w:rPr>
+          <w:rFonts w:ascii="Tahoma" w:eastAsia="微软雅黑" w:hAnsi="Tahoma"/>
+          <w:noProof/>
+          <w:kern w:val="0"/>
+          <w:sz w:val="22"/>
+        </w:rPr>
+        <w:drawing>
+          <wp:inline distT="0" distB="0" distL="0" distR="0" wp14:anchorId="2F5A7FB2" wp14:editId="5004C817">
+            <wp:extent cx="2133001" cy="1203960"/>
+            <wp:effectExtent l="0" t="0" r="635" b="0"/>
+            <wp:docPr id="11" name="图片 11"/>
+            <wp:cNvGraphicFramePr>
+              <a:graphicFrameLocks xmlns:a="http://schemas.openxmlformats.org/drawingml/2006/main" noChangeAspect="1"/>
+            </wp:cNvGraphicFramePr>
+            <a:graphic xmlns:a="http://schemas.openxmlformats.org/drawingml/2006/main">
+              <a:graphicData uri="http://schemas.openxmlformats.org/drawingml/2006/picture">
+                <pic:pic xmlns:pic="http://schemas.openxmlformats.org/drawingml/2006/picture">
+                  <pic:nvPicPr>
+                    <pic:cNvPr id="1" name=""/>
+                    <pic:cNvPicPr/>
+                  </pic:nvPicPr>
+                  <pic:blipFill>
+                    <a:blip r:embed="rId30"/>
+                    <a:stretch>
+                      <a:fillRect/>
+                    </a:stretch>
+                  </pic:blipFill>
+                  <pic:spPr>
+                    <a:xfrm>
+                      <a:off x="0" y="0"/>
+                      <a:ext cx="2162754" cy="1220754"/>
+                    </a:xfrm>
+                    <a:prstGeom prst="rect">
+                      <a:avLst/>
+                    </a:prstGeom>
+                  </pic:spPr>
+                </pic:pic>
+              </a:graphicData>
+            </a:graphic>
+          </wp:inline>
+        </w:drawing>
+      </w:r>
+      <w:r>
+        <w:rPr>
+          <w:rFonts w:ascii="Tahoma" w:eastAsia="微软雅黑" w:hAnsi="Tahoma"/>
+          <w:noProof/>
+          <w:kern w:val="0"/>
+          <w:sz w:val="22"/>
+        </w:rPr>
+        <w:drawing>
+          <wp:inline distT="0" distB="0" distL="0" distR="0" wp14:anchorId="13FFD93F" wp14:editId="08226296">
+            <wp:extent cx="2529840" cy="969990"/>
+            <wp:effectExtent l="0" t="0" r="3810" b="1905"/>
+            <wp:docPr id="10" name="图片 10"/>
+            <wp:cNvGraphicFramePr>
+              <a:graphicFrameLocks xmlns:a="http://schemas.openxmlformats.org/drawingml/2006/main" noChangeAspect="1"/>
+            </wp:cNvGraphicFramePr>
+            <a:graphic xmlns:a="http://schemas.openxmlformats.org/drawingml/2006/main">
+              <a:graphicData uri="http://schemas.openxmlformats.org/drawingml/2006/picture">
+                <pic:pic xmlns:pic="http://schemas.openxmlformats.org/drawingml/2006/picture">
+                  <pic:nvPicPr>
+                    <pic:cNvPr id="1" name=""/>
+                    <pic:cNvPicPr/>
+                  </pic:nvPicPr>
+                  <pic:blipFill>
+                    <a:blip r:embed="rId31"/>
+                    <a:stretch>
+                      <a:fillRect/>
+                    </a:stretch>
+                  </pic:blipFill>
+                  <pic:spPr>
+                    <a:xfrm>
+                      <a:off x="0" y="0"/>
+                      <a:ext cx="2558983" cy="981164"/>
+                    </a:xfrm>
+                    <a:prstGeom prst="rect">
+                      <a:avLst/>
+                    </a:prstGeom>
+                  </pic:spPr>
+                </pic:pic>
+              </a:graphicData>
+            </a:graphic>
+          </wp:inline>
+        </w:drawing>
+      </w:r>
+    </w:p>
+    <w:p>
+      <w:pPr>
+        <w:widowControl/>
+        <w:jc w:val="left"/>
+        <w:rPr>
+          <w:rFonts w:ascii="Tahoma" w:eastAsia="微软雅黑" w:hAnsi="Tahoma"/>
+          <w:kern w:val="0"/>
+          <w:sz w:val="22"/>
+        </w:rPr>
+      </w:pPr>
+      <w:r>
+        <w:rPr>
+          <w:rFonts w:ascii="Tahoma" w:eastAsia="微软雅黑" w:hAnsi="Tahoma"/>
+          <w:kern w:val="0"/>
+          <w:sz w:val="22"/>
+        </w:rPr>
+        <w:br w:type="page"/>
+      </w:r>
+    </w:p>
+    <w:p>
+      <w:pPr>
+        <w:pStyle w:val="4"/>
+        <w:spacing w:before="0" w:after="120" w:line="240" w:lineRule="auto"/>
+        <w:rPr>
+          <w:rFonts w:ascii="微软雅黑" w:eastAsia="微软雅黑" w:hAnsi="微软雅黑" w:hint="eastAsia"/>
+          <w:sz w:val="22"/>
+          <w:szCs w:val="22"/>
+        </w:rPr>
+      </w:pPr>
+      <w:r>
+        <w:rPr>
+          <w:rFonts w:ascii="微软雅黑" w:eastAsia="微软雅黑" w:hAnsi="微软雅黑" w:hint="eastAsia"/>
+          <w:sz w:val="22"/>
+          <w:szCs w:val="22"/>
+        </w:rPr>
+        <w:lastRenderedPageBreak/>
+        <w:t>2</w:t>
+      </w:r>
+      <w:r>
+        <w:rPr>
+          <w:rFonts w:ascii="微软雅黑" w:eastAsia="微软雅黑" w:hAnsi="微软雅黑" w:hint="eastAsia"/>
+          <w:sz w:val="22"/>
+          <w:szCs w:val="22"/>
+        </w:rPr>
+        <w:t>）</w:t>
+      </w:r>
+      <w:r>
+        <w:rPr>
+          <w:rFonts w:ascii="微软雅黑" w:eastAsia="微软雅黑" w:hAnsi="微软雅黑" w:hint="eastAsia"/>
+          <w:sz w:val="22"/>
+          <w:szCs w:val="22"/>
+        </w:rPr>
+        <w:t>DEBUG查看</w:t>
       </w:r>
       <w:r>
         <w:rPr>
@@ -4047,7 +6791,7 @@
                     <pic:cNvPicPr/>
                   </pic:nvPicPr>
                   <pic:blipFill>
-                    <a:blip r:embed="rId18"/>
+                    <a:blip r:embed="rId32"/>
                     <a:stretch>
                       <a:fillRect/>
                     </a:stretch>
@@ -4128,7 +6872,7 @@
                     <pic:cNvPicPr/>
                   </pic:nvPicPr>
                   <pic:blipFill>
-                    <a:blip r:embed="rId19"/>
+                    <a:blip r:embed="rId33"/>
                     <a:stretch>
                       <a:fillRect/>
                     </a:stretch>
@@ -4209,7 +6953,7 @@
                     <pic:cNvPicPr/>
                   </pic:nvPicPr>
                   <pic:blipFill>
-                    <a:blip r:embed="rId20"/>
+                    <a:blip r:embed="rId34"/>
                     <a:stretch>
                       <a:fillRect/>
                     </a:stretch>
@@ -4237,6 +6981,9 @@
         <w:snapToGrid w:val="0"/>
         <w:spacing w:after="200"/>
         <w:jc w:val="left"/>
+        <w:rPr>
+          <w:rFonts w:hint="eastAsia"/>
+        </w:rPr>
       </w:pPr>
       <w:r>
         <w:rPr>
@@ -4282,7 +7029,7 @@
                     <pic:cNvPicPr/>
                   </pic:nvPicPr>
                   <pic:blipFill>
-                    <a:blip r:embed="rId21"/>
+                    <a:blip r:embed="rId35"/>
                     <a:stretch>
                       <a:fillRect/>
                     </a:stretch>
@@ -4303,60 +7050,11 @@
         </w:drawing>
       </w:r>
     </w:p>
-    <w:p/>
-    <w:p>
-      <w:pPr>
-        <w:widowControl/>
-        <w:jc w:val="left"/>
-      </w:pPr>
-      <w:r>
-        <w:br w:type="page"/>
-      </w:r>
-    </w:p>
-    <w:p>
-      <w:pPr>
-        <w:pStyle w:val="4"/>
-        <w:spacing w:before="0" w:after="120" w:line="240" w:lineRule="auto"/>
-        <w:rPr>
-          <w:rFonts w:ascii="微软雅黑" w:eastAsia="微软雅黑" w:hAnsi="微软雅黑"/>
-          <w:sz w:val="22"/>
-          <w:szCs w:val="22"/>
-        </w:rPr>
-      </w:pPr>
-      <w:bookmarkStart w:id="2" w:name="_节点颜色"/>
-      <w:bookmarkEnd w:id="2"/>
-      <w:r>
-        <w:rPr>
-          <w:rFonts w:ascii="微软雅黑" w:eastAsia="微软雅黑" w:hAnsi="微软雅黑" w:hint="eastAsia"/>
-          <w:sz w:val="22"/>
-          <w:szCs w:val="22"/>
-        </w:rPr>
-        <w:lastRenderedPageBreak/>
-        <w:t>2）</w:t>
-      </w:r>
-      <w:r>
-        <w:rPr>
-          <w:rFonts w:ascii="微软雅黑" w:eastAsia="微软雅黑" w:hAnsi="微软雅黑" w:hint="eastAsia"/>
-          <w:sz w:val="22"/>
-          <w:szCs w:val="22"/>
-        </w:rPr>
-        <w:t>节点</w:t>
-      </w:r>
-      <w:r>
-        <w:rPr>
-          <w:rFonts w:ascii="微软雅黑" w:eastAsia="微软雅黑" w:hAnsi="微软雅黑" w:hint="eastAsia"/>
-          <w:sz w:val="22"/>
-          <w:szCs w:val="22"/>
-        </w:rPr>
-        <w:t>颜色</w:t>
-      </w:r>
-    </w:p>
     <w:p>
       <w:pPr>
         <w:widowControl/>
         <w:adjustRightInd w:val="0"/>
         <w:snapToGrid w:val="0"/>
-        <w:spacing w:after="200"/>
         <w:jc w:val="left"/>
         <w:rPr>
           <w:rFonts w:ascii="Tahoma" w:eastAsia="微软雅黑" w:hAnsi="Tahoma"/>
@@ -4370,7 +7068,23 @@
           <w:kern w:val="0"/>
           <w:sz w:val="22"/>
         </w:rPr>
-        <w:t>你可以在高级颜色中设置多个节点，每个节点对应一种颜色。</w:t>
+        <w:t>为了</w:t>
+      </w:r>
+      <w:r>
+        <w:rPr>
+          <w:rFonts w:ascii="Tahoma" w:eastAsia="微软雅黑" w:hAnsi="Tahoma" w:hint="eastAsia"/>
+          <w:kern w:val="0"/>
+          <w:sz w:val="22"/>
+        </w:rPr>
+        <w:t>在</w:t>
+      </w:r>
+      <w:r>
+        <w:rPr>
+          <w:rFonts w:ascii="Tahoma" w:eastAsia="微软雅黑" w:hAnsi="Tahoma" w:hint="eastAsia"/>
+          <w:kern w:val="0"/>
+          <w:sz w:val="22"/>
+        </w:rPr>
+        <w:t>游戏中看清渐变方向，</w:t>
       </w:r>
     </w:p>
     <w:p>
@@ -4378,27 +7092,81 @@
         <w:widowControl/>
         <w:adjustRightInd w:val="0"/>
         <w:snapToGrid w:val="0"/>
-        <w:spacing w:after="200"/>
-        <w:jc w:val="center"/>
-        <w:rPr>
-          <w:rFonts w:ascii="Tahoma" w:eastAsia="微软雅黑" w:hAnsi="Tahoma"/>
-          <w:kern w:val="0"/>
-          <w:sz w:val="22"/>
-        </w:rPr>
-      </w:pPr>
-      <w:r>
-        <w:rPr>
-          <w:rFonts w:ascii="宋体" w:eastAsia="宋体" w:hAnsi="宋体" w:cs="宋体"/>
+        <w:jc w:val="left"/>
+        <w:rPr>
+          <w:rFonts w:ascii="Tahoma" w:eastAsia="微软雅黑" w:hAnsi="Tahoma"/>
+          <w:kern w:val="0"/>
+          <w:sz w:val="22"/>
+        </w:rPr>
+      </w:pPr>
+      <w:r>
+        <w:rPr>
+          <w:rFonts w:ascii="Tahoma" w:eastAsia="微软雅黑" w:hAnsi="Tahoma" w:hint="eastAsia"/>
+          <w:kern w:val="0"/>
+          <w:sz w:val="22"/>
+        </w:rPr>
+        <w:t>颜色核心还提供了</w:t>
+      </w:r>
+      <w:r>
+        <w:rPr>
+          <w:rFonts w:ascii="Tahoma" w:eastAsia="微软雅黑" w:hAnsi="Tahoma" w:hint="eastAsia"/>
+          <w:kern w:val="0"/>
+          <w:sz w:val="22"/>
+        </w:rPr>
+        <w:t>DEBUG</w:t>
+      </w:r>
+      <w:r>
+        <w:rPr>
+          <w:rFonts w:ascii="Tahoma" w:eastAsia="微软雅黑" w:hAnsi="Tahoma" w:hint="eastAsia"/>
+          <w:kern w:val="0"/>
+          <w:sz w:val="22"/>
+        </w:rPr>
+        <w:t>窗口字符，能让高级颜色显示其框结构。</w:t>
+      </w:r>
+    </w:p>
+    <w:p>
+      <w:pPr>
+        <w:widowControl/>
+        <w:adjustRightInd w:val="0"/>
+        <w:snapToGrid w:val="0"/>
+        <w:jc w:val="left"/>
+        <w:rPr>
+          <w:rFonts w:ascii="Tahoma" w:eastAsia="微软雅黑" w:hAnsi="Tahoma"/>
+          <w:kern w:val="0"/>
+          <w:sz w:val="22"/>
+        </w:rPr>
+      </w:pPr>
+      <w:r>
+        <w:rPr>
+          <w:rFonts w:ascii="Tahoma" w:eastAsia="微软雅黑" w:hAnsi="Tahoma" w:hint="eastAsia"/>
+          <w:kern w:val="0"/>
+          <w:sz w:val="22"/>
+        </w:rPr>
+        <w:t>红色的点为中心点，紫色的点为渐变方向。</w:t>
+      </w:r>
+    </w:p>
+    <w:p>
+      <w:pPr>
+        <w:widowControl/>
+        <w:adjustRightInd w:val="0"/>
+        <w:snapToGrid w:val="0"/>
+        <w:jc w:val="left"/>
+        <w:rPr>
+          <w:rFonts w:ascii="Tahoma" w:eastAsia="微软雅黑" w:hAnsi="Tahoma"/>
+          <w:kern w:val="0"/>
+          <w:sz w:val="22"/>
+        </w:rPr>
+      </w:pPr>
+      <w:r>
+        <w:rPr>
+          <w:rFonts w:hint="eastAsia"/>
           <w:noProof/>
-          <w:kern w:val="0"/>
-          <w:sz w:val="24"/>
-          <w:szCs w:val="24"/>
         </w:rPr>
         <w:drawing>
-          <wp:inline distT="0" distB="0" distL="0" distR="0" wp14:anchorId="026607C4" wp14:editId="1F448C39">
-            <wp:extent cx="2758440" cy="1849714"/>
-            <wp:effectExtent l="0" t="0" r="3810" b="0"/>
-            <wp:docPr id="7" name="图片 7"/>
+          <wp:inline distT="0" distB="0" distL="0" distR="0" wp14:anchorId="66C1ABB6" wp14:editId="271E20D6">
+            <wp:extent cx="4754880" cy="850108"/>
+            <wp:effectExtent l="0" t="0" r="0" b="7620"/>
+            <wp:docPr id="968521819" name="图片 6"/>
             <wp:cNvGraphicFramePr>
               <a:graphicFrameLocks xmlns:a="http://schemas.openxmlformats.org/drawingml/2006/main" noChangeAspect="1"/>
             </wp:cNvGraphicFramePr>
@@ -4406,13 +7174,13 @@
               <a:graphicData uri="http://schemas.openxmlformats.org/drawingml/2006/picture">
                 <pic:pic xmlns:pic="http://schemas.openxmlformats.org/drawingml/2006/picture">
                   <pic:nvPicPr>
-                    <pic:cNvPr id="0" name="Picture 9"/>
+                    <pic:cNvPr id="0" name="Picture 12"/>
                     <pic:cNvPicPr>
                       <a:picLocks noChangeAspect="1" noChangeArrowheads="1"/>
                     </pic:cNvPicPr>
                   </pic:nvPicPr>
                   <pic:blipFill>
-                    <a:blip r:embed="rId22">
+                    <a:blip r:embed="rId36">
                       <a:extLst>
                         <a:ext uri="{28A0092B-C50C-407E-A947-70E740481C1C}">
                           <a14:useLocalDpi xmlns:a14="http://schemas.microsoft.com/office/drawing/2010/main" val="0"/>
@@ -4427,7 +7195,7 @@
                   <pic:spPr bwMode="auto">
                     <a:xfrm>
                       <a:off x="0" y="0"/>
-                      <a:ext cx="2773209" cy="1859617"/>
+                      <a:ext cx="4786013" cy="855674"/>
                     </a:xfrm>
                     <a:prstGeom prst="rect">
                       <a:avLst/>
@@ -4458,232 +7226,14 @@
       </w:pPr>
       <w:r>
         <w:rPr>
-          <w:rFonts w:ascii="Tahoma" w:eastAsia="微软雅黑" w:hAnsi="Tahoma" w:hint="eastAsia"/>
-          <w:kern w:val="0"/>
-          <w:sz w:val="22"/>
-        </w:rPr>
-        <w:t>这种</w:t>
-      </w:r>
-      <w:r>
-        <w:rPr>
-          <w:rFonts w:ascii="Tahoma" w:eastAsia="微软雅黑" w:hAnsi="Tahoma" w:hint="eastAsia"/>
-          <w:kern w:val="0"/>
-          <w:sz w:val="22"/>
-        </w:rPr>
-        <w:t>节点</w:t>
-      </w:r>
-      <w:r>
-        <w:rPr>
-          <w:rFonts w:ascii="Tahoma" w:eastAsia="微软雅黑" w:hAnsi="Tahoma" w:hint="eastAsia"/>
-          <w:kern w:val="0"/>
-          <w:sz w:val="22"/>
-        </w:rPr>
-        <w:t>颜色设置，</w:t>
-      </w:r>
-      <w:r>
-        <w:rPr>
-          <w:rFonts w:ascii="Tahoma" w:eastAsia="微软雅黑" w:hAnsi="Tahoma" w:hint="eastAsia"/>
-          <w:kern w:val="0"/>
-          <w:sz w:val="22"/>
-        </w:rPr>
-        <w:t>与</w:t>
-      </w:r>
-      <w:r>
-        <w:rPr>
-          <w:rFonts w:ascii="Tahoma" w:eastAsia="微软雅黑" w:hAnsi="Tahoma" w:hint="eastAsia"/>
-          <w:kern w:val="0"/>
-          <w:sz w:val="22"/>
-        </w:rPr>
-        <w:t>ps</w:t>
-      </w:r>
-      <w:r>
-        <w:rPr>
-          <w:rFonts w:ascii="Tahoma" w:eastAsia="微软雅黑" w:hAnsi="Tahoma" w:hint="eastAsia"/>
-          <w:kern w:val="0"/>
-          <w:sz w:val="22"/>
-        </w:rPr>
-        <w:t>、</w:t>
-      </w:r>
-      <w:r>
-        <w:rPr>
-          <w:rFonts w:ascii="Tahoma" w:eastAsia="微软雅黑" w:hAnsi="Tahoma" w:hint="eastAsia"/>
-          <w:kern w:val="0"/>
-          <w:sz w:val="22"/>
-        </w:rPr>
-        <w:t>ai</w:t>
-      </w:r>
-      <w:r>
-        <w:rPr>
-          <w:rFonts w:ascii="Tahoma" w:eastAsia="微软雅黑" w:hAnsi="Tahoma" w:hint="eastAsia"/>
-          <w:kern w:val="0"/>
-          <w:sz w:val="22"/>
-        </w:rPr>
-        <w:t>绘图工具的渐变性质一样</w:t>
-      </w:r>
-      <w:r>
-        <w:rPr>
-          <w:rFonts w:ascii="Tahoma" w:eastAsia="微软雅黑" w:hAnsi="Tahoma" w:hint="eastAsia"/>
-          <w:kern w:val="0"/>
-          <w:sz w:val="22"/>
-        </w:rPr>
-        <w:t>。</w:t>
-      </w:r>
-    </w:p>
-    <w:p>
-      <w:pPr>
-        <w:widowControl/>
-        <w:adjustRightInd w:val="0"/>
-        <w:snapToGrid w:val="0"/>
-        <w:jc w:val="left"/>
-        <w:rPr>
-          <w:rFonts w:ascii="Tahoma" w:eastAsia="微软雅黑" w:hAnsi="Tahoma"/>
-          <w:kern w:val="0"/>
-          <w:sz w:val="22"/>
-        </w:rPr>
-      </w:pPr>
-      <w:r>
-        <w:rPr>
-          <w:rFonts w:ascii="Tahoma" w:eastAsia="微软雅黑" w:hAnsi="Tahoma" w:hint="eastAsia"/>
-          <w:kern w:val="0"/>
-          <w:sz w:val="22"/>
-        </w:rPr>
-        <w:t>如下图</w:t>
-      </w:r>
-      <w:r>
-        <w:rPr>
-          <w:rFonts w:ascii="Tahoma" w:eastAsia="微软雅黑" w:hAnsi="Tahoma" w:hint="eastAsia"/>
-          <w:kern w:val="0"/>
-          <w:sz w:val="22"/>
-        </w:rPr>
-        <w:t>，设置了</w:t>
-      </w:r>
-      <w:r>
-        <w:rPr>
-          <w:rFonts w:ascii="Tahoma" w:eastAsia="微软雅黑" w:hAnsi="Tahoma" w:hint="eastAsia"/>
-          <w:kern w:val="0"/>
-          <w:sz w:val="22"/>
-        </w:rPr>
-        <w:t>3</w:t>
-      </w:r>
-      <w:r>
-        <w:rPr>
-          <w:rFonts w:ascii="Tahoma" w:eastAsia="微软雅黑" w:hAnsi="Tahoma" w:hint="eastAsia"/>
-          <w:kern w:val="0"/>
-          <w:sz w:val="22"/>
-        </w:rPr>
-        <w:t>个节点</w:t>
-      </w:r>
-      <w:r>
-        <w:rPr>
-          <w:rFonts w:ascii="Tahoma" w:eastAsia="微软雅黑" w:hAnsi="Tahoma" w:hint="eastAsia"/>
-          <w:kern w:val="0"/>
-          <w:sz w:val="22"/>
-        </w:rPr>
-        <w:t>：</w:t>
-      </w:r>
-    </w:p>
-    <w:p>
-      <w:pPr>
-        <w:widowControl/>
-        <w:adjustRightInd w:val="0"/>
-        <w:snapToGrid w:val="0"/>
-        <w:jc w:val="left"/>
-        <w:rPr>
-          <w:rFonts w:ascii="Tahoma" w:eastAsia="微软雅黑" w:hAnsi="Tahoma"/>
-          <w:kern w:val="0"/>
-          <w:sz w:val="22"/>
-        </w:rPr>
-      </w:pPr>
-      <w:r>
-        <w:rPr>
-          <w:rFonts w:ascii="Tahoma" w:eastAsia="微软雅黑" w:hAnsi="Tahoma" w:hint="eastAsia"/>
-          <w:kern w:val="0"/>
-          <w:sz w:val="22"/>
-        </w:rPr>
-        <w:t>（最下面的节点值为</w:t>
-      </w:r>
-      <w:r>
-        <w:rPr>
-          <w:rFonts w:ascii="Tahoma" w:eastAsia="微软雅黑" w:hAnsi="Tahoma" w:hint="eastAsia"/>
-          <w:kern w:val="0"/>
-          <w:sz w:val="22"/>
-        </w:rPr>
-        <w:t>0</w:t>
-      </w:r>
-      <w:r>
-        <w:rPr>
-          <w:rFonts w:ascii="Tahoma" w:eastAsia="微软雅黑" w:hAnsi="Tahoma" w:hint="eastAsia"/>
-          <w:kern w:val="0"/>
-          <w:sz w:val="22"/>
-        </w:rPr>
-        <w:t>，最上面的节点值为</w:t>
-      </w:r>
-      <w:r>
-        <w:rPr>
-          <w:rFonts w:ascii="Tahoma" w:eastAsia="微软雅黑" w:hAnsi="Tahoma" w:hint="eastAsia"/>
-          <w:kern w:val="0"/>
-          <w:sz w:val="22"/>
-        </w:rPr>
-        <w:t>1</w:t>
-      </w:r>
-      <w:r>
-        <w:rPr>
-          <w:rFonts w:ascii="Tahoma" w:eastAsia="微软雅黑" w:hAnsi="Tahoma" w:hint="eastAsia"/>
-          <w:kern w:val="0"/>
-          <w:sz w:val="22"/>
-        </w:rPr>
-        <w:t>，中间则为</w:t>
-      </w:r>
-      <w:r>
-        <w:rPr>
-          <w:rFonts w:ascii="Tahoma" w:eastAsia="微软雅黑" w:hAnsi="Tahoma" w:hint="eastAsia"/>
-          <w:kern w:val="0"/>
-          <w:sz w:val="22"/>
-        </w:rPr>
-        <w:t>0</w:t>
-      </w:r>
-      <w:r>
-        <w:rPr>
-          <w:rFonts w:ascii="Tahoma" w:eastAsia="微软雅黑" w:hAnsi="Tahoma"/>
-          <w:kern w:val="0"/>
-          <w:sz w:val="22"/>
-        </w:rPr>
-        <w:t>.5</w:t>
-      </w:r>
-      <w:r>
-        <w:rPr>
-          <w:rFonts w:ascii="Tahoma" w:eastAsia="微软雅黑" w:hAnsi="Tahoma" w:hint="eastAsia"/>
-          <w:kern w:val="0"/>
-          <w:sz w:val="22"/>
-        </w:rPr>
-        <w:t>左右。）</w:t>
-      </w:r>
-    </w:p>
-    <w:p>
-      <w:pPr>
-        <w:widowControl/>
-        <w:adjustRightInd w:val="0"/>
-        <w:snapToGrid w:val="0"/>
-        <w:spacing w:after="200"/>
-        <w:jc w:val="center"/>
-        <w:rPr>
-          <w:rFonts w:ascii="Tahoma" w:eastAsia="微软雅黑" w:hAnsi="Tahoma"/>
-          <w:kern w:val="0"/>
-          <w:sz w:val="22"/>
-        </w:rPr>
-      </w:pPr>
-      <w:r>
-        <w:rPr>
-          <w:rFonts w:ascii="Tahoma" w:eastAsia="微软雅黑" w:hAnsi="Tahoma"/>
+          <w:rFonts w:hint="eastAsia"/>
           <w:noProof/>
-          <w:kern w:val="0"/>
-          <w:sz w:val="22"/>
         </w:rPr>
         <w:drawing>
-          <wp:inline distT="0" distB="0" distL="0" distR="0" wp14:anchorId="40DFA70A" wp14:editId="5F180B24">
-            <wp:extent cx="3429297" cy="1935648"/>
-            <wp:effectExtent l="0" t="0" r="0" b="7620"/>
-            <wp:docPr id="11" name="图片 11"/>
+          <wp:inline distT="0" distB="0" distL="0" distR="0" wp14:anchorId="3016BBDA" wp14:editId="73316B44">
+            <wp:extent cx="2171700" cy="441960"/>
+            <wp:effectExtent l="0" t="0" r="0" b="0"/>
+            <wp:docPr id="525482919" name="图片 7"/>
             <wp:cNvGraphicFramePr>
               <a:graphicFrameLocks xmlns:a="http://schemas.openxmlformats.org/drawingml/2006/main" noChangeAspect="1"/>
             </wp:cNvGraphicFramePr>
@@ -4691,23 +7241,36 @@
               <a:graphicData uri="http://schemas.openxmlformats.org/drawingml/2006/picture">
                 <pic:pic xmlns:pic="http://schemas.openxmlformats.org/drawingml/2006/picture">
                   <pic:nvPicPr>
-                    <pic:cNvPr id="1" name=""/>
-                    <pic:cNvPicPr/>
+                    <pic:cNvPr id="0" name="Picture 14"/>
+                    <pic:cNvPicPr>
+                      <a:picLocks noChangeAspect="1" noChangeArrowheads="1"/>
+                    </pic:cNvPicPr>
                   </pic:nvPicPr>
                   <pic:blipFill>
-                    <a:blip r:embed="rId23"/>
+                    <a:blip r:embed="rId37">
+                      <a:extLst>
+                        <a:ext uri="{28A0092B-C50C-407E-A947-70E740481C1C}">
+                          <a14:useLocalDpi xmlns:a14="http://schemas.microsoft.com/office/drawing/2010/main" val="0"/>
+                        </a:ext>
+                      </a:extLst>
+                    </a:blip>
+                    <a:srcRect/>
                     <a:stretch>
                       <a:fillRect/>
                     </a:stretch>
                   </pic:blipFill>
-                  <pic:spPr>
+                  <pic:spPr bwMode="auto">
                     <a:xfrm>
                       <a:off x="0" y="0"/>
-                      <a:ext cx="3429297" cy="1935648"/>
+                      <a:ext cx="2171700" cy="441960"/>
                     </a:xfrm>
                     <a:prstGeom prst="rect">
                       <a:avLst/>
                     </a:prstGeom>
+                    <a:noFill/>
+                    <a:ln>
+                      <a:noFill/>
+                    </a:ln>
                   </pic:spPr>
                 </pic:pic>
               </a:graphicData>
@@ -4718,175 +7281,235 @@
     </w:p>
     <w:p>
       <w:pPr>
+        <w:rPr>
+          <w:rFonts w:hint="eastAsia"/>
+        </w:rPr>
+      </w:pPr>
+    </w:p>
+    <w:p>
+      <w:pPr>
         <w:widowControl/>
-        <w:adjustRightInd w:val="0"/>
+        <w:jc w:val="left"/>
+        <w:rPr>
+          <w:rFonts w:hint="eastAsia"/>
+        </w:rPr>
+      </w:pPr>
+      <w:r>
+        <w:br w:type="page"/>
+      </w:r>
+    </w:p>
+    <w:p>
+      <w:pPr>
+        <w:pStyle w:val="4"/>
+        <w:spacing w:before="0" w:after="120" w:line="240" w:lineRule="auto"/>
+        <w:rPr>
+          <w:rFonts w:ascii="微软雅黑" w:eastAsia="微软雅黑" w:hAnsi="微软雅黑" w:hint="eastAsia"/>
+          <w:sz w:val="22"/>
+          <w:szCs w:val="22"/>
+        </w:rPr>
+      </w:pPr>
+      <w:bookmarkStart w:id="4" w:name="_节点颜色"/>
+      <w:bookmarkEnd w:id="4"/>
+      <w:r>
+        <w:rPr>
+          <w:rFonts w:ascii="微软雅黑" w:eastAsia="微软雅黑" w:hAnsi="微软雅黑" w:hint="eastAsia"/>
+          <w:sz w:val="22"/>
+          <w:szCs w:val="22"/>
+        </w:rPr>
+        <w:lastRenderedPageBreak/>
+        <w:t>3）</w:t>
+      </w:r>
+      <w:r>
+        <w:rPr>
+          <w:rFonts w:ascii="微软雅黑" w:eastAsia="微软雅黑" w:hAnsi="微软雅黑" w:hint="eastAsia"/>
+          <w:sz w:val="22"/>
+          <w:szCs w:val="22"/>
+        </w:rPr>
+        <w:t>绘制时的渐变色</w:t>
+      </w:r>
+    </w:p>
+    <w:p>
+      <w:pPr>
+        <w:snapToGrid w:val="0"/>
+        <w:rPr>
+          <w:rFonts w:ascii="Tahoma" w:eastAsia="微软雅黑" w:hAnsi="Tahoma"/>
+          <w:kern w:val="0"/>
+          <w:sz w:val="22"/>
+        </w:rPr>
+      </w:pPr>
+      <w:r>
+        <w:rPr>
+          <w:rFonts w:ascii="Tahoma" w:eastAsia="微软雅黑" w:hAnsi="Tahoma" w:hint="eastAsia"/>
+          <w:kern w:val="0"/>
+          <w:sz w:val="22"/>
+        </w:rPr>
+        <w:t>根据窗口字符的原理</w:t>
+      </w:r>
+      <w:r>
+        <w:rPr>
+          <w:rFonts w:ascii="Tahoma" w:eastAsia="微软雅黑" w:hAnsi="Tahoma" w:hint="eastAsia"/>
+          <w:kern w:val="0"/>
+          <w:sz w:val="22"/>
+        </w:rPr>
+        <w:t>可知</w:t>
+      </w:r>
+      <w:r>
+        <w:rPr>
+          <w:rFonts w:ascii="Tahoma" w:eastAsia="微软雅黑" w:hAnsi="Tahoma" w:hint="eastAsia"/>
+          <w:kern w:val="0"/>
+          <w:sz w:val="22"/>
+        </w:rPr>
+        <w:t>，</w:t>
+      </w:r>
+    </w:p>
+    <w:p>
+      <w:pPr>
+        <w:snapToGrid w:val="0"/>
+        <w:rPr>
+          <w:rFonts w:ascii="Tahoma" w:eastAsia="微软雅黑" w:hAnsi="Tahoma"/>
+          <w:kern w:val="0"/>
+          <w:sz w:val="22"/>
+        </w:rPr>
+      </w:pPr>
+      <w:r>
+        <w:rPr>
+          <w:rFonts w:ascii="Tahoma" w:eastAsia="微软雅黑" w:hAnsi="Tahoma" w:hint="eastAsia"/>
+          <w:kern w:val="0"/>
+          <w:sz w:val="22"/>
+        </w:rPr>
+        <w:t>有的</w:t>
+      </w:r>
+      <w:r>
+        <w:rPr>
+          <w:rFonts w:ascii="Tahoma" w:eastAsia="微软雅黑" w:hAnsi="Tahoma" w:hint="eastAsia"/>
+          <w:kern w:val="0"/>
+          <w:sz w:val="22"/>
+        </w:rPr>
+        <w:t>窗口字符是</w:t>
+      </w:r>
+      <w:r>
+        <w:rPr>
+          <w:rFonts w:ascii="Tahoma" w:eastAsia="微软雅黑" w:hAnsi="Tahoma" w:hint="eastAsia"/>
+          <w:kern w:val="0"/>
+          <w:sz w:val="22"/>
+        </w:rPr>
+        <w:t xml:space="preserve"> </w:t>
+      </w:r>
+      <w:r>
+        <w:rPr>
+          <w:rFonts w:ascii="Tahoma" w:eastAsia="微软雅黑" w:hAnsi="Tahoma" w:hint="eastAsia"/>
+          <w:kern w:val="0"/>
+          <w:sz w:val="22"/>
+        </w:rPr>
+        <w:t>一组全部绘制，有的窗口字符是</w:t>
+      </w:r>
+      <w:r>
+        <w:rPr>
+          <w:rFonts w:ascii="Tahoma" w:eastAsia="微软雅黑" w:hAnsi="Tahoma" w:hint="eastAsia"/>
+          <w:kern w:val="0"/>
+          <w:sz w:val="22"/>
+        </w:rPr>
+        <w:t xml:space="preserve"> </w:t>
+      </w:r>
+      <w:r>
+        <w:rPr>
+          <w:rFonts w:ascii="Tahoma" w:eastAsia="微软雅黑" w:hAnsi="Tahoma" w:hint="eastAsia"/>
+          <w:kern w:val="0"/>
+          <w:sz w:val="22"/>
+        </w:rPr>
+        <w:t>一个个绘制。</w:t>
+      </w:r>
+      <w:r>
+        <w:rPr>
+          <w:rFonts w:ascii="Tahoma" w:eastAsia="微软雅黑" w:hAnsi="Tahoma"/>
+          <w:kern w:val="0"/>
+          <w:sz w:val="22"/>
+        </w:rPr>
+        <w:t xml:space="preserve"> </w:t>
+      </w:r>
+    </w:p>
+    <w:p>
+      <w:pPr>
         <w:snapToGrid w:val="0"/>
         <w:spacing w:after="200"/>
-        <w:jc w:val="left"/>
-        <w:rPr>
-          <w:rFonts w:ascii="Tahoma" w:eastAsia="微软雅黑" w:hAnsi="Tahoma"/>
-          <w:kern w:val="0"/>
-          <w:sz w:val="22"/>
-        </w:rPr>
-      </w:pPr>
-      <w:r>
-        <w:rPr>
-          <w:rFonts w:ascii="Tahoma" w:eastAsia="微软雅黑" w:hAnsi="Tahoma" w:hint="eastAsia"/>
-          <w:kern w:val="0"/>
-          <w:sz w:val="22"/>
-        </w:rPr>
-        <w:t>对应的颜色也会在下面字体中体现：</w:t>
-      </w:r>
-    </w:p>
-    <w:p>
-      <w:pPr>
-        <w:widowControl/>
-        <w:adjustRightInd w:val="0"/>
-        <w:snapToGrid w:val="0"/>
-        <w:spacing w:after="200"/>
-        <w:jc w:val="center"/>
-        <w:rPr>
-          <w:rFonts w:ascii="Tahoma" w:eastAsia="微软雅黑" w:hAnsi="Tahoma"/>
-          <w:kern w:val="0"/>
-          <w:sz w:val="22"/>
-        </w:rPr>
-      </w:pPr>
-      <w:r>
-        <w:rPr>
-          <w:rFonts w:ascii="Tahoma" w:eastAsia="微软雅黑" w:hAnsi="Tahoma"/>
-          <w:noProof/>
-          <w:kern w:val="0"/>
-          <w:sz w:val="22"/>
-        </w:rPr>
-        <w:drawing>
-          <wp:inline distT="0" distB="0" distL="0" distR="0" wp14:anchorId="38703C1F" wp14:editId="44BF3526">
-            <wp:extent cx="2941575" cy="1127858"/>
-            <wp:effectExtent l="0" t="0" r="0" b="0"/>
-            <wp:docPr id="10" name="图片 10"/>
-            <wp:cNvGraphicFramePr>
-              <a:graphicFrameLocks xmlns:a="http://schemas.openxmlformats.org/drawingml/2006/main" noChangeAspect="1"/>
-            </wp:cNvGraphicFramePr>
-            <a:graphic xmlns:a="http://schemas.openxmlformats.org/drawingml/2006/main">
-              <a:graphicData uri="http://schemas.openxmlformats.org/drawingml/2006/picture">
-                <pic:pic xmlns:pic="http://schemas.openxmlformats.org/drawingml/2006/picture">
-                  <pic:nvPicPr>
-                    <pic:cNvPr id="1" name=""/>
-                    <pic:cNvPicPr/>
-                  </pic:nvPicPr>
-                  <pic:blipFill>
-                    <a:blip r:embed="rId24"/>
-                    <a:stretch>
-                      <a:fillRect/>
-                    </a:stretch>
-                  </pic:blipFill>
-                  <pic:spPr>
-                    <a:xfrm>
-                      <a:off x="0" y="0"/>
-                      <a:ext cx="2941575" cy="1127858"/>
-                    </a:xfrm>
-                    <a:prstGeom prst="rect">
-                      <a:avLst/>
-                    </a:prstGeom>
-                  </pic:spPr>
-                </pic:pic>
-              </a:graphicData>
-            </a:graphic>
-          </wp:inline>
-        </w:drawing>
-      </w:r>
-    </w:p>
-    <w:p>
-      <w:pPr>
-        <w:rPr>
-          <w:rFonts w:ascii="Tahoma" w:eastAsia="微软雅黑" w:hAnsi="Tahoma"/>
-          <w:kern w:val="0"/>
-          <w:sz w:val="22"/>
-        </w:rPr>
-      </w:pPr>
-      <w:r>
-        <w:rPr>
-          <w:rFonts w:ascii="Tahoma" w:eastAsia="微软雅黑" w:hAnsi="Tahoma" w:hint="eastAsia"/>
-          <w:kern w:val="0"/>
-          <w:sz w:val="22"/>
-        </w:rPr>
-        <w:t>另外</w:t>
-      </w:r>
-      <w:r>
-        <w:rPr>
-          <w:rFonts w:ascii="Tahoma" w:eastAsia="微软雅黑" w:hAnsi="Tahoma" w:hint="eastAsia"/>
-          <w:kern w:val="0"/>
-          <w:sz w:val="22"/>
-        </w:rPr>
-        <w:t>，你可以通过插件指令切换颜色或者高级颜色。</w:t>
-      </w:r>
-    </w:p>
-    <w:p>
-      <w:pPr>
-        <w:widowControl/>
-        <w:jc w:val="left"/>
-        <w:rPr>
-          <w:rFonts w:ascii="Tahoma" w:eastAsia="微软雅黑" w:hAnsi="Tahoma"/>
-          <w:kern w:val="0"/>
-          <w:sz w:val="22"/>
-        </w:rPr>
-      </w:pPr>
-      <w:r>
-        <w:rPr>
-          <w:rFonts w:ascii="Tahoma" w:eastAsia="微软雅黑" w:hAnsi="Tahoma"/>
-          <w:kern w:val="0"/>
-          <w:sz w:val="22"/>
-        </w:rPr>
-        <w:br w:type="page"/>
-      </w:r>
-    </w:p>
-    <w:p>
-      <w:pPr>
-        <w:pStyle w:val="4"/>
-        <w:spacing w:before="0" w:after="120" w:line="240" w:lineRule="auto"/>
-        <w:rPr>
-          <w:rFonts w:ascii="微软雅黑" w:eastAsia="微软雅黑" w:hAnsi="微软雅黑"/>
-          <w:sz w:val="22"/>
-          <w:szCs w:val="22"/>
-        </w:rPr>
-      </w:pPr>
-      <w:r>
-        <w:rPr>
-          <w:rFonts w:ascii="微软雅黑" w:eastAsia="微软雅黑" w:hAnsi="微软雅黑" w:hint="eastAsia"/>
-          <w:sz w:val="22"/>
-          <w:szCs w:val="22"/>
-        </w:rPr>
-        <w:lastRenderedPageBreak/>
-        <w:t>3）</w:t>
-      </w:r>
-      <w:r>
-        <w:rPr>
-          <w:rFonts w:ascii="微软雅黑" w:eastAsia="微软雅黑" w:hAnsi="微软雅黑" w:hint="eastAsia"/>
-          <w:sz w:val="22"/>
-          <w:szCs w:val="22"/>
-        </w:rPr>
-        <w:t>绘制时的渐变色</w:t>
-      </w:r>
-    </w:p>
-    <w:p>
-      <w:pPr>
-        <w:snapToGrid w:val="0"/>
-        <w:rPr>
-          <w:rFonts w:ascii="Tahoma" w:eastAsia="微软雅黑" w:hAnsi="Tahoma"/>
-          <w:kern w:val="0"/>
-          <w:sz w:val="22"/>
-        </w:rPr>
-      </w:pPr>
-      <w:r>
-        <w:rPr>
-          <w:rFonts w:ascii="Tahoma" w:eastAsia="微软雅黑" w:hAnsi="Tahoma" w:hint="eastAsia"/>
-          <w:kern w:val="0"/>
-          <w:sz w:val="22"/>
-        </w:rPr>
-        <w:t>根据窗口字符的原理，可知窗口字符是</w:t>
-      </w:r>
-      <w:r>
-        <w:rPr>
-          <w:rFonts w:ascii="Tahoma" w:eastAsia="微软雅黑" w:hAnsi="Tahoma" w:hint="eastAsia"/>
+        <w:rPr>
+          <w:rFonts w:ascii="Tahoma" w:eastAsia="微软雅黑" w:hAnsi="Tahoma"/>
+          <w:kern w:val="0"/>
+          <w:sz w:val="22"/>
+        </w:rPr>
+      </w:pPr>
+      <w:r>
+        <w:rPr>
+          <w:rFonts w:ascii="Tahoma" w:eastAsia="微软雅黑" w:hAnsi="Tahoma" w:hint="eastAsia"/>
+          <w:kern w:val="0"/>
+          <w:sz w:val="22"/>
+        </w:rPr>
+        <w:t>（窗口字符的</w:t>
+      </w:r>
+      <w:r>
+        <w:rPr>
+          <w:rFonts w:ascii="Tahoma" w:eastAsia="微软雅黑" w:hAnsi="Tahoma" w:hint="eastAsia"/>
+          <w:kern w:val="0"/>
+          <w:sz w:val="22"/>
+        </w:rPr>
+        <w:t>原理介绍</w:t>
+      </w:r>
+      <w:r>
+        <w:rPr>
+          <w:rFonts w:ascii="Tahoma" w:eastAsia="微软雅黑" w:hAnsi="Tahoma" w:hint="eastAsia"/>
+          <w:kern w:val="0"/>
+          <w:sz w:val="22"/>
+        </w:rPr>
+        <w:t>，</w:t>
+      </w:r>
+      <w:r>
+        <w:rPr>
+          <w:rFonts w:ascii="Tahoma" w:eastAsia="微软雅黑" w:hAnsi="Tahoma" w:hint="eastAsia"/>
+          <w:kern w:val="0"/>
+          <w:sz w:val="22"/>
+        </w:rPr>
+        <w:t>可</w:t>
+      </w:r>
+      <w:r>
+        <w:rPr>
+          <w:rFonts w:ascii="Tahoma" w:eastAsia="微软雅黑" w:hAnsi="Tahoma" w:hint="eastAsia"/>
+          <w:kern w:val="0"/>
+          <w:sz w:val="22"/>
+        </w:rPr>
+        <w:t>见：</w:t>
+      </w:r>
+      <w:proofErr w:type="gramStart"/>
+      <w:r>
+        <w:rPr>
+          <w:rFonts w:ascii="Tahoma" w:eastAsia="微软雅黑" w:hAnsi="Tahoma"/>
+          <w:kern w:val="0"/>
+          <w:sz w:val="22"/>
+        </w:rPr>
+        <w:t>”</w:t>
+      </w:r>
+      <w:proofErr w:type="gramEnd"/>
+      <w:r>
+        <w:rPr>
+          <w:rFonts w:ascii="Tahoma" w:eastAsia="微软雅黑" w:hAnsi="Tahoma"/>
+          <w:color w:val="0070C0"/>
+          <w:kern w:val="0"/>
+          <w:sz w:val="22"/>
+        </w:rPr>
+        <w:t>23.</w:t>
+      </w:r>
+      <w:r>
+        <w:rPr>
+          <w:rFonts w:ascii="Tahoma" w:eastAsia="微软雅黑" w:hAnsi="Tahoma" w:hint="eastAsia"/>
+          <w:color w:val="0070C0"/>
+          <w:kern w:val="0"/>
+          <w:sz w:val="22"/>
+        </w:rPr>
+        <w:t>窗口字符</w:t>
+      </w:r>
+      <w:r>
+        <w:rPr>
+          <w:rFonts w:ascii="Tahoma" w:eastAsia="微软雅黑" w:hAnsi="Tahoma" w:hint="eastAsia"/>
+          <w:color w:val="0070C0"/>
           <w:kern w:val="0"/>
           <w:sz w:val="22"/>
         </w:rPr>
@@ -4894,87 +7517,41 @@
       </w:r>
       <w:r>
         <w:rPr>
-          <w:rFonts w:ascii="Tahoma" w:eastAsia="微软雅黑" w:hAnsi="Tahoma" w:hint="eastAsia"/>
-          <w:kern w:val="0"/>
-          <w:sz w:val="22"/>
-        </w:rPr>
-        <w:t>一个个绘制</w:t>
-      </w:r>
-      <w:r>
-        <w:rPr>
-          <w:rFonts w:ascii="Tahoma" w:eastAsia="微软雅黑" w:hAnsi="Tahoma" w:hint="eastAsia"/>
-          <w:kern w:val="0"/>
-          <w:sz w:val="22"/>
-        </w:rPr>
-        <w:t xml:space="preserve"> </w:t>
-      </w:r>
-      <w:r>
-        <w:rPr>
-          <w:rFonts w:ascii="Tahoma" w:eastAsia="微软雅黑" w:hAnsi="Tahoma" w:hint="eastAsia"/>
-          <w:kern w:val="0"/>
-          <w:sz w:val="22"/>
-        </w:rPr>
-        <w:t>上去的。</w:t>
-      </w:r>
-      <w:r>
-        <w:rPr>
-          <w:rFonts w:ascii="Tahoma" w:eastAsia="微软雅黑" w:hAnsi="Tahoma"/>
-          <w:kern w:val="0"/>
-          <w:sz w:val="22"/>
-        </w:rPr>
-        <w:t xml:space="preserve"> </w:t>
-      </w:r>
-    </w:p>
-    <w:p>
-      <w:pPr>
-        <w:snapToGrid w:val="0"/>
-        <w:spacing w:after="200"/>
-        <w:rPr>
-          <w:rFonts w:ascii="Tahoma" w:eastAsia="微软雅黑" w:hAnsi="Tahoma"/>
-          <w:kern w:val="0"/>
-          <w:sz w:val="22"/>
-        </w:rPr>
-      </w:pPr>
-      <w:r>
-        <w:rPr>
-          <w:rFonts w:ascii="Tahoma" w:eastAsia="微软雅黑" w:hAnsi="Tahoma" w:hint="eastAsia"/>
-          <w:kern w:val="0"/>
-          <w:sz w:val="22"/>
-        </w:rPr>
-        <w:t>（窗口字符的</w:t>
-      </w:r>
-      <w:r>
-        <w:rPr>
-          <w:rFonts w:ascii="Tahoma" w:eastAsia="微软雅黑" w:hAnsi="Tahoma" w:hint="eastAsia"/>
-          <w:kern w:val="0"/>
-          <w:sz w:val="22"/>
-        </w:rPr>
-        <w:t>原理介绍</w:t>
-      </w:r>
-      <w:r>
-        <w:rPr>
-          <w:rFonts w:ascii="Tahoma" w:eastAsia="微软雅黑" w:hAnsi="Tahoma" w:hint="eastAsia"/>
-          <w:kern w:val="0"/>
-          <w:sz w:val="22"/>
-        </w:rPr>
-        <w:t>，</w:t>
-      </w:r>
-      <w:r>
-        <w:rPr>
-          <w:rFonts w:ascii="Tahoma" w:eastAsia="微软雅黑" w:hAnsi="Tahoma" w:hint="eastAsia"/>
-          <w:kern w:val="0"/>
-          <w:sz w:val="22"/>
-        </w:rPr>
-        <w:t>可</w:t>
-      </w:r>
-      <w:r>
-        <w:rPr>
-          <w:rFonts w:ascii="Tahoma" w:eastAsia="微软雅黑" w:hAnsi="Tahoma" w:hint="eastAsia"/>
-          <w:kern w:val="0"/>
-          <w:sz w:val="22"/>
-        </w:rPr>
-        <w:t>见：</w:t>
-      </w:r>
+          <w:rFonts w:ascii="Tahoma" w:eastAsia="微软雅黑" w:hAnsi="Tahoma"/>
+          <w:color w:val="0070C0"/>
+          <w:kern w:val="0"/>
+          <w:sz w:val="22"/>
+        </w:rPr>
+        <w:t xml:space="preserve">&gt; </w:t>
+      </w:r>
+      <w:r>
+        <w:rPr>
+          <w:rFonts w:ascii="Tahoma" w:eastAsia="微软雅黑" w:hAnsi="Tahoma" w:hint="eastAsia"/>
+          <w:color w:val="0070C0"/>
+          <w:kern w:val="0"/>
+          <w:sz w:val="22"/>
+        </w:rPr>
+        <w:t>关于窗口字符</w:t>
+      </w:r>
+      <w:r>
+        <w:rPr>
+          <w:rFonts w:ascii="Tahoma" w:eastAsia="微软雅黑" w:hAnsi="Tahoma" w:hint="eastAsia"/>
+          <w:color w:val="0070C0"/>
+          <w:kern w:val="0"/>
+          <w:sz w:val="22"/>
+        </w:rPr>
+        <w:t>.</w:t>
+      </w:r>
+      <w:r>
+        <w:rPr>
+          <w:rFonts w:ascii="Tahoma" w:eastAsia="微软雅黑" w:hAnsi="Tahoma"/>
+          <w:color w:val="0070C0"/>
+          <w:kern w:val="0"/>
+          <w:sz w:val="22"/>
+        </w:rPr>
+        <w:t>docx</w:t>
+      </w:r>
+      <w:proofErr w:type="gramStart"/>
       <w:r>
         <w:rPr>
           <w:rFonts w:ascii="Tahoma" w:eastAsia="微软雅黑" w:hAnsi="Tahoma"/>
@@ -4983,77 +7560,7 @@
         </w:rPr>
         <w:t>”</w:t>
       </w:r>
-      <w:r>
-        <w:rPr>
-          <w:rFonts w:ascii="Tahoma" w:eastAsia="微软雅黑" w:hAnsi="Tahoma"/>
-          <w:color w:val="0070C0"/>
-          <w:kern w:val="0"/>
-          <w:sz w:val="22"/>
-        </w:rPr>
-        <w:t>23.</w:t>
-      </w:r>
-      <w:r>
-        <w:rPr>
-          <w:rFonts w:ascii="Tahoma" w:eastAsia="微软雅黑" w:hAnsi="Tahoma" w:hint="eastAsia"/>
-          <w:color w:val="0070C0"/>
-          <w:kern w:val="0"/>
-          <w:sz w:val="22"/>
-        </w:rPr>
-        <w:t>窗口字符</w:t>
-      </w:r>
-      <w:r>
-        <w:rPr>
-          <w:rFonts w:ascii="Tahoma" w:eastAsia="微软雅黑" w:hAnsi="Tahoma" w:hint="eastAsia"/>
-          <w:color w:val="0070C0"/>
-          <w:kern w:val="0"/>
-          <w:sz w:val="22"/>
-        </w:rPr>
-        <w:t xml:space="preserve"> </w:t>
-      </w:r>
-      <w:r>
-        <w:rPr>
-          <w:rFonts w:ascii="Tahoma" w:eastAsia="微软雅黑" w:hAnsi="Tahoma"/>
-          <w:color w:val="0070C0"/>
-          <w:kern w:val="0"/>
-          <w:sz w:val="22"/>
-        </w:rPr>
-        <w:t xml:space="preserve">&gt; </w:t>
-      </w:r>
-      <w:r>
-        <w:rPr>
-          <w:rFonts w:ascii="Tahoma" w:eastAsia="微软雅黑" w:hAnsi="Tahoma" w:hint="eastAsia"/>
-          <w:color w:val="0070C0"/>
-          <w:kern w:val="0"/>
-          <w:sz w:val="22"/>
-        </w:rPr>
-        <w:t>关于窗口字符</w:t>
-      </w:r>
-      <w:r>
-        <w:rPr>
-          <w:rFonts w:ascii="Tahoma" w:eastAsia="微软雅黑" w:hAnsi="Tahoma" w:hint="eastAsia"/>
-          <w:color w:val="0070C0"/>
-          <w:kern w:val="0"/>
-          <w:sz w:val="22"/>
-        </w:rPr>
-        <w:t>.</w:t>
-      </w:r>
-      <w:r>
-        <w:rPr>
-          <w:rFonts w:ascii="Tahoma" w:eastAsia="微软雅黑" w:hAnsi="Tahoma"/>
-          <w:color w:val="0070C0"/>
-          <w:kern w:val="0"/>
-          <w:sz w:val="22"/>
-        </w:rPr>
-        <w:t>docx</w:t>
-      </w:r>
-      <w:r>
-        <w:rPr>
-          <w:rFonts w:ascii="Tahoma" w:eastAsia="微软雅黑" w:hAnsi="Tahoma"/>
-          <w:kern w:val="0"/>
-          <w:sz w:val="22"/>
-        </w:rPr>
-        <w:t>”</w:t>
-      </w:r>
+      <w:proofErr w:type="gramEnd"/>
       <w:r>
         <w:rPr>
           <w:rFonts w:ascii="Tahoma" w:eastAsia="微软雅黑" w:hAnsi="Tahoma" w:hint="eastAsia"/>
@@ -5097,7 +7604,7 @@
                     <pic:cNvPicPr/>
                   </pic:nvPicPr>
                   <pic:blipFill>
-                    <a:blip r:embed="rId25"/>
+                    <a:blip r:embed="rId38"/>
                     <a:stretch>
                       <a:fillRect/>
                     </a:stretch>
@@ -5133,7 +7640,7 @@
           <w:kern w:val="0"/>
           <w:sz w:val="22"/>
         </w:rPr>
-        <w:t>所以在战斗消息、对话窗口中，一个个绘制后，每个字都会包含一个渐变。</w:t>
+        <w:t>所以在战斗消息、对话窗口中，</w:t>
       </w:r>
     </w:p>
     <w:p>
@@ -5151,7 +7658,91 @@
           <w:kern w:val="0"/>
           <w:sz w:val="22"/>
         </w:rPr>
-        <w:t>下图可以明显看到每个字都有斜向渐变，而不是三个字整体斜向渐变。</w:t>
+        <w:t>这些窗口字符为</w:t>
+      </w:r>
+      <w:r>
+        <w:rPr>
+          <w:rFonts w:ascii="Tahoma" w:eastAsia="微软雅黑" w:hAnsi="Tahoma" w:hint="eastAsia"/>
+          <w:kern w:val="0"/>
+          <w:sz w:val="22"/>
+        </w:rPr>
+        <w:t>一个个绘制，每个</w:t>
+      </w:r>
+      <w:r>
+        <w:rPr>
+          <w:rFonts w:ascii="Tahoma" w:eastAsia="微软雅黑" w:hAnsi="Tahoma" w:hint="eastAsia"/>
+          <w:kern w:val="0"/>
+          <w:sz w:val="22"/>
+        </w:rPr>
+        <w:t>字符</w:t>
+      </w:r>
+      <w:r>
+        <w:rPr>
+          <w:rFonts w:ascii="Tahoma" w:eastAsia="微软雅黑" w:hAnsi="Tahoma" w:hint="eastAsia"/>
+          <w:kern w:val="0"/>
+          <w:sz w:val="22"/>
+        </w:rPr>
+        <w:t>都</w:t>
+      </w:r>
+      <w:r>
+        <w:rPr>
+          <w:rFonts w:ascii="Tahoma" w:eastAsia="微软雅黑" w:hAnsi="Tahoma" w:hint="eastAsia"/>
+          <w:kern w:val="0"/>
+          <w:sz w:val="22"/>
+        </w:rPr>
+        <w:t>单独配置</w:t>
+      </w:r>
+      <w:r>
+        <w:rPr>
+          <w:rFonts w:ascii="Tahoma" w:eastAsia="微软雅黑" w:hAnsi="Tahoma" w:hint="eastAsia"/>
+          <w:kern w:val="0"/>
+          <w:sz w:val="22"/>
+        </w:rPr>
+        <w:t>一个渐变。</w:t>
+      </w:r>
+    </w:p>
+    <w:p>
+      <w:pPr>
+        <w:snapToGrid w:val="0"/>
+        <w:rPr>
+          <w:rFonts w:ascii="Tahoma" w:eastAsia="微软雅黑" w:hAnsi="Tahoma"/>
+          <w:kern w:val="0"/>
+          <w:sz w:val="22"/>
+        </w:rPr>
+      </w:pPr>
+      <w:r>
+        <w:rPr>
+          <w:rFonts w:ascii="Tahoma" w:eastAsia="微软雅黑" w:hAnsi="Tahoma" w:hint="eastAsia"/>
+          <w:kern w:val="0"/>
+          <w:sz w:val="22"/>
+        </w:rPr>
+        <w:t>因此</w:t>
+      </w:r>
+      <w:r>
+        <w:rPr>
+          <w:rFonts w:ascii="Tahoma" w:eastAsia="微软雅黑" w:hAnsi="Tahoma" w:hint="eastAsia"/>
+          <w:kern w:val="0"/>
+          <w:sz w:val="22"/>
+        </w:rPr>
+        <w:t>下图可以明显看到每个字都有斜向渐变，而不是三个</w:t>
+      </w:r>
+      <w:proofErr w:type="gramStart"/>
+      <w:r>
+        <w:rPr>
+          <w:rFonts w:ascii="Tahoma" w:eastAsia="微软雅黑" w:hAnsi="Tahoma" w:hint="eastAsia"/>
+          <w:kern w:val="0"/>
+          <w:sz w:val="22"/>
+        </w:rPr>
+        <w:t>字整体</w:t>
+      </w:r>
+      <w:proofErr w:type="gramEnd"/>
+      <w:r>
+        <w:rPr>
+          <w:rFonts w:ascii="Tahoma" w:eastAsia="微软雅黑" w:hAnsi="Tahoma" w:hint="eastAsia"/>
+          <w:kern w:val="0"/>
+          <w:sz w:val="22"/>
+        </w:rPr>
+        <w:t>斜向渐变。</w:t>
       </w:r>
     </w:p>
     <w:p>
@@ -5183,7 +7774,7 @@
                     <pic:cNvPicPr/>
                   </pic:nvPicPr>
                   <pic:blipFill>
-                    <a:blip r:embed="rId26"/>
+                    <a:blip r:embed="rId39"/>
                     <a:stretch>
                       <a:fillRect/>
                     </a:stretch>
@@ -5238,7 +7829,7 @@
                     </pic:cNvPicPr>
                   </pic:nvPicPr>
                   <pic:blipFill>
-                    <a:blip r:embed="rId27">
+                    <a:blip r:embed="rId40">
                       <a:extLst>
                         <a:ext uri="{28A0092B-C50C-407E-A947-70E740481C1C}">
                           <a14:useLocalDpi xmlns:a14="http://schemas.microsoft.com/office/drawing/2010/main" val="0"/>
@@ -5291,336 +7882,17 @@
     </w:p>
     <w:p>
       <w:pPr>
-        <w:pStyle w:val="2"/>
-      </w:pPr>
-      <w:r>
-        <w:rPr>
-          <w:rFonts w:hint="eastAsia"/>
-        </w:rPr>
-        <w:lastRenderedPageBreak/>
-        <w:t>改变颜色</w:t>
-      </w:r>
-    </w:p>
-    <w:p>
-      <w:pPr>
         <w:pStyle w:val="3"/>
         <w:spacing w:line="415" w:lineRule="auto"/>
-      </w:pPr>
-      <w:r>
         <w:rPr>
           <w:rFonts w:hint="eastAsia"/>
         </w:rPr>
-        <w:t>插件指令修改</w:t>
-      </w:r>
-    </w:p>
-    <w:p>
-      <w:pPr>
-        <w:snapToGrid w:val="0"/>
-        <w:rPr>
-          <w:rFonts w:ascii="Tahoma" w:eastAsia="微软雅黑" w:hAnsi="Tahoma"/>
-          <w:kern w:val="0"/>
-          <w:sz w:val="22"/>
-        </w:rPr>
-      </w:pPr>
-      <w:r>
-        <w:rPr>
-          <w:rFonts w:ascii="Tahoma" w:eastAsia="微软雅黑" w:hAnsi="Tahoma" w:hint="eastAsia"/>
-          <w:kern w:val="0"/>
-          <w:sz w:val="22"/>
-        </w:rPr>
-        <w:t>你可以通过插件指令，永久修改</w:t>
-      </w:r>
-      <w:r>
-        <w:rPr>
-          <w:rFonts w:ascii="Tahoma" w:eastAsia="微软雅黑" w:hAnsi="Tahoma" w:hint="eastAsia"/>
-          <w:kern w:val="0"/>
-          <w:sz w:val="22"/>
-        </w:rPr>
-        <w:t>指定物品的颜色。</w:t>
-      </w:r>
-    </w:p>
-    <w:p>
-      <w:pPr>
-        <w:snapToGrid w:val="0"/>
-        <w:rPr>
-          <w:rFonts w:ascii="Tahoma" w:eastAsia="微软雅黑" w:hAnsi="Tahoma"/>
-          <w:kern w:val="0"/>
-          <w:sz w:val="22"/>
-        </w:rPr>
-      </w:pPr>
-      <w:r>
-        <w:rPr>
-          <w:rFonts w:ascii="Tahoma" w:eastAsia="微软雅黑" w:hAnsi="Tahoma" w:hint="eastAsia"/>
-          <w:kern w:val="0"/>
-          <w:sz w:val="22"/>
-        </w:rPr>
-        <w:t>（可以去</w:t>
-      </w:r>
-      <w:r>
-        <w:rPr>
-          <w:rFonts w:ascii="Tahoma" w:eastAsia="微软雅黑" w:hAnsi="Tahoma" w:hint="eastAsia"/>
-          <w:kern w:val="0"/>
-          <w:sz w:val="22"/>
-        </w:rPr>
-        <w:t xml:space="preserve"> </w:t>
-      </w:r>
-      <w:r>
-        <w:rPr>
-          <w:rFonts w:ascii="Tahoma" w:eastAsia="微软雅黑" w:hAnsi="Tahoma" w:hint="eastAsia"/>
-          <w:color w:val="00B050"/>
-          <w:kern w:val="0"/>
-          <w:sz w:val="22"/>
-        </w:rPr>
-        <w:t>地图</w:t>
-      </w:r>
-      <w:r>
-        <w:rPr>
-          <w:rFonts w:ascii="Tahoma" w:eastAsia="微软雅黑" w:hAnsi="Tahoma" w:hint="eastAsia"/>
-          <w:color w:val="00B050"/>
-          <w:kern w:val="0"/>
-          <w:sz w:val="22"/>
-        </w:rPr>
-        <w:t>UI</w:t>
-      </w:r>
-      <w:r>
-        <w:rPr>
-          <w:rFonts w:ascii="Tahoma" w:eastAsia="微软雅黑" w:hAnsi="Tahoma" w:hint="eastAsia"/>
-          <w:color w:val="00B050"/>
-          <w:kern w:val="0"/>
-          <w:sz w:val="22"/>
-        </w:rPr>
-        <w:t>管理层</w:t>
-      </w:r>
-      <w:r>
-        <w:rPr>
-          <w:rFonts w:ascii="Tahoma" w:eastAsia="微软雅黑" w:hAnsi="Tahoma" w:hint="eastAsia"/>
-          <w:kern w:val="0"/>
-          <w:sz w:val="22"/>
-        </w:rPr>
-        <w:t xml:space="preserve"> </w:t>
-      </w:r>
-      <w:r>
-        <w:rPr>
-          <w:rFonts w:ascii="Tahoma" w:eastAsia="微软雅黑" w:hAnsi="Tahoma" w:hint="eastAsia"/>
-          <w:kern w:val="0"/>
-          <w:sz w:val="22"/>
-        </w:rPr>
-        <w:t>看看变色示例。）</w:t>
-      </w:r>
-    </w:p>
-    <w:p>
-      <w:pPr>
-        <w:widowControl/>
-        <w:jc w:val="center"/>
-        <w:rPr>
-          <w:rFonts w:ascii="宋体" w:eastAsia="宋体" w:hAnsi="宋体" w:cs="宋体"/>
-          <w:kern w:val="0"/>
-          <w:sz w:val="24"/>
-          <w:szCs w:val="24"/>
-        </w:rPr>
-      </w:pPr>
-      <w:r>
-        <w:rPr>
-          <w:rFonts w:ascii="宋体" w:eastAsia="宋体" w:hAnsi="宋体" w:cs="宋体"/>
-          <w:noProof/>
-          <w:kern w:val="0"/>
-          <w:sz w:val="24"/>
-          <w:szCs w:val="24"/>
-        </w:rPr>
-        <w:drawing>
-          <wp:inline distT="0" distB="0" distL="0" distR="0" wp14:anchorId="2B9E2589" wp14:editId="64DAAD9D">
-            <wp:extent cx="4024630" cy="1096525"/>
-            <wp:effectExtent l="0" t="0" r="0" b="8890"/>
-            <wp:docPr id="14" name="图片 14"/>
-            <wp:cNvGraphicFramePr>
-              <a:graphicFrameLocks xmlns:a="http://schemas.openxmlformats.org/drawingml/2006/main" noChangeAspect="1"/>
-            </wp:cNvGraphicFramePr>
-            <a:graphic xmlns:a="http://schemas.openxmlformats.org/drawingml/2006/main">
-              <a:graphicData uri="http://schemas.openxmlformats.org/drawingml/2006/picture">
-                <pic:pic xmlns:pic="http://schemas.openxmlformats.org/drawingml/2006/picture">
-                  <pic:nvPicPr>
-                    <pic:cNvPr id="0" name="Picture 4"/>
-                    <pic:cNvPicPr>
-                      <a:picLocks noChangeAspect="1" noChangeArrowheads="1"/>
-                    </pic:cNvPicPr>
-                  </pic:nvPicPr>
-                  <pic:blipFill>
-                    <a:blip r:embed="rId28">
-                      <a:extLst>
-                        <a:ext uri="{28A0092B-C50C-407E-A947-70E740481C1C}">
-                          <a14:useLocalDpi xmlns:a14="http://schemas.microsoft.com/office/drawing/2010/main" val="0"/>
-                        </a:ext>
-                      </a:extLst>
-                    </a:blip>
-                    <a:srcRect/>
-                    <a:stretch>
-                      <a:fillRect/>
-                    </a:stretch>
-                  </pic:blipFill>
-                  <pic:spPr bwMode="auto">
-                    <a:xfrm>
-                      <a:off x="0" y="0"/>
-                      <a:ext cx="4057436" cy="1105463"/>
-                    </a:xfrm>
-                    <a:prstGeom prst="rect">
-                      <a:avLst/>
-                    </a:prstGeom>
-                    <a:noFill/>
-                    <a:ln>
-                      <a:noFill/>
-                    </a:ln>
-                  </pic:spPr>
-                </pic:pic>
-              </a:graphicData>
-            </a:graphic>
-          </wp:inline>
-        </w:drawing>
-      </w:r>
-    </w:p>
-    <w:p>
-      <w:pPr>
-        <w:widowControl/>
-        <w:jc w:val="center"/>
-        <w:rPr>
-          <w:rFonts w:ascii="宋体" w:eastAsia="宋体" w:hAnsi="宋体" w:cs="宋体"/>
-          <w:kern w:val="0"/>
-          <w:sz w:val="24"/>
-          <w:szCs w:val="24"/>
-        </w:rPr>
-      </w:pPr>
-      <w:r>
-        <w:rPr>
-          <w:rFonts w:ascii="宋体" w:eastAsia="宋体" w:hAnsi="宋体" w:cs="宋体"/>
-          <w:noProof/>
-          <w:kern w:val="0"/>
-          <w:sz w:val="24"/>
-          <w:szCs w:val="24"/>
-        </w:rPr>
-        <w:drawing>
-          <wp:inline distT="0" distB="0" distL="0" distR="0" wp14:anchorId="599B1F43" wp14:editId="510DEB5D">
-            <wp:extent cx="2545080" cy="1004733"/>
-            <wp:effectExtent l="0" t="0" r="7620" b="5080"/>
-            <wp:docPr id="12" name="图片 12"/>
-            <wp:cNvGraphicFramePr>
-              <a:graphicFrameLocks xmlns:a="http://schemas.openxmlformats.org/drawingml/2006/main" noChangeAspect="1"/>
-            </wp:cNvGraphicFramePr>
-            <a:graphic xmlns:a="http://schemas.openxmlformats.org/drawingml/2006/main">
-              <a:graphicData uri="http://schemas.openxmlformats.org/drawingml/2006/picture">
-                <pic:pic xmlns:pic="http://schemas.openxmlformats.org/drawingml/2006/picture">
-                  <pic:nvPicPr>
-                    <pic:cNvPr id="0" name="Picture 2"/>
-                    <pic:cNvPicPr>
-                      <a:picLocks noChangeAspect="1" noChangeArrowheads="1"/>
-                    </pic:cNvPicPr>
-                  </pic:nvPicPr>
-                  <pic:blipFill>
-                    <a:blip r:embed="rId29">
-                      <a:extLst>
-                        <a:ext uri="{28A0092B-C50C-407E-A947-70E740481C1C}">
-                          <a14:useLocalDpi xmlns:a14="http://schemas.microsoft.com/office/drawing/2010/main" val="0"/>
-                        </a:ext>
-                      </a:extLst>
-                    </a:blip>
-                    <a:srcRect/>
-                    <a:stretch>
-                      <a:fillRect/>
-                    </a:stretch>
-                  </pic:blipFill>
-                  <pic:spPr bwMode="auto">
-                    <a:xfrm>
-                      <a:off x="0" y="0"/>
-                      <a:ext cx="2555723" cy="1008935"/>
-                    </a:xfrm>
-                    <a:prstGeom prst="rect">
-                      <a:avLst/>
-                    </a:prstGeom>
-                    <a:noFill/>
-                    <a:ln>
-                      <a:noFill/>
-                    </a:ln>
-                  </pic:spPr>
-                </pic:pic>
-              </a:graphicData>
-            </a:graphic>
-          </wp:inline>
-        </w:drawing>
-      </w:r>
-      <w:r>
-        <w:rPr>
-          <w:rFonts w:ascii="宋体" w:eastAsia="宋体" w:hAnsi="宋体" w:cs="宋体"/>
-          <w:noProof/>
-          <w:kern w:val="0"/>
-          <w:sz w:val="24"/>
-          <w:szCs w:val="24"/>
-        </w:rPr>
-        <w:drawing>
-          <wp:inline distT="0" distB="0" distL="0" distR="0" wp14:anchorId="3A0C28D5" wp14:editId="4C09C2A0">
-            <wp:extent cx="2575560" cy="1007828"/>
-            <wp:effectExtent l="0" t="0" r="0" b="1905"/>
-            <wp:docPr id="15" name="图片 15"/>
-            <wp:cNvGraphicFramePr>
-              <a:graphicFrameLocks xmlns:a="http://schemas.openxmlformats.org/drawingml/2006/main" noChangeAspect="1"/>
-            </wp:cNvGraphicFramePr>
-            <a:graphic xmlns:a="http://schemas.openxmlformats.org/drawingml/2006/main">
-              <a:graphicData uri="http://schemas.openxmlformats.org/drawingml/2006/picture">
-                <pic:pic xmlns:pic="http://schemas.openxmlformats.org/drawingml/2006/picture">
-                  <pic:nvPicPr>
-                    <pic:cNvPr id="0" name="Picture 6"/>
-                    <pic:cNvPicPr>
-                      <a:picLocks noChangeAspect="1" noChangeArrowheads="1"/>
-                    </pic:cNvPicPr>
-                  </pic:nvPicPr>
-                  <pic:blipFill>
-                    <a:blip r:embed="rId30">
-                      <a:extLst>
-                        <a:ext uri="{28A0092B-C50C-407E-A947-70E740481C1C}">
-                          <a14:useLocalDpi xmlns:a14="http://schemas.microsoft.com/office/drawing/2010/main" val="0"/>
-                        </a:ext>
-                      </a:extLst>
-                    </a:blip>
-                    <a:srcRect/>
-                    <a:stretch>
-                      <a:fillRect/>
-                    </a:stretch>
-                  </pic:blipFill>
-                  <pic:spPr bwMode="auto">
-                    <a:xfrm>
-                      <a:off x="0" y="0"/>
-                      <a:ext cx="2596305" cy="1015946"/>
-                    </a:xfrm>
-                    <a:prstGeom prst="rect">
-                      <a:avLst/>
-                    </a:prstGeom>
-                    <a:noFill/>
-                    <a:ln>
-                      <a:noFill/>
-                    </a:ln>
-                  </pic:spPr>
-                </pic:pic>
-              </a:graphicData>
-            </a:graphic>
-          </wp:inline>
-        </w:drawing>
-      </w:r>
-    </w:p>
-    <w:p>
-      <w:pPr>
-        <w:rPr>
-          <w:rFonts w:ascii="Tahoma" w:eastAsia="微软雅黑" w:hAnsi="Tahoma"/>
-          <w:kern w:val="0"/>
-          <w:sz w:val="22"/>
-        </w:rPr>
-      </w:pPr>
-    </w:p>
-    <w:p>
-      <w:pPr>
-        <w:pStyle w:val="3"/>
-        <w:spacing w:line="415" w:lineRule="auto"/>
       </w:pPr>
       <w:r>
         <w:rPr>
           <w:rFonts w:hint="eastAsia"/>
         </w:rPr>
+        <w:lastRenderedPageBreak/>
         <w:t>数据更新与旧存档</w:t>
       </w:r>
     </w:p>
@@ -5835,7 +8107,27 @@
                 <w:kern w:val="0"/>
                 <w:sz w:val="22"/>
               </w:rPr>
-              <w:t>如果你直接更新了插件，旧存档赶紧删了。</w:t>
+              <w:t>如果你直接更新了插件，旧存档赶紧</w:t>
+            </w:r>
+            <w:proofErr w:type="gramStart"/>
+            <w:r>
+              <w:rPr>
+                <w:rFonts w:ascii="Tahoma" w:eastAsia="微软雅黑" w:hAnsi="Tahoma" w:hint="eastAsia"/>
+                <w:bCs/>
+                <w:kern w:val="0"/>
+                <w:sz w:val="22"/>
+              </w:rPr>
+              <w:t>删</w:t>
+            </w:r>
+            <w:proofErr w:type="gramEnd"/>
+            <w:r>
+              <w:rPr>
+                <w:rFonts w:ascii="Tahoma" w:eastAsia="微软雅黑" w:hAnsi="Tahoma" w:hint="eastAsia"/>
+                <w:bCs/>
+                <w:kern w:val="0"/>
+                <w:sz w:val="22"/>
+              </w:rPr>
+              <w:t>了。</w:t>
             </w:r>
           </w:p>
           <w:p>
@@ -5904,6 +8196,7 @@
       <w:pPr>
         <w:widowControl/>
         <w:snapToGrid w:val="0"/>
+        <w:spacing w:before="200"/>
         <w:jc w:val="left"/>
         <w:rPr>
           <w:rFonts w:ascii="Tahoma" w:eastAsia="微软雅黑" w:hAnsi="Tahoma"/>
@@ -6084,13 +8377,23 @@
         </w:rPr>
         <w:t xml:space="preserve"> </w:t>
       </w:r>
-      <w:r>
-        <w:rPr>
-          <w:rFonts w:ascii="Tahoma" w:eastAsia="微软雅黑" w:hAnsi="Tahoma" w:hint="eastAsia"/>
-          <w:kern w:val="0"/>
-          <w:sz w:val="22"/>
-        </w:rPr>
-        <w:t>空数据同步更新</w:t>
+      <w:proofErr w:type="gramStart"/>
+      <w:r>
+        <w:rPr>
+          <w:rFonts w:ascii="Tahoma" w:eastAsia="微软雅黑" w:hAnsi="Tahoma" w:hint="eastAsia"/>
+          <w:kern w:val="0"/>
+          <w:sz w:val="22"/>
+        </w:rPr>
+        <w:t>空数据</w:t>
+      </w:r>
+      <w:proofErr w:type="gramEnd"/>
+      <w:r>
+        <w:rPr>
+          <w:rFonts w:ascii="Tahoma" w:eastAsia="微软雅黑" w:hAnsi="Tahoma" w:hint="eastAsia"/>
+          <w:kern w:val="0"/>
+          <w:sz w:val="22"/>
+        </w:rPr>
+        <w:t>同步更新</w:t>
       </w:r>
       <w:r>
         <w:rPr>
@@ -6171,6 +8474,9 @@
     <w:p>
       <w:pPr>
         <w:pStyle w:val="2"/>
+        <w:rPr>
+          <w:rFonts w:hint="eastAsia"/>
+        </w:rPr>
       </w:pPr>
       <w:r>
         <w:rPr>
@@ -6189,6 +8495,9 @@
     <w:p>
       <w:pPr>
         <w:pStyle w:val="3"/>
+        <w:rPr>
+          <w:rFonts w:hint="eastAsia"/>
+        </w:rPr>
       </w:pPr>
       <w:r>
         <w:rPr>
@@ -6202,7 +8511,7 @@
         <w:pStyle w:val="4"/>
         <w:spacing w:before="0" w:after="120" w:line="240" w:lineRule="auto"/>
         <w:rPr>
-          <w:rFonts w:ascii="微软雅黑" w:eastAsia="微软雅黑" w:hAnsi="微软雅黑"/>
+          <w:rFonts w:ascii="微软雅黑" w:eastAsia="微软雅黑" w:hAnsi="微软雅黑" w:hint="eastAsia"/>
           <w:sz w:val="22"/>
           <w:szCs w:val="22"/>
         </w:rPr>
@@ -6515,7 +8824,7 @@
                     </pic:cNvPicPr>
                   </pic:nvPicPr>
                   <pic:blipFill>
-                    <a:blip r:embed="rId31">
+                    <a:blip r:embed="rId41">
                       <a:extLst>
                         <a:ext uri="{28A0092B-C50C-407E-A947-70E740481C1C}">
                           <a14:useLocalDpi xmlns:a14="http://schemas.microsoft.com/office/drawing/2010/main" val="0"/>
@@ -6632,7 +8941,39 @@
                 <w:kern w:val="0"/>
                 <w:sz w:val="22"/>
               </w:rPr>
-              <w:t>，而通过游戏插件来实现。</w:t>
+              <w:t>，</w:t>
+            </w:r>
+            <w:r>
+              <w:rPr>
+                <w:rFonts w:ascii="Tahoma" w:eastAsia="微软雅黑" w:hAnsi="Tahoma" w:hint="eastAsia"/>
+                <w:kern w:val="0"/>
+                <w:sz w:val="22"/>
+              </w:rPr>
+              <w:t>只</w:t>
+            </w:r>
+            <w:r>
+              <w:rPr>
+                <w:rFonts w:ascii="Tahoma" w:eastAsia="微软雅黑" w:hAnsi="Tahoma" w:hint="eastAsia"/>
+                <w:kern w:val="0"/>
+                <w:sz w:val="22"/>
+              </w:rPr>
+              <w:t>通过</w:t>
+            </w:r>
+            <w:r>
+              <w:rPr>
+                <w:rFonts w:ascii="Tahoma" w:eastAsia="微软雅黑" w:hAnsi="Tahoma" w:hint="eastAsia"/>
+                <w:kern w:val="0"/>
+                <w:sz w:val="22"/>
+              </w:rPr>
+              <w:t>窗口字符的功能</w:t>
+            </w:r>
+            <w:r>
+              <w:rPr>
+                <w:rFonts w:ascii="Tahoma" w:eastAsia="微软雅黑" w:hAnsi="Tahoma" w:hint="eastAsia"/>
+                <w:kern w:val="0"/>
+                <w:sz w:val="22"/>
+              </w:rPr>
+              <w:t>来实现。</w:t>
             </w:r>
           </w:p>
         </w:tc>
@@ -6654,7 +8995,7 @@
         <w:pStyle w:val="4"/>
         <w:spacing w:before="0" w:after="120" w:line="240" w:lineRule="auto"/>
         <w:rPr>
-          <w:rFonts w:ascii="微软雅黑" w:eastAsia="微软雅黑" w:hAnsi="微软雅黑"/>
+          <w:rFonts w:ascii="微软雅黑" w:eastAsia="微软雅黑" w:hAnsi="微软雅黑" w:hint="eastAsia"/>
           <w:sz w:val="22"/>
           <w:szCs w:val="22"/>
         </w:rPr>
@@ -6704,6 +9045,9 @@
       <w:pPr>
         <w:snapToGrid w:val="0"/>
         <w:spacing w:after="120"/>
+        <w:rPr>
+          <w:rFonts w:hint="eastAsia"/>
+        </w:rPr>
       </w:pPr>
       <w:r>
         <w:rPr>
@@ -7155,7 +9499,7 @@
         <w:pStyle w:val="4"/>
         <w:spacing w:before="0" w:after="120" w:line="240" w:lineRule="auto"/>
         <w:rPr>
-          <w:rFonts w:ascii="微软雅黑" w:eastAsia="微软雅黑" w:hAnsi="微软雅黑"/>
+          <w:rFonts w:ascii="微软雅黑" w:eastAsia="微软雅黑" w:hAnsi="微软雅黑" w:hint="eastAsia"/>
           <w:sz w:val="22"/>
           <w:szCs w:val="22"/>
         </w:rPr>
@@ -7263,7 +9607,7 @@
         <w:widowControl/>
         <w:jc w:val="center"/>
         <w:rPr>
-          <w:rFonts w:ascii="宋体" w:eastAsia="宋体" w:hAnsi="宋体" w:cs="宋体"/>
+          <w:rFonts w:ascii="宋体" w:eastAsia="宋体" w:hAnsi="宋体" w:cs="宋体" w:hint="eastAsia"/>
           <w:kern w:val="0"/>
           <w:sz w:val="24"/>
           <w:szCs w:val="24"/>
@@ -7295,7 +9639,7 @@
                     </pic:cNvPicPr>
                   </pic:nvPicPr>
                   <pic:blipFill>
-                    <a:blip r:embed="rId32">
+                    <a:blip r:embed="rId42">
                       <a:extLst>
                         <a:ext uri="{28A0092B-C50C-407E-A947-70E740481C1C}">
                           <a14:useLocalDpi xmlns:a14="http://schemas.microsoft.com/office/drawing/2010/main" val="0"/>
@@ -7509,7 +9853,7 @@
                     </pic:cNvPicPr>
                   </pic:nvPicPr>
                   <pic:blipFill>
-                    <a:blip r:embed="rId33">
+                    <a:blip r:embed="rId43">
                       <a:extLst>
                         <a:ext uri="{28A0092B-C50C-407E-A947-70E740481C1C}">
                           <a14:useLocalDpi xmlns:a14="http://schemas.microsoft.com/office/drawing/2010/main" val="0"/>
@@ -7579,7 +9923,7 @@
                     </pic:cNvPicPr>
                   </pic:nvPicPr>
                   <pic:blipFill>
-                    <a:blip r:embed="rId34">
+                    <a:blip r:embed="rId44">
                       <a:extLst>
                         <a:ext uri="{28A0092B-C50C-407E-A947-70E740481C1C}">
                           <a14:useLocalDpi xmlns:a14="http://schemas.microsoft.com/office/drawing/2010/main" val="0"/>
@@ -7753,7 +10097,7 @@
                     </pic:cNvPicPr>
                   </pic:nvPicPr>
                   <pic:blipFill>
-                    <a:blip r:embed="rId35">
+                    <a:blip r:embed="rId45">
                       <a:extLst>
                         <a:ext uri="{28A0092B-C50C-407E-A947-70E740481C1C}">
                           <a14:useLocalDpi xmlns:a14="http://schemas.microsoft.com/office/drawing/2010/main" val="0"/>
@@ -8099,7 +10443,7 @@
         <w:snapToGrid w:val="0"/>
         <w:jc w:val="center"/>
         <w:rPr>
-          <w:rFonts w:ascii="宋体" w:eastAsia="宋体" w:hAnsi="宋体" w:cs="宋体"/>
+          <w:rFonts w:ascii="宋体" w:eastAsia="宋体" w:hAnsi="宋体" w:cs="宋体" w:hint="eastAsia"/>
           <w:kern w:val="0"/>
           <w:sz w:val="24"/>
           <w:szCs w:val="24"/>
@@ -8131,7 +10475,7 @@
                     </pic:cNvPicPr>
                   </pic:nvPicPr>
                   <pic:blipFill>
-                    <a:blip r:embed="rId36">
+                    <a:blip r:embed="rId46">
                       <a:extLst>
                         <a:ext uri="{28A0092B-C50C-407E-A947-70E740481C1C}">
                           <a14:useLocalDpi xmlns:a14="http://schemas.microsoft.com/office/drawing/2010/main" val="0"/>
@@ -8168,7 +10512,7 @@
         <w:widowControl/>
         <w:jc w:val="center"/>
         <w:rPr>
-          <w:rFonts w:ascii="宋体" w:eastAsia="宋体" w:hAnsi="宋体" w:cs="宋体"/>
+          <w:rFonts w:ascii="宋体" w:eastAsia="宋体" w:hAnsi="宋体" w:cs="宋体" w:hint="eastAsia"/>
           <w:kern w:val="0"/>
           <w:sz w:val="24"/>
           <w:szCs w:val="24"/>
@@ -8200,7 +10544,7 @@
                     </pic:cNvPicPr>
                   </pic:nvPicPr>
                   <pic:blipFill>
-                    <a:blip r:embed="rId37">
+                    <a:blip r:embed="rId47">
                       <a:extLst>
                         <a:ext uri="{28A0092B-C50C-407E-A947-70E740481C1C}">
                           <a14:useLocalDpi xmlns:a14="http://schemas.microsoft.com/office/drawing/2010/main" val="0"/>
@@ -8273,13 +10617,23 @@
         </w:rPr>
         <w:t>你可以在对话框中，使用窗口字符</w:t>
       </w:r>
-      <w:r>
-        <w:rPr>
-          <w:rFonts w:ascii="Tahoma" w:eastAsia="微软雅黑" w:hAnsi="Tahoma"/>
-          <w:kern w:val="0"/>
-          <w:sz w:val="22"/>
-        </w:rPr>
-        <w:t>”\fn[</w:t>
+      <w:proofErr w:type="gramStart"/>
+      <w:r>
+        <w:rPr>
+          <w:rFonts w:ascii="Tahoma" w:eastAsia="微软雅黑" w:hAnsi="Tahoma"/>
+          <w:kern w:val="0"/>
+          <w:sz w:val="22"/>
+        </w:rPr>
+        <w:t>”</w:t>
+      </w:r>
+      <w:proofErr w:type="gramEnd"/>
+      <w:r>
+        <w:rPr>
+          <w:rFonts w:ascii="Tahoma" w:eastAsia="微软雅黑" w:hAnsi="Tahoma"/>
+          <w:kern w:val="0"/>
+          <w:sz w:val="22"/>
+        </w:rPr>
+        <w:t>\fn[</w:t>
       </w:r>
       <w:r>
         <w:rPr>
@@ -8295,8 +10649,18 @@
           <w:kern w:val="0"/>
           <w:sz w:val="22"/>
         </w:rPr>
-        <w:t>Font]”</w:t>
-      </w:r>
+        <w:t>Font]</w:t>
+      </w:r>
+      <w:proofErr w:type="gramStart"/>
+      <w:r>
+        <w:rPr>
+          <w:rFonts w:ascii="Tahoma" w:eastAsia="微软雅黑" w:hAnsi="Tahoma"/>
+          <w:kern w:val="0"/>
+          <w:sz w:val="22"/>
+        </w:rPr>
+        <w:t>”</w:t>
+      </w:r>
+      <w:proofErr w:type="gramEnd"/>
       <w:r>
         <w:rPr>
           <w:rFonts w:ascii="Tahoma" w:eastAsia="微软雅黑" w:hAnsi="Tahoma" w:hint="eastAsia"/>
@@ -8343,7 +10707,7 @@
                     </pic:cNvPicPr>
                   </pic:nvPicPr>
                   <pic:blipFill>
-                    <a:blip r:embed="rId38">
+                    <a:blip r:embed="rId48">
                       <a:extLst>
                         <a:ext uri="{28A0092B-C50C-407E-A947-70E740481C1C}">
                           <a14:useLocalDpi xmlns:a14="http://schemas.microsoft.com/office/drawing/2010/main" val="0"/>
@@ -8412,7 +10776,7 @@
                     </pic:cNvPicPr>
                   </pic:nvPicPr>
                   <pic:blipFill>
-                    <a:blip r:embed="rId39">
+                    <a:blip r:embed="rId49">
                       <a:extLst>
                         <a:ext uri="{28A0092B-C50C-407E-A947-70E740481C1C}">
                           <a14:useLocalDpi xmlns:a14="http://schemas.microsoft.com/office/drawing/2010/main" val="0"/>
@@ -8449,7 +10813,7 @@
         <w:pStyle w:val="4"/>
         <w:spacing w:before="0" w:after="120" w:line="240" w:lineRule="auto"/>
         <w:rPr>
-          <w:rFonts w:ascii="微软雅黑" w:eastAsia="微软雅黑" w:hAnsi="微软雅黑"/>
+          <w:rFonts w:ascii="微软雅黑" w:eastAsia="微软雅黑" w:hAnsi="微软雅黑" w:hint="eastAsia"/>
           <w:sz w:val="22"/>
           <w:szCs w:val="22"/>
         </w:rPr>
@@ -8596,7 +10960,7 @@
                     <pic:cNvPicPr/>
                   </pic:nvPicPr>
                   <pic:blipFill>
-                    <a:blip r:embed="rId23"/>
+                    <a:blip r:embed="rId30"/>
                     <a:stretch>
                       <a:fillRect/>
                     </a:stretch>
@@ -8674,7 +11038,7 @@
                     </pic:cNvPicPr>
                   </pic:nvPicPr>
                   <pic:blipFill>
-                    <a:blip r:embed="rId40">
+                    <a:blip r:embed="rId50">
                       <a:extLst>
                         <a:ext uri="{28A0092B-C50C-407E-A947-70E740481C1C}">
                           <a14:useLocalDpi xmlns:a14="http://schemas.microsoft.com/office/drawing/2010/main" val="0"/>
@@ -8892,7 +11256,7 @@
                     </pic:cNvPicPr>
                   </pic:nvPicPr>
                   <pic:blipFill>
-                    <a:blip r:embed="rId41">
+                    <a:blip r:embed="rId51">
                       <a:extLst>
                         <a:ext uri="{28A0092B-C50C-407E-A947-70E740481C1C}">
                           <a14:useLocalDpi xmlns:a14="http://schemas.microsoft.com/office/drawing/2010/main" val="0"/>
@@ -8957,7 +11321,7 @@
                     </pic:cNvPicPr>
                   </pic:nvPicPr>
                   <pic:blipFill>
-                    <a:blip r:embed="rId42">
+                    <a:blip r:embed="rId52">
                       <a:extLst>
                         <a:ext uri="{28A0092B-C50C-407E-A947-70E740481C1C}">
                           <a14:useLocalDpi xmlns:a14="http://schemas.microsoft.com/office/drawing/2010/main" val="0"/>
@@ -9050,7 +11414,7 @@
         <w:widowControl/>
         <w:jc w:val="center"/>
         <w:rPr>
-          <w:rFonts w:ascii="宋体" w:eastAsia="宋体" w:hAnsi="宋体" w:cs="宋体"/>
+          <w:rFonts w:ascii="宋体" w:eastAsia="宋体" w:hAnsi="宋体" w:cs="宋体" w:hint="eastAsia"/>
           <w:kern w:val="0"/>
           <w:sz w:val="24"/>
           <w:szCs w:val="24"/>
@@ -9082,7 +11446,7 @@
                     </pic:cNvPicPr>
                   </pic:nvPicPr>
                   <pic:blipFill>
-                    <a:blip r:embed="rId43">
+                    <a:blip r:embed="rId53">
                       <a:extLst>
                         <a:ext uri="{28A0092B-C50C-407E-A947-70E740481C1C}">
                           <a14:useLocalDpi xmlns:a14="http://schemas.microsoft.com/office/drawing/2010/main" val="0"/>
@@ -9216,9 +11580,9 @@
           <w:sz w:val="22"/>
         </w:rPr>
         <w:drawing>
-          <wp:inline distT="0" distB="0" distL="0" distR="0" wp14:anchorId="6DFA8C3F" wp14:editId="41018266">
+          <wp:inline distT="0" distB="0" distL="0" distR="0" wp14:anchorId="6DFA8C3F" wp14:editId="099A604C">
             <wp:extent cx="3390900" cy="1181100"/>
-            <wp:effectExtent l="0" t="0" r="0" b="0"/>
+            <wp:effectExtent l="19050" t="19050" r="19050" b="19050"/>
             <wp:docPr id="32" name="图片 32"/>
             <wp:cNvGraphicFramePr>
               <a:graphicFrameLocks xmlns:a="http://schemas.openxmlformats.org/drawingml/2006/main" noChangeAspect="1"/>
@@ -9233,7 +11597,7 @@
                     </pic:cNvPicPr>
                   </pic:nvPicPr>
                   <pic:blipFill>
-                    <a:blip r:embed="rId44">
+                    <a:blip r:embed="rId54">
                       <a:extLst>
                         <a:ext uri="{28A0092B-C50C-407E-A947-70E740481C1C}">
                           <a14:useLocalDpi xmlns:a14="http://schemas.microsoft.com/office/drawing/2010/main" val="0"/>
@@ -9254,8 +11618,10 @@
                       <a:avLst/>
                     </a:prstGeom>
                     <a:noFill/>
-                    <a:ln>
-                      <a:noFill/>
+                    <a:ln w="9525">
+                      <a:solidFill>
+                        <a:schemeClr val="tx1"/>
+                      </a:solidFill>
                     </a:ln>
                   </pic:spPr>
                 </pic:pic>
@@ -9320,7 +11686,7 @@
                     </pic:cNvPicPr>
                   </pic:nvPicPr>
                   <pic:blipFill>
-                    <a:blip r:embed="rId45">
+                    <a:blip r:embed="rId55">
                       <a:extLst>
                         <a:ext uri="{28A0092B-C50C-407E-A947-70E740481C1C}">
                           <a14:useLocalDpi xmlns:a14="http://schemas.microsoft.com/office/drawing/2010/main" val="0"/>
@@ -9376,7 +11742,7 @@
         <w:pStyle w:val="4"/>
         <w:spacing w:before="0" w:after="120" w:line="240" w:lineRule="auto"/>
         <w:rPr>
-          <w:rFonts w:ascii="微软雅黑" w:eastAsia="微软雅黑" w:hAnsi="微软雅黑"/>
+          <w:rFonts w:ascii="微软雅黑" w:eastAsia="微软雅黑" w:hAnsi="微软雅黑" w:hint="eastAsia"/>
           <w:sz w:val="22"/>
           <w:szCs w:val="22"/>
         </w:rPr>
@@ -9646,7 +12012,23 @@
           <w:kern w:val="0"/>
           <w:sz w:val="22"/>
         </w:rPr>
-        <w:t xml:space="preserve">\dCOWCf </w:t>
+        <w:t>\</w:t>
+      </w:r>
+      <w:r>
+        <w:rPr>
+          <w:rFonts w:ascii="Tahoma" w:eastAsia="微软雅黑" w:hAnsi="Tahoma" w:hint="eastAsia"/>
+          <w:kern w:val="0"/>
+          <w:sz w:val="22"/>
+        </w:rPr>
+        <w:t>dts</w:t>
+      </w:r>
+      <w:r>
+        <w:rPr>
+          <w:rFonts w:ascii="Tahoma" w:eastAsia="微软雅黑" w:hAnsi="Tahoma"/>
+          <w:kern w:val="0"/>
+          <w:sz w:val="22"/>
+        </w:rPr>
+        <w:t xml:space="preserve"> </w:t>
       </w:r>
       <w:r>
         <w:rPr>
@@ -9670,13 +12052,14 @@
       </w:pPr>
       <w:r>
         <w:rPr>
+          <w:rFonts w:hint="eastAsia"/>
           <w:noProof/>
         </w:rPr>
         <w:drawing>
-          <wp:inline distT="0" distB="0" distL="0" distR="0" wp14:anchorId="0A5D06A4" wp14:editId="2DD47EA5">
-            <wp:extent cx="2476715" cy="739204"/>
-            <wp:effectExtent l="0" t="0" r="0" b="3810"/>
-            <wp:docPr id="35" name="图片 35"/>
+          <wp:inline distT="0" distB="0" distL="0" distR="0" wp14:anchorId="053A14B5" wp14:editId="523713B0">
+            <wp:extent cx="2281764" cy="586740"/>
+            <wp:effectExtent l="0" t="0" r="4445" b="3810"/>
+            <wp:docPr id="2139997703" name="图片 2"/>
             <wp:cNvGraphicFramePr>
               <a:graphicFrameLocks xmlns:a="http://schemas.openxmlformats.org/drawingml/2006/main" noChangeAspect="1"/>
             </wp:cNvGraphicFramePr>
@@ -9684,23 +12067,36 @@
               <a:graphicData uri="http://schemas.openxmlformats.org/drawingml/2006/picture">
                 <pic:pic xmlns:pic="http://schemas.openxmlformats.org/drawingml/2006/picture">
                   <pic:nvPicPr>
-                    <pic:cNvPr id="1" name=""/>
-                    <pic:cNvPicPr/>
+                    <pic:cNvPr id="0" name="Picture 4"/>
+                    <pic:cNvPicPr>
+                      <a:picLocks noChangeAspect="1" noChangeArrowheads="1"/>
+                    </pic:cNvPicPr>
                   </pic:nvPicPr>
                   <pic:blipFill>
-                    <a:blip r:embed="rId46"/>
+                    <a:blip r:embed="rId56">
+                      <a:extLst>
+                        <a:ext uri="{28A0092B-C50C-407E-A947-70E740481C1C}">
+                          <a14:useLocalDpi xmlns:a14="http://schemas.microsoft.com/office/drawing/2010/main" val="0"/>
+                        </a:ext>
+                      </a:extLst>
+                    </a:blip>
+                    <a:srcRect/>
                     <a:stretch>
                       <a:fillRect/>
                     </a:stretch>
                   </pic:blipFill>
-                  <pic:spPr>
+                  <pic:spPr bwMode="auto">
                     <a:xfrm>
                       <a:off x="0" y="0"/>
-                      <a:ext cx="2476715" cy="739204"/>
+                      <a:ext cx="2299040" cy="591182"/>
                     </a:xfrm>
                     <a:prstGeom prst="rect">
                       <a:avLst/>
                     </a:prstGeom>
+                    <a:noFill/>
+                    <a:ln>
+                      <a:noFill/>
+                    </a:ln>
                   </pic:spPr>
                 </pic:pic>
               </a:graphicData>
@@ -9714,7 +12110,7 @@
         <w:widowControl/>
         <w:jc w:val="center"/>
         <w:rPr>
-          <w:rFonts w:ascii="宋体" w:eastAsia="宋体" w:hAnsi="宋体" w:cs="宋体"/>
+          <w:rFonts w:ascii="宋体" w:eastAsia="宋体" w:hAnsi="宋体" w:cs="宋体" w:hint="eastAsia"/>
           <w:kern w:val="0"/>
           <w:sz w:val="24"/>
           <w:szCs w:val="24"/>
@@ -9746,7 +12142,7 @@
                     </pic:cNvPicPr>
                   </pic:nvPicPr>
                   <pic:blipFill>
-                    <a:blip r:embed="rId47">
+                    <a:blip r:embed="rId57">
                       <a:extLst>
                         <a:ext uri="{28A0092B-C50C-407E-A947-70E740481C1C}">
                           <a14:useLocalDpi xmlns:a14="http://schemas.microsoft.com/office/drawing/2010/main" val="0"/>
@@ -10010,7 +12406,7 @@
         <w:widowControl/>
         <w:jc w:val="center"/>
         <w:rPr>
-          <w:rFonts w:ascii="宋体" w:eastAsia="宋体" w:hAnsi="宋体" w:cs="宋体"/>
+          <w:rFonts w:ascii="宋体" w:eastAsia="宋体" w:hAnsi="宋体" w:cs="宋体" w:hint="eastAsia"/>
           <w:kern w:val="0"/>
           <w:sz w:val="24"/>
           <w:szCs w:val="24"/>
@@ -10042,7 +12438,7 @@
                     </pic:cNvPicPr>
                   </pic:nvPicPr>
                   <pic:blipFill>
-                    <a:blip r:embed="rId48">
+                    <a:blip r:embed="rId58">
                       <a:extLst>
                         <a:ext uri="{28A0092B-C50C-407E-A947-70E740481C1C}">
                           <a14:useLocalDpi xmlns:a14="http://schemas.microsoft.com/office/drawing/2010/main" val="0"/>
@@ -10099,7 +12495,7 @@
         <w:widowControl/>
         <w:jc w:val="center"/>
         <w:rPr>
-          <w:rFonts w:ascii="宋体" w:eastAsia="宋体" w:hAnsi="宋体" w:cs="宋体"/>
+          <w:rFonts w:ascii="宋体" w:eastAsia="宋体" w:hAnsi="宋体" w:cs="宋体" w:hint="eastAsia"/>
           <w:kern w:val="0"/>
           <w:sz w:val="24"/>
           <w:szCs w:val="24"/>
@@ -10131,7 +12527,7 @@
                     </pic:cNvPicPr>
                   </pic:nvPicPr>
                   <pic:blipFill>
-                    <a:blip r:embed="rId49">
+                    <a:blip r:embed="rId59">
                       <a:extLst>
                         <a:ext uri="{28A0092B-C50C-407E-A947-70E740481C1C}">
                           <a14:useLocalDpi xmlns:a14="http://schemas.microsoft.com/office/drawing/2010/main" val="0"/>
@@ -10405,7 +12801,7 @@
         <w:widowControl/>
         <w:jc w:val="center"/>
         <w:rPr>
-          <w:rFonts w:ascii="宋体" w:eastAsia="宋体" w:hAnsi="宋体" w:cs="宋体"/>
+          <w:rFonts w:ascii="宋体" w:eastAsia="宋体" w:hAnsi="宋体" w:cs="宋体" w:hint="eastAsia"/>
           <w:kern w:val="0"/>
           <w:sz w:val="24"/>
           <w:szCs w:val="24"/>
@@ -10437,7 +12833,7 @@
                     </pic:cNvPicPr>
                   </pic:nvPicPr>
                   <pic:blipFill>
-                    <a:blip r:embed="rId50">
+                    <a:blip r:embed="rId60">
                       <a:extLst>
                         <a:ext uri="{28A0092B-C50C-407E-A947-70E740481C1C}">
                           <a14:useLocalDpi xmlns:a14="http://schemas.microsoft.com/office/drawing/2010/main" val="0"/>
@@ -10493,7 +12889,7 @@
         <w:pStyle w:val="4"/>
         <w:spacing w:before="0" w:after="120" w:line="240" w:lineRule="auto"/>
         <w:rPr>
-          <w:rFonts w:ascii="微软雅黑" w:eastAsia="微软雅黑" w:hAnsi="微软雅黑"/>
+          <w:rFonts w:ascii="微软雅黑" w:eastAsia="微软雅黑" w:hAnsi="微软雅黑" w:hint="eastAsia"/>
           <w:sz w:val="22"/>
           <w:szCs w:val="22"/>
         </w:rPr>
@@ -10684,7 +13080,7 @@
         <w:widowControl/>
         <w:jc w:val="center"/>
         <w:rPr>
-          <w:rFonts w:ascii="宋体" w:eastAsia="宋体" w:hAnsi="宋体" w:cs="宋体"/>
+          <w:rFonts w:ascii="宋体" w:eastAsia="宋体" w:hAnsi="宋体" w:cs="宋体" w:hint="eastAsia"/>
           <w:kern w:val="0"/>
           <w:sz w:val="24"/>
           <w:szCs w:val="24"/>
@@ -10692,17 +13088,14 @@
       </w:pPr>
       <w:r>
         <w:rPr>
-          <w:rFonts w:ascii="宋体" w:eastAsia="宋体" w:hAnsi="宋体" w:cs="宋体"/>
+          <w:rFonts w:hint="eastAsia"/>
           <w:noProof/>
-          <w:kern w:val="0"/>
-          <w:sz w:val="24"/>
-          <w:szCs w:val="24"/>
         </w:rPr>
         <w:drawing>
-          <wp:inline distT="0" distB="0" distL="0" distR="0" wp14:anchorId="6F6B7A4C" wp14:editId="3C0EBEB9">
-            <wp:extent cx="4390390" cy="1075661"/>
-            <wp:effectExtent l="0" t="0" r="0" b="0"/>
-            <wp:docPr id="40" name="图片 40"/>
+          <wp:inline distT="0" distB="0" distL="0" distR="0" wp14:anchorId="11FB13A1" wp14:editId="682CCF44">
+            <wp:extent cx="5274310" cy="478155"/>
+            <wp:effectExtent l="0" t="0" r="2540" b="0"/>
+            <wp:docPr id="1911212405" name="图片 1"/>
             <wp:cNvGraphicFramePr>
               <a:graphicFrameLocks xmlns:a="http://schemas.openxmlformats.org/drawingml/2006/main" noChangeAspect="1"/>
             </wp:cNvGraphicFramePr>
@@ -10710,13 +13103,13 @@
               <a:graphicData uri="http://schemas.openxmlformats.org/drawingml/2006/picture">
                 <pic:pic xmlns:pic="http://schemas.openxmlformats.org/drawingml/2006/picture">
                   <pic:nvPicPr>
-                    <pic:cNvPr id="0" name="Picture 30"/>
+                    <pic:cNvPr id="0" name="Picture 1"/>
                     <pic:cNvPicPr>
                       <a:picLocks noChangeAspect="1" noChangeArrowheads="1"/>
                     </pic:cNvPicPr>
                   </pic:nvPicPr>
                   <pic:blipFill>
-                    <a:blip r:embed="rId51">
+                    <a:blip r:embed="rId61">
                       <a:extLst>
                         <a:ext uri="{28A0092B-C50C-407E-A947-70E740481C1C}">
                           <a14:useLocalDpi xmlns:a14="http://schemas.microsoft.com/office/drawing/2010/main" val="0"/>
@@ -10731,7 +13124,7 @@
                   <pic:spPr bwMode="auto">
                     <a:xfrm>
                       <a:off x="0" y="0"/>
-                      <a:ext cx="4407081" cy="1079750"/>
+                      <a:ext cx="5274310" cy="478155"/>
                     </a:xfrm>
                     <a:prstGeom prst="rect">
                       <a:avLst/>
@@ -10753,7 +13146,7 @@
         <w:widowControl/>
         <w:jc w:val="center"/>
         <w:rPr>
-          <w:rFonts w:ascii="宋体" w:eastAsia="宋体" w:hAnsi="宋体" w:cs="宋体"/>
+          <w:rFonts w:ascii="宋体" w:eastAsia="宋体" w:hAnsi="宋体" w:cs="宋体" w:hint="eastAsia"/>
           <w:kern w:val="0"/>
           <w:sz w:val="24"/>
           <w:szCs w:val="24"/>
@@ -10761,17 +13154,14 @@
       </w:pPr>
       <w:r>
         <w:rPr>
-          <w:rFonts w:ascii="宋体" w:eastAsia="宋体" w:hAnsi="宋体" w:cs="宋体"/>
+          <w:rFonts w:hint="eastAsia"/>
           <w:noProof/>
-          <w:kern w:val="0"/>
-          <w:sz w:val="24"/>
-          <w:szCs w:val="24"/>
         </w:rPr>
         <w:drawing>
-          <wp:inline distT="0" distB="0" distL="0" distR="0" wp14:anchorId="08996F12" wp14:editId="76CEFF2D">
-            <wp:extent cx="2293620" cy="830580"/>
-            <wp:effectExtent l="0" t="0" r="0" b="7620"/>
-            <wp:docPr id="41" name="图片 41"/>
+          <wp:inline distT="0" distB="0" distL="0" distR="0" wp14:anchorId="1A18645C" wp14:editId="34CECC2E">
+            <wp:extent cx="1950720" cy="845820"/>
+            <wp:effectExtent l="0" t="0" r="0" b="0"/>
+            <wp:docPr id="1040262498" name="图片 2"/>
             <wp:cNvGraphicFramePr>
               <a:graphicFrameLocks xmlns:a="http://schemas.openxmlformats.org/drawingml/2006/main" noChangeAspect="1"/>
             </wp:cNvGraphicFramePr>
@@ -10779,13 +13169,13 @@
               <a:graphicData uri="http://schemas.openxmlformats.org/drawingml/2006/picture">
                 <pic:pic xmlns:pic="http://schemas.openxmlformats.org/drawingml/2006/picture">
                   <pic:nvPicPr>
-                    <pic:cNvPr id="0" name="Picture 32"/>
+                    <pic:cNvPr id="0" name="Picture 3"/>
                     <pic:cNvPicPr>
                       <a:picLocks noChangeAspect="1" noChangeArrowheads="1"/>
                     </pic:cNvPicPr>
                   </pic:nvPicPr>
                   <pic:blipFill>
-                    <a:blip r:embed="rId52">
+                    <a:blip r:embed="rId62">
                       <a:extLst>
                         <a:ext uri="{28A0092B-C50C-407E-A947-70E740481C1C}">
                           <a14:useLocalDpi xmlns:a14="http://schemas.microsoft.com/office/drawing/2010/main" val="0"/>
@@ -10800,7 +13190,7 @@
                   <pic:spPr bwMode="auto">
                     <a:xfrm>
                       <a:off x="0" y="0"/>
-                      <a:ext cx="2293620" cy="830580"/>
+                      <a:ext cx="1950720" cy="845820"/>
                     </a:xfrm>
                     <a:prstGeom prst="rect">
                       <a:avLst/>
@@ -10913,6 +13303,7 @@
         </w:rPr>
         <w:t xml:space="preserve"> </w:t>
       </w:r>
+      <w:proofErr w:type="gramStart"/>
       <w:r>
         <w:rPr>
           <w:rFonts w:ascii="Tahoma" w:eastAsia="微软雅黑" w:hAnsi="Tahoma"/>
@@ -10921,6 +13312,7 @@
         </w:rPr>
         <w:t>”</w:t>
       </w:r>
+      <w:proofErr w:type="gramEnd"/>
       <w:r>
         <w:rPr>
           <w:rFonts w:ascii="Tahoma" w:eastAsia="微软雅黑" w:hAnsi="Tahoma" w:hint="eastAsia"/>
@@ -10984,6 +13376,7 @@
         </w:rPr>
         <w:t>.docx</w:t>
       </w:r>
+      <w:proofErr w:type="gramStart"/>
       <w:r>
         <w:rPr>
           <w:rFonts w:ascii="Tahoma" w:eastAsia="微软雅黑" w:hAnsi="Tahoma"/>
@@ -10992,6 +13385,7 @@
         </w:rPr>
         <w:t>”</w:t>
       </w:r>
+      <w:proofErr w:type="gramEnd"/>
       <w:r>
         <w:rPr>
           <w:rFonts w:ascii="Tahoma" w:eastAsia="微软雅黑" w:hAnsi="Tahoma" w:hint="eastAsia"/>
@@ -11094,6 +13488,68 @@
           <w:kern w:val="0"/>
           <w:sz w:val="22"/>
         </w:rPr>
+        <w:t>具体可以去</w:t>
+      </w:r>
+      <w:r>
+        <w:rPr>
+          <w:rFonts w:ascii="Tahoma" w:eastAsia="微软雅黑" w:hAnsi="Tahoma" w:hint="eastAsia"/>
+          <w:kern w:val="0"/>
+          <w:sz w:val="22"/>
+        </w:rPr>
+        <w:t xml:space="preserve"> </w:t>
+      </w:r>
+      <w:r>
+        <w:rPr>
+          <w:rFonts w:ascii="Tahoma" w:eastAsia="微软雅黑" w:hAnsi="Tahoma" w:hint="eastAsia"/>
+          <w:color w:val="00B050"/>
+          <w:kern w:val="0"/>
+          <w:sz w:val="22"/>
+        </w:rPr>
+        <w:t>UI</w:t>
+      </w:r>
+      <w:r>
+        <w:rPr>
+          <w:rFonts w:ascii="Tahoma" w:eastAsia="微软雅黑" w:hAnsi="Tahoma" w:hint="eastAsia"/>
+          <w:color w:val="00B050"/>
+          <w:kern w:val="0"/>
+          <w:sz w:val="22"/>
+        </w:rPr>
+        <w:t>管理层</w:t>
+      </w:r>
+      <w:r>
+        <w:rPr>
+          <w:rFonts w:ascii="Tahoma" w:eastAsia="微软雅黑" w:hAnsi="Tahoma" w:hint="eastAsia"/>
+          <w:kern w:val="0"/>
+          <w:sz w:val="22"/>
+        </w:rPr>
+        <w:t xml:space="preserve"> </w:t>
+      </w:r>
+      <w:r>
+        <w:rPr>
+          <w:rFonts w:ascii="Tahoma" w:eastAsia="微软雅黑" w:hAnsi="Tahoma" w:hint="eastAsia"/>
+          <w:kern w:val="0"/>
+          <w:sz w:val="22"/>
+        </w:rPr>
+        <w:t>看看。</w:t>
+      </w:r>
+    </w:p>
+    <w:p>
+      <w:pPr>
+        <w:widowControl/>
+        <w:snapToGrid w:val="0"/>
+        <w:jc w:val="left"/>
+        <w:rPr>
+          <w:rFonts w:ascii="Tahoma" w:eastAsia="微软雅黑" w:hAnsi="Tahoma"/>
+          <w:kern w:val="0"/>
+          <w:sz w:val="22"/>
+        </w:rPr>
+      </w:pPr>
+      <w:r>
+        <w:rPr>
+          <w:rFonts w:ascii="Tahoma" w:eastAsia="微软雅黑" w:hAnsi="Tahoma" w:hint="eastAsia"/>
+          <w:kern w:val="0"/>
+          <w:sz w:val="22"/>
+        </w:rPr>
         <w:t>这些文本都是由</w:t>
       </w:r>
       <w:r>
@@ -11151,7 +13607,7 @@
         <w:snapToGrid w:val="0"/>
         <w:jc w:val="center"/>
         <w:rPr>
-          <w:rFonts w:ascii="宋体" w:eastAsia="宋体" w:hAnsi="宋体" w:cs="宋体"/>
+          <w:rFonts w:ascii="宋体" w:eastAsia="宋体" w:hAnsi="宋体" w:cs="宋体" w:hint="eastAsia"/>
           <w:kern w:val="0"/>
           <w:sz w:val="24"/>
           <w:szCs w:val="24"/>
@@ -11159,17 +13615,14 @@
       </w:pPr>
       <w:r>
         <w:rPr>
-          <w:rFonts w:ascii="宋体" w:eastAsia="宋体" w:hAnsi="宋体" w:cs="宋体"/>
+          <w:rFonts w:hint="eastAsia"/>
           <w:noProof/>
-          <w:kern w:val="0"/>
-          <w:sz w:val="24"/>
-          <w:szCs w:val="24"/>
         </w:rPr>
         <w:drawing>
-          <wp:inline distT="0" distB="0" distL="0" distR="0" wp14:anchorId="173C800E" wp14:editId="75FC33E0">
-            <wp:extent cx="3825240" cy="1667152"/>
-            <wp:effectExtent l="0" t="0" r="3810" b="9525"/>
-            <wp:docPr id="43" name="图片 43"/>
+          <wp:inline distT="0" distB="0" distL="0" distR="0" wp14:anchorId="095BCCB2" wp14:editId="5C8C0B2C">
+            <wp:extent cx="3090719" cy="2423160"/>
+            <wp:effectExtent l="0" t="0" r="0" b="0"/>
+            <wp:docPr id="1622277010" name="图片 3"/>
             <wp:cNvGraphicFramePr>
               <a:graphicFrameLocks xmlns:a="http://schemas.openxmlformats.org/drawingml/2006/main" noChangeAspect="1"/>
             </wp:cNvGraphicFramePr>
@@ -11177,13 +13630,13 @@
               <a:graphicData uri="http://schemas.openxmlformats.org/drawingml/2006/picture">
                 <pic:pic xmlns:pic="http://schemas.openxmlformats.org/drawingml/2006/picture">
                   <pic:nvPicPr>
-                    <pic:cNvPr id="0" name="Picture 36"/>
+                    <pic:cNvPr id="0" name="Picture 6"/>
                     <pic:cNvPicPr>
                       <a:picLocks noChangeAspect="1" noChangeArrowheads="1"/>
                     </pic:cNvPicPr>
                   </pic:nvPicPr>
                   <pic:blipFill>
-                    <a:blip r:embed="rId53">
+                    <a:blip r:embed="rId63">
                       <a:extLst>
                         <a:ext uri="{28A0092B-C50C-407E-A947-70E740481C1C}">
                           <a14:useLocalDpi xmlns:a14="http://schemas.microsoft.com/office/drawing/2010/main" val="0"/>
@@ -11198,7 +13651,7 @@
                   <pic:spPr bwMode="auto">
                     <a:xfrm>
                       <a:off x="0" y="0"/>
-                      <a:ext cx="3842093" cy="1674497"/>
+                      <a:ext cx="3101965" cy="2431977"/>
                     </a:xfrm>
                     <a:prstGeom prst="rect">
                       <a:avLst/>
@@ -11214,19 +13667,6 @@
           </wp:inline>
         </w:drawing>
       </w:r>
-    </w:p>
-    <w:p>
-      <w:pPr>
-        <w:widowControl/>
-        <w:snapToGrid w:val="0"/>
-        <w:jc w:val="center"/>
-        <w:rPr>
-          <w:rFonts w:ascii="宋体" w:eastAsia="宋体" w:hAnsi="宋体" w:cs="宋体"/>
-          <w:kern w:val="0"/>
-          <w:sz w:val="24"/>
-          <w:szCs w:val="24"/>
-        </w:rPr>
-      </w:pPr>
       <w:r>
         <w:rPr>
           <w:rFonts w:ascii="宋体" w:eastAsia="宋体" w:hAnsi="宋体" w:cs="宋体"/>
@@ -11253,7 +13693,7 @@
                     </pic:cNvPicPr>
                   </pic:nvPicPr>
                   <pic:blipFill>
-                    <a:blip r:embed="rId54">
+                    <a:blip r:embed="rId64">
                       <a:extLst>
                         <a:ext uri="{28A0092B-C50C-407E-A947-70E740481C1C}">
                           <a14:useLocalDpi xmlns:a14="http://schemas.microsoft.com/office/drawing/2010/main" val="0"/>
@@ -11319,6 +13759,9 @@
     <w:p>
       <w:pPr>
         <w:pStyle w:val="2"/>
+        <w:rPr>
+          <w:rFonts w:hint="eastAsia"/>
+        </w:rPr>
       </w:pPr>
       <w:r>
         <w:rPr>
@@ -11332,6 +13775,9 @@
       <w:pPr>
         <w:pStyle w:val="3"/>
         <w:spacing w:line="276" w:lineRule="auto"/>
+        <w:rPr>
+          <w:rFonts w:hint="eastAsia"/>
+        </w:rPr>
       </w:pPr>
       <w:r>
         <w:rPr>
@@ -11458,7 +13904,7 @@
               <w:widowControl/>
               <w:jc w:val="left"/>
               <w:rPr>
-                <w:rFonts w:ascii="宋体" w:eastAsia="宋体" w:hAnsi="宋体" w:cs="宋体"/>
+                <w:rFonts w:ascii="宋体" w:eastAsia="宋体" w:hAnsi="宋体" w:cs="宋体" w:hint="eastAsia"/>
                 <w:kern w:val="0"/>
                 <w:sz w:val="24"/>
                 <w:szCs w:val="24"/>
@@ -11490,7 +13936,7 @@
                           </pic:cNvPicPr>
                         </pic:nvPicPr>
                         <pic:blipFill>
-                          <a:blip r:embed="rId55">
+                          <a:blip r:embed="rId65">
                             <a:extLst>
                               <a:ext uri="{28A0092B-C50C-407E-A947-70E740481C1C}">
                                 <a14:useLocalDpi xmlns:a14="http://schemas.microsoft.com/office/drawing/2010/main" val="0"/>
@@ -12129,9 +14575,14 @@
 </file>
 
 <file path=word/endnotes.xml><?xml version="1.0" encoding="utf-8"?>
-<w:endnotes xmlns:wpc="http://schemas.microsoft.com/office/word/2010/wordprocessingCanvas" xmlns:cx="http://schemas.microsoft.com/office/drawing/2014/chartex" xmlns:cx1="http://schemas.microsoft.com/office/drawing/2015/9/8/chartex" xmlns:cx2="http://schemas.microsoft.com/office/drawing/2015/10/21/chartex" xmlns:cx3="http://schemas.microsoft.com/office/drawing/2016/5/9/chartex" xmlns:cx4="http://schemas.microsoft.com/office/drawing/2016/5/10/chartex" xmlns:cx5="http://schemas.microsoft.com/office/drawing/2016/5/11/chartex" xmlns:cx6="http://schemas.microsoft.com/office/drawing/2016/5/12/chartex" xmlns:cx7="http://schemas.microsoft.com/office/drawing/2016/5/13/chartex" xmlns:cx8="http://schemas.microsoft.com/office/drawing/2016/5/14/chartex" xmlns:mc="http://schemas.openxmlformats.org/markup-compatibility/2006" xmlns:aink="http://schemas.microsoft.com/office/drawing/2016/ink" xmlns:am3d="http://schemas.microsoft.com/office/drawing/2017/model3d" xmlns:o="urn:schemas-microsoft-com:office:office" xmlns:oel="http://schemas.microsoft.com/office/2019/extlst" xmlns:r="http://schemas.openxmlformats.org/officeDocument/2006/relationships" xmlns:m="http://schemas.openxmlformats.org/officeDocument/2006/math" xmlns:v="urn:schemas-microsoft-com:vml" xmlns:wp14="http://schemas.microsoft.com/office/word/2010/wordprocessingDrawing" xmlns:wp="http://schemas.openxmlformats.org/drawingml/2006/wordprocessingDrawing" xmlns:w10="urn:schemas-microsoft-com:office:word" xmlns:w="http://schemas.openxmlformats.org/wordprocessingml/2006/main" xmlns:w14="http://schemas.microsoft.com/office/word/2010/wordml" xmlns:w15="http://schemas.microsoft.com/office/word/2012/wordml" xmlns:w16cex="http://schemas.microsoft.com/office/word/2018/wordml/cex" xmlns:w16cid="http://schemas.microsoft.com/office/word/2016/wordml/cid" xmlns:w16="http://schemas.microsoft.com/office/word/2018/wordml" xmlns:w16sdtdh="http://schemas.microsoft.com/office/word/2020/wordml/sdtdatahash" xmlns:w16se="http://schemas.microsoft.com/office/word/2015/wordml/symex" xmlns:wpg="http://schemas.microsoft.com/office/word/2010/wordprocessingGroup" xmlns:wpi="http://schemas.microsoft.com/office/word/2010/wordprocessingInk" xmlns:wne="http://schemas.microsoft.com/office/word/2006/wordml" xmlns:wps="http://schemas.microsoft.com/office/word/2010/wordprocessingShape" mc:Ignorable="w14 w15 w16se w16cid w16 w16cex w16sdtdh wp14">
+<w:endnotes xmlns:wpc="http://schemas.microsoft.com/office/word/2010/wordprocessingCanvas" xmlns:cx="http://schemas.microsoft.com/office/drawing/2014/chartex" xmlns:cx1="http://schemas.microsoft.com/office/drawing/2015/9/8/chartex" xmlns:cx2="http://schemas.microsoft.com/office/drawing/2015/10/21/chartex" xmlns:cx3="http://schemas.microsoft.com/office/drawing/2016/5/9/chartex" xmlns:cx4="http://schemas.microsoft.com/office/drawing/2016/5/10/chartex" xmlns:cx5="http://schemas.microsoft.com/office/drawing/2016/5/11/chartex" xmlns:cx6="http://schemas.microsoft.com/office/drawing/2016/5/12/chartex" xmlns:cx7="http://schemas.microsoft.com/office/drawing/2016/5/13/chartex" xmlns:cx8="http://schemas.microsoft.com/office/drawing/2016/5/14/chartex" xmlns:mc="http://schemas.openxmlformats.org/markup-compatibility/2006" xmlns:aink="http://schemas.microsoft.com/office/drawing/2016/ink" xmlns:am3d="http://schemas.microsoft.com/office/drawing/2017/model3d" xmlns:o="urn:schemas-microsoft-com:office:office" xmlns:oel="http://schemas.microsoft.com/office/2019/extlst" xmlns:r="http://schemas.openxmlformats.org/officeDocument/2006/relationships" xmlns:m="http://schemas.openxmlformats.org/officeDocument/2006/math" xmlns:v="urn:schemas-microsoft-com:vml" xmlns:wp14="http://schemas.microsoft.com/office/word/2010/wordprocessingDrawing" xmlns:wp="http://schemas.openxmlformats.org/drawingml/2006/wordprocessingDrawing" xmlns:w10="urn:schemas-microsoft-com:office:word" xmlns:w="http://schemas.openxmlformats.org/wordprocessingml/2006/main" xmlns:w14="http://schemas.microsoft.com/office/word/2010/wordml" xmlns:w15="http://schemas.microsoft.com/office/word/2012/wordml" xmlns:w16cex="http://schemas.microsoft.com/office/word/2018/wordml/cex" xmlns:w16cid="http://schemas.microsoft.com/office/word/2016/wordml/cid" xmlns:w16="http://schemas.microsoft.com/office/word/2018/wordml" xmlns:w16du="http://schemas.microsoft.com/office/word/2023/wordml/word16du" xmlns:w16sdtdh="http://schemas.microsoft.com/office/word/2020/wordml/sdtdatahash" xmlns:w16sdtfl="http://schemas.microsoft.com/office/word/2024/wordml/sdtformatlock" xmlns:w16se="http://schemas.microsoft.com/office/word/2015/wordml/symex" xmlns:wpg="http://schemas.microsoft.com/office/word/2010/wordprocessingGroup" xmlns:wpi="http://schemas.microsoft.com/office/word/2010/wordprocessingInk" xmlns:wne="http://schemas.microsoft.com/office/word/2006/wordml" xmlns:wps="http://schemas.microsoft.com/office/word/2010/wordprocessingShape" mc:Ignorable="w14 w15 w16se w16cid w16 w16cex w16sdtdh w16sdtfl w16du wp14">
   <w:endnote w:type="separator" w:id="-1">
     <w:p>
+      <w:pPr>
+        <w:rPr>
+          <w:rFonts w:hint="eastAsia"/>
+        </w:rPr>
+      </w:pPr>
       <w:r>
         <w:separator/>
       </w:r>
@@ -12139,6 +14590,11 @@
   </w:endnote>
   <w:endnote w:type="continuationSeparator" w:id="0">
     <w:p>
+      <w:pPr>
+        <w:rPr>
+          <w:rFonts w:hint="eastAsia"/>
+        </w:rPr>
+      </w:pPr>
       <w:r>
         <w:continuationSeparator/>
       </w:r>
@@ -12148,9 +14604,14 @@
 </file>
 
 <file path=word/footnotes.xml><?xml version="1.0" encoding="utf-8"?>
-<w:footnotes xmlns:wpc="http://schemas.microsoft.com/office/word/2010/wordprocessingCanvas" xmlns:cx="http://schemas.microsoft.com/office/drawing/2014/chartex" xmlns:cx1="http://schemas.microsoft.com/office/drawing/2015/9/8/chartex" xmlns:cx2="http://schemas.microsoft.com/office/drawing/2015/10/21/chartex" xmlns:cx3="http://schemas.microsoft.com/office/drawing/2016/5/9/chartex" xmlns:cx4="http://schemas.microsoft.com/office/drawing/2016/5/10/chartex" xmlns:cx5="http://schemas.microsoft.com/office/drawing/2016/5/11/chartex" xmlns:cx6="http://schemas.microsoft.com/office/drawing/2016/5/12/chartex" xmlns:cx7="http://schemas.microsoft.com/office/drawing/2016/5/13/chartex" xmlns:cx8="http://schemas.microsoft.com/office/drawing/2016/5/14/chartex" xmlns:mc="http://schemas.openxmlformats.org/markup-compatibility/2006" xmlns:aink="http://schemas.microsoft.com/office/drawing/2016/ink" xmlns:am3d="http://schemas.microsoft.com/office/drawing/2017/model3d" xmlns:o="urn:schemas-microsoft-com:office:office" xmlns:oel="http://schemas.microsoft.com/office/2019/extlst" xmlns:r="http://schemas.openxmlformats.org/officeDocument/2006/relationships" xmlns:m="http://schemas.openxmlformats.org/officeDocument/2006/math" xmlns:v="urn:schemas-microsoft-com:vml" xmlns:wp14="http://schemas.microsoft.com/office/word/2010/wordprocessingDrawing" xmlns:wp="http://schemas.openxmlformats.org/drawingml/2006/wordprocessingDrawing" xmlns:w10="urn:schemas-microsoft-com:office:word" xmlns:w="http://schemas.openxmlformats.org/wordprocessingml/2006/main" xmlns:w14="http://schemas.microsoft.com/office/word/2010/wordml" xmlns:w15="http://schemas.microsoft.com/office/word/2012/wordml" xmlns:w16cex="http://schemas.microsoft.com/office/word/2018/wordml/cex" xmlns:w16cid="http://schemas.microsoft.com/office/word/2016/wordml/cid" xmlns:w16="http://schemas.microsoft.com/office/word/2018/wordml" xmlns:w16sdtdh="http://schemas.microsoft.com/office/word/2020/wordml/sdtdatahash" xmlns:w16se="http://schemas.microsoft.com/office/word/2015/wordml/symex" xmlns:wpg="http://schemas.microsoft.com/office/word/2010/wordprocessingGroup" xmlns:wpi="http://schemas.microsoft.com/office/word/2010/wordprocessingInk" xmlns:wne="http://schemas.microsoft.com/office/word/2006/wordml" xmlns:wps="http://schemas.microsoft.com/office/word/2010/wordprocessingShape" mc:Ignorable="w14 w15 w16se w16cid w16 w16cex w16sdtdh wp14">
+<w:footnotes xmlns:wpc="http://schemas.microsoft.com/office/word/2010/wordprocessingCanvas" xmlns:cx="http://schemas.microsoft.com/office/drawing/2014/chartex" xmlns:cx1="http://schemas.microsoft.com/office/drawing/2015/9/8/chartex" xmlns:cx2="http://schemas.microsoft.com/office/drawing/2015/10/21/chartex" xmlns:cx3="http://schemas.microsoft.com/office/drawing/2016/5/9/chartex" xmlns:cx4="http://schemas.microsoft.com/office/drawing/2016/5/10/chartex" xmlns:cx5="http://schemas.microsoft.com/office/drawing/2016/5/11/chartex" xmlns:cx6="http://schemas.microsoft.com/office/drawing/2016/5/12/chartex" xmlns:cx7="http://schemas.microsoft.com/office/drawing/2016/5/13/chartex" xmlns:cx8="http://schemas.microsoft.com/office/drawing/2016/5/14/chartex" xmlns:mc="http://schemas.openxmlformats.org/markup-compatibility/2006" xmlns:aink="http://schemas.microsoft.com/office/drawing/2016/ink" xmlns:am3d="http://schemas.microsoft.com/office/drawing/2017/model3d" xmlns:o="urn:schemas-microsoft-com:office:office" xmlns:oel="http://schemas.microsoft.com/office/2019/extlst" xmlns:r="http://schemas.openxmlformats.org/officeDocument/2006/relationships" xmlns:m="http://schemas.openxmlformats.org/officeDocument/2006/math" xmlns:v="urn:schemas-microsoft-com:vml" xmlns:wp14="http://schemas.microsoft.com/office/word/2010/wordprocessingDrawing" xmlns:wp="http://schemas.openxmlformats.org/drawingml/2006/wordprocessingDrawing" xmlns:w10="urn:schemas-microsoft-com:office:word" xmlns:w="http://schemas.openxmlformats.org/wordprocessingml/2006/main" xmlns:w14="http://schemas.microsoft.com/office/word/2010/wordml" xmlns:w15="http://schemas.microsoft.com/office/word/2012/wordml" xmlns:w16cex="http://schemas.microsoft.com/office/word/2018/wordml/cex" xmlns:w16cid="http://schemas.microsoft.com/office/word/2016/wordml/cid" xmlns:w16="http://schemas.microsoft.com/office/word/2018/wordml" xmlns:w16du="http://schemas.microsoft.com/office/word/2023/wordml/word16du" xmlns:w16sdtdh="http://schemas.microsoft.com/office/word/2020/wordml/sdtdatahash" xmlns:w16sdtfl="http://schemas.microsoft.com/office/word/2024/wordml/sdtformatlock" xmlns:w16se="http://schemas.microsoft.com/office/word/2015/wordml/symex" xmlns:wpg="http://schemas.microsoft.com/office/word/2010/wordprocessingGroup" xmlns:wpi="http://schemas.microsoft.com/office/word/2010/wordprocessingInk" xmlns:wne="http://schemas.microsoft.com/office/word/2006/wordml" xmlns:wps="http://schemas.microsoft.com/office/word/2010/wordprocessingShape" mc:Ignorable="w14 w15 w16se w16cid w16 w16cex w16sdtdh w16sdtfl w16du wp14">
   <w:footnote w:type="separator" w:id="-1">
     <w:p>
+      <w:pPr>
+        <w:rPr>
+          <w:rFonts w:hint="eastAsia"/>
+        </w:rPr>
+      </w:pPr>
       <w:r>
         <w:separator/>
       </w:r>
@@ -12158,6 +14619,11 @@
   </w:footnote>
   <w:footnote w:type="continuationSeparator" w:id="0">
     <w:p>
+      <w:pPr>
+        <w:rPr>
+          <w:rFonts w:hint="eastAsia"/>
+        </w:rPr>
+      </w:pPr>
       <w:r>
         <w:continuationSeparator/>
       </w:r>
@@ -12167,12 +14633,12 @@
 </file>
 
 <file path=word/header1.xml><?xml version="1.0" encoding="utf-8"?>
-<w:hdr xmlns:wpc="http://schemas.microsoft.com/office/word/2010/wordprocessingCanvas" xmlns:cx="http://schemas.microsoft.com/office/drawing/2014/chartex" xmlns:cx1="http://schemas.microsoft.com/office/drawing/2015/9/8/chartex" xmlns:cx2="http://schemas.microsoft.com/office/drawing/2015/10/21/chartex" xmlns:cx3="http://schemas.microsoft.com/office/drawing/2016/5/9/chartex" xmlns:cx4="http://schemas.microsoft.com/office/drawing/2016/5/10/chartex" xmlns:cx5="http://schemas.microsoft.com/office/drawing/2016/5/11/chartex" xmlns:cx6="http://schemas.microsoft.com/office/drawing/2016/5/12/chartex" xmlns:cx7="http://schemas.microsoft.com/office/drawing/2016/5/13/chartex" xmlns:cx8="http://schemas.microsoft.com/office/drawing/2016/5/14/chartex" xmlns:mc="http://schemas.openxmlformats.org/markup-compatibility/2006" xmlns:aink="http://schemas.microsoft.com/office/drawing/2016/ink" xmlns:am3d="http://schemas.microsoft.com/office/drawing/2017/model3d" xmlns:o="urn:schemas-microsoft-com:office:office" xmlns:oel="http://schemas.microsoft.com/office/2019/extlst" xmlns:r="http://schemas.openxmlformats.org/officeDocument/2006/relationships" xmlns:m="http://schemas.openxmlformats.org/officeDocument/2006/math" xmlns:v="urn:schemas-microsoft-com:vml" xmlns:wp14="http://schemas.microsoft.com/office/word/2010/wordprocessingDrawing" xmlns:wp="http://schemas.openxmlformats.org/drawingml/2006/wordprocessingDrawing" xmlns:w10="urn:schemas-microsoft-com:office:word" xmlns:w="http://schemas.openxmlformats.org/wordprocessingml/2006/main" xmlns:w14="http://schemas.microsoft.com/office/word/2010/wordml" xmlns:w15="http://schemas.microsoft.com/office/word/2012/wordml" xmlns:w16cex="http://schemas.microsoft.com/office/word/2018/wordml/cex" xmlns:w16cid="http://schemas.microsoft.com/office/word/2016/wordml/cid" xmlns:w16="http://schemas.microsoft.com/office/word/2018/wordml" xmlns:w16sdtdh="http://schemas.microsoft.com/office/word/2020/wordml/sdtdatahash" xmlns:w16se="http://schemas.microsoft.com/office/word/2015/wordml/symex" xmlns:wpg="http://schemas.microsoft.com/office/word/2010/wordprocessingGroup" xmlns:wpi="http://schemas.microsoft.com/office/word/2010/wordprocessingInk" xmlns:wne="http://schemas.microsoft.com/office/word/2006/wordml" xmlns:wps="http://schemas.microsoft.com/office/word/2010/wordprocessingShape" mc:Ignorable="w14 w15 w16se w16cid w16 w16cex w16sdtdh wp14">
+<w:hdr xmlns:wpc="http://schemas.microsoft.com/office/word/2010/wordprocessingCanvas" xmlns:cx="http://schemas.microsoft.com/office/drawing/2014/chartex" xmlns:cx1="http://schemas.microsoft.com/office/drawing/2015/9/8/chartex" xmlns:cx2="http://schemas.microsoft.com/office/drawing/2015/10/21/chartex" xmlns:cx3="http://schemas.microsoft.com/office/drawing/2016/5/9/chartex" xmlns:cx4="http://schemas.microsoft.com/office/drawing/2016/5/10/chartex" xmlns:cx5="http://schemas.microsoft.com/office/drawing/2016/5/11/chartex" xmlns:cx6="http://schemas.microsoft.com/office/drawing/2016/5/12/chartex" xmlns:cx7="http://schemas.microsoft.com/office/drawing/2016/5/13/chartex" xmlns:cx8="http://schemas.microsoft.com/office/drawing/2016/5/14/chartex" xmlns:mc="http://schemas.openxmlformats.org/markup-compatibility/2006" xmlns:aink="http://schemas.microsoft.com/office/drawing/2016/ink" xmlns:am3d="http://schemas.microsoft.com/office/drawing/2017/model3d" xmlns:o="urn:schemas-microsoft-com:office:office" xmlns:oel="http://schemas.microsoft.com/office/2019/extlst" xmlns:r="http://schemas.openxmlformats.org/officeDocument/2006/relationships" xmlns:m="http://schemas.openxmlformats.org/officeDocument/2006/math" xmlns:v="urn:schemas-microsoft-com:vml" xmlns:wp14="http://schemas.microsoft.com/office/word/2010/wordprocessingDrawing" xmlns:wp="http://schemas.openxmlformats.org/drawingml/2006/wordprocessingDrawing" xmlns:w10="urn:schemas-microsoft-com:office:word" xmlns:w="http://schemas.openxmlformats.org/wordprocessingml/2006/main" xmlns:w14="http://schemas.microsoft.com/office/word/2010/wordml" xmlns:w15="http://schemas.microsoft.com/office/word/2012/wordml" xmlns:w16cex="http://schemas.microsoft.com/office/word/2018/wordml/cex" xmlns:w16cid="http://schemas.microsoft.com/office/word/2016/wordml/cid" xmlns:w16="http://schemas.microsoft.com/office/word/2018/wordml" xmlns:w16du="http://schemas.microsoft.com/office/word/2023/wordml/word16du" xmlns:w16sdtdh="http://schemas.microsoft.com/office/word/2020/wordml/sdtdatahash" xmlns:w16sdtfl="http://schemas.microsoft.com/office/word/2024/wordml/sdtformatlock" xmlns:w16se="http://schemas.microsoft.com/office/word/2015/wordml/symex" xmlns:wpg="http://schemas.microsoft.com/office/word/2010/wordprocessingGroup" xmlns:wpi="http://schemas.microsoft.com/office/word/2010/wordprocessingInk" xmlns:wne="http://schemas.microsoft.com/office/word/2006/wordml" xmlns:wps="http://schemas.microsoft.com/office/word/2010/wordprocessingShape" mc:Ignorable="w14 w15 w16se w16cid w16 w16cex w16sdtdh w16sdtfl w16du wp14">
   <w:p>
     <w:pPr>
       <w:jc w:val="center"/>
       <w:rPr>
-        <w:rFonts w:ascii="微软雅黑" w:eastAsia="微软雅黑" w:hAnsi="微软雅黑"/>
+        <w:rFonts w:ascii="微软雅黑" w:eastAsia="微软雅黑" w:hAnsi="微软雅黑" w:hint="eastAsia"/>
         <w:sz w:val="20"/>
       </w:rPr>
     </w:pPr>
@@ -12265,7 +14731,6 @@
       </w:rPr>
       <w:t xml:space="preserve">   </w:t>
     </w:r>
-    <w:proofErr w:type="spellStart"/>
     <w:r>
       <w:rPr>
         <w:rFonts w:ascii="微软雅黑" w:eastAsia="微软雅黑" w:hAnsi="微软雅黑"/>
@@ -12273,13 +14738,12 @@
       </w:rPr>
       <w:t>drill_up</w:t>
     </w:r>
-    <w:proofErr w:type="spellEnd"/>
   </w:p>
 </w:hdr>
 </file>
 
 <file path=word/styles.xml><?xml version="1.0" encoding="utf-8"?>
-<w:styles xmlns:mc="http://schemas.openxmlformats.org/markup-compatibility/2006" xmlns:r="http://schemas.openxmlformats.org/officeDocument/2006/relationships" xmlns:w="http://schemas.openxmlformats.org/wordprocessingml/2006/main" xmlns:w14="http://schemas.microsoft.com/office/word/2010/wordml" xmlns:w15="http://schemas.microsoft.com/office/word/2012/wordml" xmlns:w16cex="http://schemas.microsoft.com/office/word/2018/wordml/cex" xmlns:w16cid="http://schemas.microsoft.com/office/word/2016/wordml/cid" xmlns:w16="http://schemas.microsoft.com/office/word/2018/wordml" xmlns:w16sdtdh="http://schemas.microsoft.com/office/word/2020/wordml/sdtdatahash" xmlns:w16se="http://schemas.microsoft.com/office/word/2015/wordml/symex" mc:Ignorable="w14 w15 w16se w16cid w16 w16cex w16sdtdh">
+<w:styles xmlns:mc="http://schemas.openxmlformats.org/markup-compatibility/2006" xmlns:r="http://schemas.openxmlformats.org/officeDocument/2006/relationships" xmlns:w="http://schemas.openxmlformats.org/wordprocessingml/2006/main" xmlns:w14="http://schemas.microsoft.com/office/word/2010/wordml" xmlns:w15="http://schemas.microsoft.com/office/word/2012/wordml" xmlns:w16cex="http://schemas.microsoft.com/office/word/2018/wordml/cex" xmlns:w16cid="http://schemas.microsoft.com/office/word/2016/wordml/cid" xmlns:w16="http://schemas.microsoft.com/office/word/2018/wordml" xmlns:w16du="http://schemas.microsoft.com/office/word/2023/wordml/word16du" xmlns:w16sdtdh="http://schemas.microsoft.com/office/word/2020/wordml/sdtdatahash" xmlns:w16sdtfl="http://schemas.microsoft.com/office/word/2024/wordml/sdtformatlock" xmlns:w16se="http://schemas.microsoft.com/office/word/2015/wordml/symex" mc:Ignorable="w14 w15 w16se w16cid w16 w16cex w16sdtdh w16sdtfl w16du">
   <w:docDefaults>
     <w:rPrDefault>
       <w:rPr>
@@ -13129,6 +15593,18 @@
       <w:bCs/>
     </w:rPr>
   </w:style>
+  <w:style w:type="character" w:styleId="af7">
+    <w:name w:val="FollowedHyperlink"/>
+    <w:basedOn w:val="a0"/>
+    <w:uiPriority w:val="99"/>
+    <w:semiHidden/>
+    <w:unhideWhenUsed/>
+    <w:rsid w:val="007978E7"/>
+    <w:rPr>
+      <w:color w:val="954F72" w:themeColor="followedHyperlink"/>
+      <w:u w:val="single"/>
+    </w:rPr>
+  </w:style>
 </w:styles>
 </file>
 
